--- a/assets/AdamJarvisResume.docx
+++ b/assets/AdamJarvisResume.docx
@@ -1,6 +1,6 @@
 
 <file path=word/document.xml><?xml version="1.0" encoding="utf-8"?>
-<w:document xmlns:wpc="http://schemas.microsoft.com/office/word/2010/wordprocessingCanvas" xmlns:cx="http://schemas.microsoft.com/office/drawing/2014/chartex" xmlns:cx1="http://schemas.microsoft.com/office/drawing/2015/9/8/chartex" xmlns:cx2="http://schemas.microsoft.com/office/drawing/2015/10/21/chartex" xmlns:cx3="http://schemas.microsoft.com/office/drawing/2016/5/9/chartex" xmlns:cx4="http://schemas.microsoft.com/office/drawing/2016/5/10/chartex" xmlns:cx5="http://schemas.microsoft.com/office/drawing/2016/5/11/chartex" xmlns:cx6="http://schemas.microsoft.com/office/drawing/2016/5/12/chartex" xmlns:cx7="http://schemas.microsoft.com/office/drawing/2016/5/13/chartex" xmlns:cx8="http://schemas.microsoft.com/office/drawing/2016/5/14/chartex" xmlns:mc="http://schemas.openxmlformats.org/markup-compatibility/2006" xmlns:aink="http://schemas.microsoft.com/office/drawing/2016/ink" xmlns:am3d="http://schemas.microsoft.com/office/drawing/2017/model3d" xmlns:o="urn:schemas-microsoft-com:office:office" xmlns:oel="http://schemas.microsoft.com/office/2019/extlst" xmlns:r="http://schemas.openxmlformats.org/officeDocument/2006/relationships" xmlns:m="http://schemas.openxmlformats.org/officeDocument/2006/math" xmlns:v="urn:schemas-microsoft-com:vml" xmlns:wp14="http://schemas.microsoft.com/office/word/2010/wordprocessingDrawing" xmlns:wp="http://schemas.openxmlformats.org/drawingml/2006/wordprocessingDrawing" xmlns:w10="urn:schemas-microsoft-com:office:word" xmlns:w="http://schemas.openxmlformats.org/wordprocessingml/2006/main" xmlns:w14="http://schemas.microsoft.com/office/word/2010/wordml" xmlns:w15="http://schemas.microsoft.com/office/word/2012/wordml" xmlns:w16cex="http://schemas.microsoft.com/office/word/2018/wordml/cex" xmlns:w16cid="http://schemas.microsoft.com/office/word/2016/wordml/cid" xmlns:w16="http://schemas.microsoft.com/office/word/2018/wordml" xmlns:w16du="http://schemas.microsoft.com/office/word/2023/wordml/word16du" xmlns:w16sdtdh="http://schemas.microsoft.com/office/word/2020/wordml/sdtdatahash" xmlns:w16se="http://schemas.microsoft.com/office/word/2015/wordml/symex" xmlns:wpg="http://schemas.microsoft.com/office/word/2010/wordprocessingGroup" xmlns:wpi="http://schemas.microsoft.com/office/word/2010/wordprocessingInk" xmlns:wne="http://schemas.microsoft.com/office/word/2006/wordml" xmlns:wps="http://schemas.microsoft.com/office/word/2010/wordprocessingShape" mc:Ignorable="w14 w15 w16se w16cid w16 w16cex w16sdtdh w16du wp14">
+<w:document xmlns:wpc="http://schemas.microsoft.com/office/word/2010/wordprocessingCanvas" xmlns:cx="http://schemas.microsoft.com/office/drawing/2014/chartex" xmlns:cx1="http://schemas.microsoft.com/office/drawing/2015/9/8/chartex" xmlns:cx2="http://schemas.microsoft.com/office/drawing/2015/10/21/chartex" xmlns:cx3="http://schemas.microsoft.com/office/drawing/2016/5/9/chartex" xmlns:cx4="http://schemas.microsoft.com/office/drawing/2016/5/10/chartex" xmlns:cx5="http://schemas.microsoft.com/office/drawing/2016/5/11/chartex" xmlns:cx6="http://schemas.microsoft.com/office/drawing/2016/5/12/chartex" xmlns:cx7="http://schemas.microsoft.com/office/drawing/2016/5/13/chartex" xmlns:cx8="http://schemas.microsoft.com/office/drawing/2016/5/14/chartex" xmlns:mc="http://schemas.openxmlformats.org/markup-compatibility/2006" xmlns:aink="http://schemas.microsoft.com/office/drawing/2016/ink" xmlns:am3d="http://schemas.microsoft.com/office/drawing/2017/model3d" xmlns:o="urn:schemas-microsoft-com:office:office" xmlns:oel="http://schemas.microsoft.com/office/2019/extlst" xmlns:r="http://schemas.openxmlformats.org/officeDocument/2006/relationships" xmlns:m="http://schemas.openxmlformats.org/officeDocument/2006/math" xmlns:v="urn:schemas-microsoft-com:vml" xmlns:wp14="http://schemas.microsoft.com/office/word/2010/wordprocessingDrawing" xmlns:wp="http://schemas.openxmlformats.org/drawingml/2006/wordprocessingDrawing" xmlns:w10="urn:schemas-microsoft-com:office:word" xmlns:w="http://schemas.openxmlformats.org/wordprocessingml/2006/main" xmlns:w14="http://schemas.microsoft.com/office/word/2010/wordml" xmlns:w15="http://schemas.microsoft.com/office/word/2012/wordml" xmlns:w16cex="http://schemas.microsoft.com/office/word/2018/wordml/cex" xmlns:w16cid="http://schemas.microsoft.com/office/word/2016/wordml/cid" xmlns:w16="http://schemas.microsoft.com/office/word/2018/wordml" xmlns:w16du="http://schemas.microsoft.com/office/word/2023/wordml/word16du" xmlns:w16sdtdh="http://schemas.microsoft.com/office/word/2020/wordml/sdtdatahash" xmlns:w16sdtfl="http://schemas.microsoft.com/office/word/2024/wordml/sdtformatlock" xmlns:w16se="http://schemas.microsoft.com/office/word/2015/wordml/symex" xmlns:wpg="http://schemas.microsoft.com/office/word/2010/wordprocessingGroup" xmlns:wpi="http://schemas.microsoft.com/office/word/2010/wordprocessingInk" xmlns:wne="http://schemas.microsoft.com/office/word/2006/wordml" xmlns:wps="http://schemas.microsoft.com/office/word/2010/wordprocessingShape" mc:Ignorable="w14 w15 w16se w16cid w16 w16cex w16sdtdh w16sdtfl w16du wp14">
   <w:body>
     <w:p>
       <w:pPr>
@@ -158,7 +158,6 @@
         </w:rPr>
         <w:t>-</w:t>
       </w:r>
-      <w:proofErr w:type="gramStart"/>
       <w:r>
         <w:rPr>
           <w:rFonts w:ascii="Ubuntu" w:hAnsi="Ubuntu"/>
@@ -191,7 +190,6 @@
         </w:rPr>
         <w:t>•</w:t>
       </w:r>
-      <w:proofErr w:type="gramEnd"/>
       <w:r>
         <w:rPr>
           <w:rFonts w:ascii="Ubuntu" w:hAnsi="Ubuntu"/>
@@ -774,139 +772,27 @@
           <w:sz w:val="20"/>
           <w:szCs w:val="20"/>
         </w:rPr>
-        <w:t>LCS</w:t>
-      </w:r>
-      <w:r>
-        <w:rPr>
-          <w:rFonts w:ascii="Ubuntu" w:hAnsi="Ubuntu"/>
-          <w:bCs/>
-          <w:sz w:val="20"/>
-          <w:szCs w:val="20"/>
-        </w:rPr>
-        <w:t xml:space="preserve"> </w:t>
-      </w:r>
-      <w:r>
-        <w:rPr>
-          <w:rFonts w:ascii="Ubuntu" w:hAnsi="Ubuntu"/>
-          <w:bCs/>
-          <w:sz w:val="20"/>
-          <w:szCs w:val="20"/>
-        </w:rPr>
-        <w:t>is a software company</w:t>
-      </w:r>
-      <w:r>
-        <w:rPr>
-          <w:rFonts w:ascii="Ubuntu" w:hAnsi="Ubuntu"/>
-          <w:bCs/>
-          <w:sz w:val="20"/>
-          <w:szCs w:val="20"/>
-        </w:rPr>
-        <w:t xml:space="preserve"> that </w:t>
-      </w:r>
-      <w:r>
-        <w:rPr>
-          <w:rFonts w:ascii="Ubuntu" w:hAnsi="Ubuntu"/>
-          <w:bCs/>
-          <w:sz w:val="20"/>
-          <w:szCs w:val="20"/>
-        </w:rPr>
-        <w:t>offers</w:t>
-      </w:r>
-      <w:r>
-        <w:rPr>
-          <w:rFonts w:ascii="Ubuntu" w:hAnsi="Ubuntu"/>
-          <w:bCs/>
-          <w:sz w:val="20"/>
-          <w:szCs w:val="20"/>
-        </w:rPr>
-        <w:t xml:space="preserve"> </w:t>
-      </w:r>
-      <w:r>
-        <w:rPr>
-          <w:rFonts w:ascii="Ubuntu" w:hAnsi="Ubuntu"/>
-          <w:bCs/>
-          <w:sz w:val="20"/>
-          <w:szCs w:val="20"/>
-        </w:rPr>
-        <w:t xml:space="preserve">several </w:t>
-      </w:r>
-      <w:r>
-        <w:rPr>
-          <w:rFonts w:ascii="Ubuntu" w:hAnsi="Ubuntu"/>
-          <w:bCs/>
-          <w:sz w:val="20"/>
-          <w:szCs w:val="20"/>
-        </w:rPr>
-        <w:t xml:space="preserve">IT </w:t>
-      </w:r>
-      <w:r>
-        <w:rPr>
-          <w:rFonts w:ascii="Ubuntu" w:hAnsi="Ubuntu"/>
-          <w:bCs/>
-          <w:sz w:val="20"/>
-          <w:szCs w:val="20"/>
-        </w:rPr>
-        <w:t>services</w:t>
-      </w:r>
-      <w:r>
-        <w:rPr>
-          <w:rFonts w:ascii="Ubuntu" w:hAnsi="Ubuntu"/>
-          <w:bCs/>
-          <w:sz w:val="20"/>
-          <w:szCs w:val="20"/>
-        </w:rPr>
-        <w:t xml:space="preserve"> including Rent Manager, NDT, and more</w:t>
-      </w:r>
-      <w:r>
-        <w:rPr>
-          <w:rFonts w:ascii="Ubuntu" w:hAnsi="Ubuntu"/>
-          <w:bCs/>
-          <w:sz w:val="20"/>
-          <w:szCs w:val="20"/>
-        </w:rPr>
-        <w:t xml:space="preserve"> </w:t>
-      </w:r>
-      <w:r>
-        <w:rPr>
-          <w:rFonts w:ascii="Ubuntu" w:hAnsi="Ubuntu"/>
-          <w:bCs/>
-          <w:sz w:val="20"/>
-          <w:szCs w:val="20"/>
-        </w:rPr>
-        <w:t>(</w:t>
-      </w:r>
-      <w:hyperlink r:id="rId10" w:history="1">
-        <w:r>
-          <w:rPr>
-            <w:rStyle w:val="Hyperlink"/>
-            <w:rFonts w:ascii="Ubuntu" w:hAnsi="Ubuntu"/>
-            <w:bCs/>
-            <w:sz w:val="20"/>
-            <w:szCs w:val="20"/>
-            <w:u w:val="none"/>
-          </w:rPr>
-          <w:t>lcs</w:t>
-        </w:r>
-        <w:r>
-          <w:rPr>
-            <w:rStyle w:val="Hyperlink"/>
-            <w:rFonts w:ascii="Ubuntu" w:hAnsi="Ubuntu"/>
-            <w:bCs/>
-            <w:sz w:val="20"/>
-            <w:szCs w:val="20"/>
-            <w:u w:val="none"/>
-          </w:rPr>
-          <w:t>.com</w:t>
-        </w:r>
-      </w:hyperlink>
-      <w:r>
-        <w:rPr>
-          <w:rFonts w:ascii="Ubuntu" w:hAnsi="Ubuntu"/>
-          <w:bCs/>
-          <w:sz w:val="20"/>
-          <w:szCs w:val="20"/>
-        </w:rPr>
-        <w:t>).</w:t>
+        <w:t xml:space="preserve">Develop and maintain Net Dial Tone (NDT), a VoIP telephone platform built using Asterisk, </w:t>
+      </w:r>
+      <w:proofErr w:type="spellStart"/>
+      <w:r>
+        <w:rPr>
+          <w:rFonts w:ascii="Ubuntu" w:hAnsi="Ubuntu"/>
+          <w:bCs/>
+          <w:sz w:val="20"/>
+          <w:szCs w:val="20"/>
+        </w:rPr>
+        <w:t>OpenSIPS</w:t>
+      </w:r>
+      <w:proofErr w:type="spellEnd"/>
+      <w:r>
+        <w:rPr>
+          <w:rFonts w:ascii="Ubuntu" w:hAnsi="Ubuntu"/>
+          <w:bCs/>
+          <w:sz w:val="20"/>
+          <w:szCs w:val="20"/>
+        </w:rPr>
+        <w:t>, Node.js/TypeScript, C# .NET, Angular, and Kubernetes.</w:t>
       </w:r>
     </w:p>
     <w:p>
@@ -931,113 +817,7 @@
           <w:sz w:val="20"/>
           <w:szCs w:val="20"/>
         </w:rPr>
-        <w:t>As developer, I c</w:t>
-      </w:r>
-      <w:r>
-        <w:rPr>
-          <w:rFonts w:ascii="Ubuntu" w:hAnsi="Ubuntu"/>
-          <w:bCs/>
-          <w:sz w:val="20"/>
-          <w:szCs w:val="20"/>
-        </w:rPr>
-        <w:t xml:space="preserve">ollaborated with </w:t>
-      </w:r>
-      <w:r>
-        <w:rPr>
-          <w:rFonts w:ascii="Ubuntu" w:hAnsi="Ubuntu"/>
-          <w:bCs/>
-          <w:sz w:val="20"/>
-          <w:szCs w:val="20"/>
-        </w:rPr>
-        <w:t xml:space="preserve">my team to develop </w:t>
-      </w:r>
-      <w:r>
-        <w:rPr>
-          <w:rFonts w:ascii="Ubuntu" w:hAnsi="Ubuntu"/>
-          <w:bCs/>
-          <w:sz w:val="20"/>
-          <w:szCs w:val="20"/>
-        </w:rPr>
-        <w:t>Net Dial Tone (NDT)</w:t>
-      </w:r>
-      <w:r>
-        <w:rPr>
-          <w:rFonts w:ascii="Ubuntu" w:hAnsi="Ubuntu"/>
-          <w:bCs/>
-          <w:sz w:val="20"/>
-          <w:szCs w:val="20"/>
-        </w:rPr>
-        <w:t xml:space="preserve">, </w:t>
-      </w:r>
-      <w:r>
-        <w:rPr>
-          <w:rFonts w:ascii="Ubuntu" w:hAnsi="Ubuntu"/>
-          <w:bCs/>
-          <w:sz w:val="20"/>
-          <w:szCs w:val="20"/>
-        </w:rPr>
-        <w:t xml:space="preserve">a </w:t>
-      </w:r>
-      <w:r>
-        <w:rPr>
-          <w:rFonts w:ascii="Ubuntu" w:hAnsi="Ubuntu"/>
-          <w:bCs/>
-          <w:sz w:val="20"/>
-          <w:szCs w:val="20"/>
-        </w:rPr>
-        <w:t xml:space="preserve">VoIP telephone </w:t>
-      </w:r>
-      <w:r>
-        <w:rPr>
-          <w:rFonts w:ascii="Ubuntu" w:hAnsi="Ubuntu"/>
-          <w:bCs/>
-          <w:sz w:val="20"/>
-          <w:szCs w:val="20"/>
-        </w:rPr>
-        <w:t>solution.</w:t>
-      </w:r>
-    </w:p>
-    <w:p>
-      <w:pPr>
-        <w:pStyle w:val="Default"/>
-        <w:numPr>
-          <w:ilvl w:val="1"/>
-          <w:numId w:val="19"/>
-        </w:numPr>
-        <w:spacing w:after="10" w:line="252" w:lineRule="auto"/>
-        <w:rPr>
-          <w:rFonts w:ascii="Ubuntu" w:hAnsi="Ubuntu"/>
-          <w:bCs/>
-          <w:sz w:val="20"/>
-          <w:szCs w:val="20"/>
-        </w:rPr>
-      </w:pPr>
-      <w:r>
-        <w:rPr>
-          <w:rFonts w:ascii="Ubuntu" w:hAnsi="Ubuntu"/>
-          <w:bCs/>
-          <w:sz w:val="20"/>
-          <w:szCs w:val="20"/>
-        </w:rPr>
-        <w:t>Built</w:t>
-      </w:r>
-      <w:r>
-        <w:rPr>
-          <w:rFonts w:ascii="Ubuntu" w:hAnsi="Ubuntu"/>
-          <w:bCs/>
-          <w:sz w:val="20"/>
-          <w:szCs w:val="20"/>
-        </w:rPr>
-        <w:t xml:space="preserve"> </w:t>
-      </w:r>
-      <w:r>
-        <w:rPr>
-          <w:rFonts w:ascii="Ubuntu" w:hAnsi="Ubuntu"/>
-          <w:bCs/>
-          <w:sz w:val="20"/>
-          <w:szCs w:val="20"/>
-        </w:rPr>
-        <w:t xml:space="preserve">using </w:t>
+        <w:t xml:space="preserve">Designed and developed a configurable state machine for creating complex Asterisk ARI call flows and </w:t>
       </w:r>
       <w:proofErr w:type="spellStart"/>
       <w:r>
@@ -1047,162 +827,9 @@
           <w:sz w:val="20"/>
           <w:szCs w:val="20"/>
         </w:rPr>
-        <w:t>OpenSIPS</w:t>
+        <w:t>dialplans</w:t>
       </w:r>
       <w:proofErr w:type="spellEnd"/>
-      <w:r>
-        <w:rPr>
-          <w:rFonts w:ascii="Ubuntu" w:hAnsi="Ubuntu"/>
-          <w:bCs/>
-          <w:sz w:val="20"/>
-          <w:szCs w:val="20"/>
-        </w:rPr>
-        <w:t xml:space="preserve">, </w:t>
-      </w:r>
-      <w:r>
-        <w:rPr>
-          <w:rFonts w:ascii="Ubuntu" w:hAnsi="Ubuntu"/>
-          <w:bCs/>
-          <w:sz w:val="20"/>
-          <w:szCs w:val="20"/>
-        </w:rPr>
-        <w:t>Asterisk</w:t>
-      </w:r>
-      <w:r>
-        <w:rPr>
-          <w:rFonts w:ascii="Ubuntu" w:hAnsi="Ubuntu"/>
-          <w:bCs/>
-          <w:sz w:val="20"/>
-          <w:szCs w:val="20"/>
-        </w:rPr>
-        <w:t xml:space="preserve"> with </w:t>
-      </w:r>
-      <w:r>
-        <w:rPr>
-          <w:rFonts w:ascii="Ubuntu" w:hAnsi="Ubuntu"/>
-          <w:bCs/>
-          <w:sz w:val="20"/>
-          <w:szCs w:val="20"/>
-        </w:rPr>
-        <w:t>ARI (Asterisk REST Interface)</w:t>
-      </w:r>
-      <w:r>
-        <w:rPr>
-          <w:rFonts w:ascii="Ubuntu" w:hAnsi="Ubuntu"/>
-          <w:bCs/>
-          <w:sz w:val="20"/>
-          <w:szCs w:val="20"/>
-        </w:rPr>
-        <w:t xml:space="preserve">, </w:t>
-      </w:r>
-      <w:r>
-        <w:rPr>
-          <w:rFonts w:ascii="Ubuntu" w:hAnsi="Ubuntu"/>
-          <w:bCs/>
-          <w:sz w:val="20"/>
-          <w:szCs w:val="20"/>
-        </w:rPr>
-        <w:t>Angular</w:t>
-      </w:r>
-      <w:r>
-        <w:rPr>
-          <w:rFonts w:ascii="Ubuntu" w:hAnsi="Ubuntu"/>
-          <w:bCs/>
-          <w:sz w:val="20"/>
-          <w:szCs w:val="20"/>
-        </w:rPr>
-        <w:t xml:space="preserve"> </w:t>
-      </w:r>
-      <w:r>
-        <w:rPr>
-          <w:rFonts w:ascii="Ubuntu" w:hAnsi="Ubuntu"/>
-          <w:bCs/>
-          <w:sz w:val="20"/>
-          <w:szCs w:val="20"/>
-        </w:rPr>
-        <w:t>NgRx</w:t>
-      </w:r>
-      <w:r>
-        <w:rPr>
-          <w:rFonts w:ascii="Ubuntu" w:hAnsi="Ubuntu"/>
-          <w:bCs/>
-          <w:sz w:val="20"/>
-          <w:szCs w:val="20"/>
-        </w:rPr>
-        <w:t>,</w:t>
-      </w:r>
-      <w:r>
-        <w:rPr>
-          <w:rFonts w:ascii="Ubuntu" w:hAnsi="Ubuntu"/>
-          <w:bCs/>
-          <w:sz w:val="20"/>
-          <w:szCs w:val="20"/>
-        </w:rPr>
-        <w:t xml:space="preserve"> C#</w:t>
-      </w:r>
-      <w:r>
-        <w:rPr>
-          <w:rFonts w:ascii="Ubuntu" w:hAnsi="Ubuntu"/>
-          <w:bCs/>
-          <w:sz w:val="20"/>
-          <w:szCs w:val="20"/>
-        </w:rPr>
-        <w:t xml:space="preserve"> </w:t>
-      </w:r>
-      <w:r>
-        <w:rPr>
-          <w:rFonts w:ascii="Ubuntu" w:hAnsi="Ubuntu"/>
-          <w:bCs/>
-          <w:sz w:val="20"/>
-          <w:szCs w:val="20"/>
-        </w:rPr>
-        <w:t xml:space="preserve">.NET, </w:t>
-      </w:r>
-      <w:r>
-        <w:rPr>
-          <w:rFonts w:ascii="Ubuntu" w:hAnsi="Ubuntu"/>
-          <w:bCs/>
-          <w:sz w:val="20"/>
-          <w:szCs w:val="20"/>
-        </w:rPr>
-        <w:t>Node.js</w:t>
-      </w:r>
-      <w:r>
-        <w:rPr>
-          <w:rFonts w:ascii="Ubuntu" w:hAnsi="Ubuntu"/>
-          <w:bCs/>
-          <w:sz w:val="20"/>
-          <w:szCs w:val="20"/>
-        </w:rPr>
-        <w:t>,</w:t>
-      </w:r>
-      <w:r>
-        <w:rPr>
-          <w:rFonts w:ascii="Ubuntu" w:hAnsi="Ubuntu"/>
-          <w:bCs/>
-          <w:sz w:val="20"/>
-          <w:szCs w:val="20"/>
-        </w:rPr>
-        <w:t xml:space="preserve"> </w:t>
-      </w:r>
-      <w:r>
-        <w:rPr>
-          <w:rFonts w:ascii="Ubuntu" w:hAnsi="Ubuntu"/>
-          <w:bCs/>
-          <w:sz w:val="20"/>
-          <w:szCs w:val="20"/>
-        </w:rPr>
-        <w:t xml:space="preserve">and </w:t>
-      </w:r>
-      <w:r>
-        <w:rPr>
-          <w:rFonts w:ascii="Ubuntu" w:hAnsi="Ubuntu"/>
-          <w:bCs/>
-          <w:sz w:val="20"/>
-          <w:szCs w:val="20"/>
-        </w:rPr>
-        <w:t>K8s</w:t>
-      </w:r>
       <w:r>
         <w:rPr>
           <w:rFonts w:ascii="Ubuntu" w:hAnsi="Ubuntu"/>
@@ -1238,48 +865,17 @@
           <w:sz w:val="20"/>
           <w:szCs w:val="20"/>
         </w:rPr>
-        <w:t xml:space="preserve">Spearheaded the development of a configurable state machine </w:t>
-      </w:r>
-      <w:r>
-        <w:rPr>
-          <w:rFonts w:ascii="Ubuntu" w:hAnsi="Ubuntu" w:cs="Times New Roman"/>
-          <w:bCs/>
-          <w:color w:val="000000"/>
-          <w:sz w:val="20"/>
-          <w:szCs w:val="20"/>
-        </w:rPr>
-        <w:t>capable of</w:t>
-      </w:r>
-      <w:r>
-        <w:rPr>
-          <w:rFonts w:ascii="Ubuntu" w:hAnsi="Ubuntu" w:cs="Times New Roman"/>
-          <w:bCs/>
-          <w:color w:val="000000"/>
-          <w:sz w:val="20"/>
-          <w:szCs w:val="20"/>
-        </w:rPr>
-        <w:t xml:space="preserve"> creating complex ARI dialplans</w:t>
-      </w:r>
-      <w:r>
-        <w:rPr>
-          <w:rFonts w:ascii="Ubuntu" w:hAnsi="Ubuntu" w:cs="Times New Roman"/>
-          <w:bCs/>
-          <w:color w:val="000000"/>
-          <w:sz w:val="20"/>
-          <w:szCs w:val="20"/>
-        </w:rPr>
-        <w:t>.</w:t>
+        <w:t>Built and refined front-end features for call routing, queues, voicemail, and other telephone-system configuration, including interactive visualizations for complex call flows.</w:t>
       </w:r>
     </w:p>
     <w:p>
       <w:pPr>
         <w:pStyle w:val="ListParagraph"/>
         <w:numPr>
-          <w:ilvl w:val="1"/>
+          <w:ilvl w:val="0"/>
           <w:numId w:val="19"/>
         </w:numPr>
         <w:spacing w:after="10"/>
-        <w:contextualSpacing w:val="0"/>
         <w:rPr>
           <w:rFonts w:ascii="Ubuntu" w:hAnsi="Ubuntu" w:cs="Times New Roman"/>
           <w:bCs/>
@@ -1296,112 +892,16 @@
           <w:sz w:val="20"/>
           <w:szCs w:val="20"/>
         </w:rPr>
-        <w:t>Also d</w:t>
-      </w:r>
-      <w:r>
-        <w:rPr>
-          <w:rFonts w:ascii="Ubuntu" w:hAnsi="Ubuntu" w:cs="Times New Roman"/>
-          <w:bCs/>
-          <w:color w:val="000000"/>
-          <w:sz w:val="20"/>
-          <w:szCs w:val="20"/>
-        </w:rPr>
-        <w:t>esigned advanced front-end Angular components, added backend API endpoints</w:t>
-      </w:r>
-      <w:r>
-        <w:rPr>
-          <w:rFonts w:ascii="Ubuntu" w:hAnsi="Ubuntu" w:cs="Times New Roman"/>
-          <w:bCs/>
-          <w:color w:val="000000"/>
-          <w:sz w:val="20"/>
-          <w:szCs w:val="20"/>
-        </w:rPr>
-        <w:t xml:space="preserve"> &amp; business logic</w:t>
-      </w:r>
-      <w:r>
-        <w:rPr>
-          <w:rFonts w:ascii="Ubuntu" w:hAnsi="Ubuntu" w:cs="Times New Roman"/>
-          <w:bCs/>
-          <w:color w:val="000000"/>
-          <w:sz w:val="20"/>
-          <w:szCs w:val="20"/>
-        </w:rPr>
-        <w:t xml:space="preserve">, </w:t>
-      </w:r>
-      <w:r>
-        <w:rPr>
-          <w:rFonts w:ascii="Ubuntu" w:hAnsi="Ubuntu" w:cs="Times New Roman"/>
-          <w:bCs/>
-          <w:color w:val="000000"/>
-          <w:sz w:val="20"/>
-          <w:szCs w:val="20"/>
-        </w:rPr>
-        <w:t xml:space="preserve">implemented cross-platform web sockets, </w:t>
-      </w:r>
-      <w:r>
-        <w:rPr>
-          <w:rFonts w:ascii="Ubuntu" w:hAnsi="Ubuntu" w:cs="Times New Roman"/>
-          <w:bCs/>
-          <w:color w:val="000000"/>
-          <w:sz w:val="20"/>
-          <w:szCs w:val="20"/>
-        </w:rPr>
-        <w:t xml:space="preserve">wrote </w:t>
-      </w:r>
-      <w:r>
-        <w:rPr>
-          <w:rFonts w:ascii="Ubuntu" w:hAnsi="Ubuntu" w:cs="Times New Roman"/>
-          <w:bCs/>
-          <w:color w:val="000000"/>
-          <w:sz w:val="20"/>
-          <w:szCs w:val="20"/>
-        </w:rPr>
-        <w:t>integration</w:t>
-      </w:r>
-      <w:r>
-        <w:rPr>
-          <w:rFonts w:ascii="Ubuntu" w:hAnsi="Ubuntu" w:cs="Times New Roman"/>
-          <w:bCs/>
-          <w:color w:val="000000"/>
-          <w:sz w:val="20"/>
-          <w:szCs w:val="20"/>
-        </w:rPr>
-        <w:t xml:space="preserve"> &amp; </w:t>
-      </w:r>
-      <w:r>
-        <w:rPr>
-          <w:rFonts w:ascii="Ubuntu" w:hAnsi="Ubuntu" w:cs="Times New Roman"/>
-          <w:bCs/>
-          <w:color w:val="000000"/>
-          <w:sz w:val="20"/>
-          <w:szCs w:val="20"/>
-        </w:rPr>
-        <w:t>unit</w:t>
-      </w:r>
-      <w:r>
-        <w:rPr>
-          <w:rFonts w:ascii="Ubuntu" w:hAnsi="Ubuntu" w:cs="Times New Roman"/>
-          <w:bCs/>
-          <w:color w:val="000000"/>
-          <w:sz w:val="20"/>
-          <w:szCs w:val="20"/>
-        </w:rPr>
-        <w:t xml:space="preserve"> tests, and </w:t>
-      </w:r>
-      <w:r>
-        <w:rPr>
-          <w:rFonts w:ascii="Ubuntu" w:hAnsi="Ubuntu" w:cs="Times New Roman"/>
-          <w:bCs/>
-          <w:color w:val="000000"/>
-          <w:sz w:val="20"/>
-          <w:szCs w:val="20"/>
-        </w:rPr>
-        <w:t>created CI/CD pipelines.</w:t>
+        <w:t>Added backend API endpoints and business logic, implemented real-time WebSocket communication, and wrote integration and unit tests.</w:t>
       </w:r>
     </w:p>
     <w:p>
       <w:pPr>
         <w:pStyle w:val="Default"/>
+        <w:numPr>
+          <w:ilvl w:val="0"/>
+          <w:numId w:val="19"/>
+        </w:numPr>
         <w:spacing w:line="252" w:lineRule="auto"/>
         <w:rPr>
           <w:rFonts w:ascii="Ubuntu" w:hAnsi="Ubuntu"/>
@@ -1410,6 +910,50 @@
           <w:color w:val="auto"/>
           <w:sz w:val="14"/>
           <w:szCs w:val="18"/>
+        </w:rPr>
+      </w:pPr>
+      <w:r>
+        <w:rPr>
+          <w:rFonts w:ascii="Ubuntu" w:hAnsi="Ubuntu"/>
+          <w:bCs/>
+          <w:sz w:val="20"/>
+          <w:szCs w:val="20"/>
+        </w:rPr>
+        <w:t xml:space="preserve">Worked across the application stack to troubleshoot and improve behavior involving Asterisk ARI/AMI, </w:t>
+      </w:r>
+      <w:proofErr w:type="spellStart"/>
+      <w:r>
+        <w:rPr>
+          <w:rFonts w:ascii="Ubuntu" w:hAnsi="Ubuntu"/>
+          <w:bCs/>
+          <w:sz w:val="20"/>
+          <w:szCs w:val="20"/>
+        </w:rPr>
+        <w:t>OpenSIPS</w:t>
+      </w:r>
+      <w:proofErr w:type="spellEnd"/>
+      <w:r>
+        <w:rPr>
+          <w:rFonts w:ascii="Ubuntu" w:hAnsi="Ubuntu"/>
+          <w:bCs/>
+          <w:sz w:val="20"/>
+          <w:szCs w:val="20"/>
+        </w:rPr>
+        <w:t>, web applications, APIs, and supporting services.</w:t>
+      </w:r>
+    </w:p>
+    <w:p>
+      <w:pPr>
+        <w:pStyle w:val="Default"/>
+        <w:spacing w:line="252" w:lineRule="auto"/>
+        <w:ind w:left="360"/>
+        <w:rPr>
+          <w:rFonts w:ascii="Ubuntu" w:hAnsi="Ubuntu"/>
+          <w:b/>
+          <w:bCs/>
+          <w:color w:val="auto"/>
+          <w:sz w:val="16"/>
+          <w:szCs w:val="16"/>
         </w:rPr>
       </w:pPr>
     </w:p>
@@ -1872,76 +1416,48 @@
           <w:sz w:val="20"/>
           <w:szCs w:val="20"/>
         </w:rPr>
-        <w:t>MWA is a c</w:t>
-      </w:r>
-      <w:r>
-        <w:rPr>
-          <w:rFonts w:ascii="Ubuntu" w:hAnsi="Ubuntu"/>
-          <w:bCs/>
-          <w:color w:val="auto"/>
-          <w:sz w:val="20"/>
-          <w:szCs w:val="20"/>
-        </w:rPr>
-        <w:t>omputer consultant</w:t>
-      </w:r>
-      <w:r>
-        <w:rPr>
-          <w:rFonts w:ascii="Ubuntu" w:hAnsi="Ubuntu"/>
-          <w:bCs/>
-          <w:color w:val="auto"/>
-          <w:sz w:val="20"/>
-          <w:szCs w:val="20"/>
-        </w:rPr>
-        <w:t xml:space="preserve"> company that delivers ERP</w:t>
-      </w:r>
-      <w:r>
-        <w:rPr>
-          <w:rFonts w:ascii="Ubuntu" w:hAnsi="Ubuntu"/>
-          <w:bCs/>
-          <w:color w:val="auto"/>
-          <w:sz w:val="20"/>
-          <w:szCs w:val="20"/>
-        </w:rPr>
-        <w:t xml:space="preserve"> &amp; </w:t>
-      </w:r>
-      <w:r>
-        <w:rPr>
-          <w:rFonts w:ascii="Ubuntu" w:hAnsi="Ubuntu"/>
-          <w:bCs/>
-          <w:color w:val="auto"/>
-          <w:sz w:val="20"/>
-          <w:szCs w:val="20"/>
-        </w:rPr>
-        <w:t>CRM solutions to their clients (</w:t>
-      </w:r>
-      <w:hyperlink r:id="rId11" w:history="1">
-        <w:r>
-          <w:rPr>
-            <w:rStyle w:val="Hyperlink"/>
-            <w:rFonts w:ascii="Ubuntu" w:hAnsi="Ubuntu"/>
-            <w:bCs/>
-            <w:sz w:val="20"/>
-            <w:szCs w:val="20"/>
-            <w:u w:val="none"/>
-          </w:rPr>
-          <w:t>martinandassoc.com</w:t>
-        </w:r>
-      </w:hyperlink>
-      <w:r>
-        <w:rPr>
-          <w:rFonts w:ascii="Ubuntu" w:hAnsi="Ubuntu"/>
-          <w:bCs/>
-          <w:color w:val="auto"/>
-          <w:sz w:val="20"/>
-          <w:szCs w:val="20"/>
-        </w:rPr>
-        <w:t>)</w:t>
-      </w:r>
-      <w:r>
-        <w:rPr>
-          <w:rFonts w:ascii="Ubuntu" w:hAnsi="Ubuntu"/>
-          <w:bCs/>
-          <w:color w:val="auto"/>
+        <w:t>Led the development of integration services connecting ERP and CRM software used by clients.</w:t>
+      </w:r>
+    </w:p>
+    <w:p>
+      <w:pPr>
+        <w:pStyle w:val="ListParagraph"/>
+        <w:numPr>
+          <w:ilvl w:val="0"/>
+          <w:numId w:val="13"/>
+        </w:numPr>
+        <w:spacing w:after="10"/>
+        <w:rPr>
+          <w:rFonts w:ascii="Ubuntu" w:hAnsi="Ubuntu" w:cs="Times New Roman"/>
+          <w:bCs/>
+          <w:sz w:val="20"/>
+          <w:szCs w:val="20"/>
+        </w:rPr>
+      </w:pPr>
+      <w:r>
+        <w:rPr>
+          <w:rFonts w:ascii="Ubuntu" w:hAnsi="Ubuntu" w:cs="Times New Roman"/>
+          <w:bCs/>
+          <w:sz w:val="20"/>
+          <w:szCs w:val="20"/>
+        </w:rPr>
+        <w:t xml:space="preserve">Built integrations using C# .NET, REST APIs, Quartz.NET, and </w:t>
+      </w:r>
+      <w:proofErr w:type="spellStart"/>
+      <w:r>
+        <w:rPr>
+          <w:rFonts w:ascii="Ubuntu" w:hAnsi="Ubuntu" w:cs="Times New Roman"/>
+          <w:bCs/>
+          <w:sz w:val="20"/>
+          <w:szCs w:val="20"/>
+        </w:rPr>
+        <w:t>ProvideX</w:t>
+      </w:r>
+      <w:proofErr w:type="spellEnd"/>
+      <w:r>
+        <w:rPr>
+          <w:rFonts w:ascii="Ubuntu" w:hAnsi="Ubuntu" w:cs="Times New Roman"/>
+          <w:bCs/>
           <w:sz w:val="20"/>
           <w:szCs w:val="20"/>
         </w:rPr>
@@ -1972,224 +1488,29 @@
           <w:sz w:val="20"/>
           <w:szCs w:val="20"/>
         </w:rPr>
-        <w:t xml:space="preserve">I led the development of integration services connecting ERP and CRM software </w:t>
-      </w:r>
-      <w:r>
-        <w:rPr>
-          <w:rFonts w:ascii="Ubuntu" w:hAnsi="Ubuntu"/>
-          <w:bCs/>
-          <w:color w:val="auto"/>
-          <w:sz w:val="20"/>
-          <w:szCs w:val="20"/>
-        </w:rPr>
-        <w:t>purchased by our</w:t>
-      </w:r>
-      <w:r>
-        <w:rPr>
-          <w:rFonts w:ascii="Ubuntu" w:hAnsi="Ubuntu"/>
-          <w:bCs/>
-          <w:color w:val="auto"/>
-          <w:sz w:val="20"/>
-          <w:szCs w:val="20"/>
-        </w:rPr>
-        <w:t xml:space="preserve"> clients</w:t>
-      </w:r>
-      <w:r>
-        <w:rPr>
-          <w:rFonts w:ascii="Ubuntu" w:hAnsi="Ubuntu"/>
-          <w:bCs/>
-          <w:color w:val="auto"/>
-          <w:sz w:val="20"/>
-          <w:szCs w:val="20"/>
-        </w:rPr>
-        <w:t>.</w:t>
-      </w:r>
-      <w:r>
-        <w:rPr>
-          <w:rFonts w:ascii="Ubuntu" w:hAnsi="Ubuntu"/>
-          <w:bCs/>
-          <w:color w:val="auto"/>
-          <w:sz w:val="20"/>
-          <w:szCs w:val="20"/>
-        </w:rPr>
-        <w:t xml:space="preserve"> </w:t>
-      </w:r>
-    </w:p>
-    <w:p>
-      <w:pPr>
-        <w:pStyle w:val="ListParagraph"/>
-        <w:numPr>
-          <w:ilvl w:val="1"/>
-          <w:numId w:val="13"/>
-        </w:numPr>
-        <w:spacing w:after="10"/>
-        <w:contextualSpacing w:val="0"/>
-        <w:rPr>
-          <w:rFonts w:ascii="Ubuntu" w:hAnsi="Ubuntu" w:cs="Times New Roman"/>
-          <w:bCs/>
-          <w:sz w:val="20"/>
-          <w:szCs w:val="20"/>
-        </w:rPr>
-      </w:pPr>
-      <w:r>
-        <w:rPr>
-          <w:rFonts w:ascii="Ubuntu" w:hAnsi="Ubuntu" w:cs="Times New Roman"/>
-          <w:bCs/>
-          <w:sz w:val="20"/>
-          <w:szCs w:val="20"/>
-        </w:rPr>
-        <w:t>Created u</w:t>
-      </w:r>
-      <w:r>
-        <w:rPr>
-          <w:rFonts w:ascii="Ubuntu" w:hAnsi="Ubuntu" w:cs="Times New Roman"/>
-          <w:bCs/>
-          <w:sz w:val="20"/>
-          <w:szCs w:val="20"/>
-        </w:rPr>
-        <w:t>s</w:t>
-      </w:r>
-      <w:r>
-        <w:rPr>
-          <w:rFonts w:ascii="Ubuntu" w:hAnsi="Ubuntu" w:cs="Times New Roman"/>
-          <w:bCs/>
-          <w:sz w:val="20"/>
-          <w:szCs w:val="20"/>
-        </w:rPr>
-        <w:t>ing</w:t>
-      </w:r>
-      <w:r>
-        <w:rPr>
-          <w:rFonts w:ascii="Ubuntu" w:hAnsi="Ubuntu" w:cs="Times New Roman"/>
-          <w:bCs/>
-          <w:sz w:val="20"/>
-          <w:szCs w:val="20"/>
-        </w:rPr>
-        <w:t xml:space="preserve"> </w:t>
-      </w:r>
-      <w:r>
-        <w:rPr>
-          <w:rFonts w:ascii="Ubuntu" w:hAnsi="Ubuntu" w:cs="Times New Roman"/>
-          <w:bCs/>
-          <w:sz w:val="20"/>
-          <w:szCs w:val="20"/>
-        </w:rPr>
-        <w:t>C# .NET</w:t>
-      </w:r>
-      <w:r>
-        <w:rPr>
-          <w:rFonts w:ascii="Ubuntu" w:hAnsi="Ubuntu" w:cs="Times New Roman"/>
-          <w:bCs/>
-          <w:sz w:val="20"/>
-          <w:szCs w:val="20"/>
-        </w:rPr>
-        <w:t xml:space="preserve">, </w:t>
-      </w:r>
-      <w:r>
-        <w:rPr>
-          <w:rFonts w:ascii="Ubuntu" w:hAnsi="Ubuntu" w:cs="Times New Roman"/>
-          <w:bCs/>
-          <w:sz w:val="20"/>
-          <w:szCs w:val="20"/>
-        </w:rPr>
-        <w:t xml:space="preserve">multiple </w:t>
-      </w:r>
-      <w:r>
-        <w:rPr>
-          <w:rFonts w:ascii="Ubuntu" w:hAnsi="Ubuntu" w:cs="Times New Roman"/>
-          <w:bCs/>
-          <w:sz w:val="20"/>
-          <w:szCs w:val="20"/>
-        </w:rPr>
-        <w:t>Web APIs</w:t>
-      </w:r>
-      <w:r>
-        <w:rPr>
-          <w:rFonts w:ascii="Ubuntu" w:hAnsi="Ubuntu" w:cs="Times New Roman"/>
-          <w:bCs/>
-          <w:sz w:val="20"/>
-          <w:szCs w:val="20"/>
-        </w:rPr>
-        <w:t>, Quartz.NET, and ProvideX.</w:t>
-      </w:r>
-    </w:p>
-    <w:p>
-      <w:pPr>
-        <w:pStyle w:val="ListParagraph"/>
-        <w:numPr>
-          <w:ilvl w:val="0"/>
-          <w:numId w:val="13"/>
-        </w:numPr>
-        <w:spacing w:after="10"/>
-        <w:contextualSpacing w:val="0"/>
-        <w:rPr>
-          <w:rFonts w:ascii="Ubuntu" w:hAnsi="Ubuntu" w:cs="Times New Roman"/>
-          <w:bCs/>
-          <w:sz w:val="20"/>
-          <w:szCs w:val="20"/>
-        </w:rPr>
-      </w:pPr>
-      <w:r>
-        <w:rPr>
-          <w:rFonts w:ascii="Ubuntu" w:hAnsi="Ubuntu" w:cs="Times New Roman"/>
-          <w:bCs/>
-          <w:sz w:val="20"/>
-          <w:szCs w:val="20"/>
-        </w:rPr>
-        <w:t>Collaborated with clients to implement requested product features for maximum</w:t>
-      </w:r>
-      <w:r>
-        <w:rPr>
-          <w:rFonts w:ascii="Ubuntu" w:hAnsi="Ubuntu" w:cs="Times New Roman"/>
-          <w:bCs/>
-          <w:sz w:val="20"/>
-          <w:szCs w:val="20"/>
-        </w:rPr>
-        <w:t xml:space="preserve"> functionality and</w:t>
-      </w:r>
-      <w:r>
-        <w:rPr>
-          <w:rFonts w:ascii="Ubuntu" w:hAnsi="Ubuntu" w:cs="Times New Roman"/>
-          <w:bCs/>
-          <w:sz w:val="20"/>
-          <w:szCs w:val="20"/>
-        </w:rPr>
-        <w:t xml:space="preserve"> compatibility.</w:t>
-      </w:r>
-    </w:p>
-    <w:p>
-      <w:pPr>
-        <w:pStyle w:val="ListParagraph"/>
-        <w:numPr>
-          <w:ilvl w:val="1"/>
-          <w:numId w:val="13"/>
-        </w:numPr>
-        <w:spacing w:after="10"/>
-        <w:contextualSpacing w:val="0"/>
-        <w:rPr>
-          <w:rFonts w:ascii="Ubuntu" w:hAnsi="Ubuntu" w:cs="Times New Roman"/>
-          <w:bCs/>
-          <w:sz w:val="20"/>
-          <w:szCs w:val="20"/>
-        </w:rPr>
-      </w:pPr>
-      <w:r>
-        <w:rPr>
-          <w:rFonts w:ascii="Ubuntu" w:hAnsi="Ubuntu" w:cs="Times New Roman"/>
-          <w:bCs/>
-          <w:sz w:val="20"/>
-          <w:szCs w:val="20"/>
-        </w:rPr>
-        <w:t>R</w:t>
-      </w:r>
-      <w:r>
-        <w:rPr>
-          <w:rFonts w:ascii="Ubuntu" w:hAnsi="Ubuntu" w:cs="Times New Roman"/>
-          <w:bCs/>
-          <w:sz w:val="20"/>
-          <w:szCs w:val="20"/>
-        </w:rPr>
-        <w:t>esponsible for assisting clients with technical support using BeyondTrust/Bomgar.</w:t>
+        <w:t xml:space="preserve">Worked directly with clients to implement requested product features, resolve integration issues, and provide technical support using </w:t>
+      </w:r>
+      <w:proofErr w:type="spellStart"/>
+      <w:r>
+        <w:rPr>
+          <w:rFonts w:ascii="Ubuntu" w:hAnsi="Ubuntu"/>
+          <w:bCs/>
+          <w:color w:val="auto"/>
+          <w:sz w:val="20"/>
+          <w:szCs w:val="20"/>
+        </w:rPr>
+        <w:t>BeyondTrust</w:t>
+      </w:r>
+      <w:proofErr w:type="spellEnd"/>
+      <w:r>
+        <w:rPr>
+          <w:rFonts w:ascii="Ubuntu" w:hAnsi="Ubuntu"/>
+          <w:bCs/>
+          <w:color w:val="auto"/>
+          <w:sz w:val="20"/>
+          <w:szCs w:val="20"/>
+        </w:rPr>
+        <w:t>/Bomgar.</w:t>
       </w:r>
     </w:p>
     <w:p>
@@ -2216,27 +1537,29 @@
           <w:sz w:val="20"/>
           <w:szCs w:val="20"/>
         </w:rPr>
-        <w:t xml:space="preserve">Achieved Acumatica ERP </w:t>
-      </w:r>
-      <w:r>
-        <w:rPr>
-          <w:rFonts w:ascii="Ubuntu" w:hAnsi="Ubuntu"/>
-          <w:bCs/>
-          <w:color w:val="auto"/>
-          <w:sz w:val="20"/>
-          <w:szCs w:val="20"/>
-        </w:rPr>
-        <w:t xml:space="preserve">&amp; Creatio CRM </w:t>
-      </w:r>
-      <w:r>
-        <w:rPr>
-          <w:rFonts w:ascii="Ubuntu" w:hAnsi="Ubuntu"/>
-          <w:bCs/>
-          <w:color w:val="auto"/>
-          <w:sz w:val="20"/>
-          <w:szCs w:val="20"/>
-        </w:rPr>
-        <w:t>Certification within 60 days.</w:t>
+        <w:t xml:space="preserve">Earned Acumatica ERP and </w:t>
+      </w:r>
+      <w:proofErr w:type="spellStart"/>
+      <w:r>
+        <w:rPr>
+          <w:rFonts w:ascii="Ubuntu" w:hAnsi="Ubuntu"/>
+          <w:bCs/>
+          <w:color w:val="auto"/>
+          <w:sz w:val="20"/>
+          <w:szCs w:val="20"/>
+        </w:rPr>
+        <w:t>Creatio</w:t>
+      </w:r>
+      <w:proofErr w:type="spellEnd"/>
+      <w:r>
+        <w:rPr>
+          <w:rFonts w:ascii="Ubuntu" w:hAnsi="Ubuntu"/>
+          <w:bCs/>
+          <w:color w:val="auto"/>
+          <w:sz w:val="20"/>
+          <w:szCs w:val="20"/>
+        </w:rPr>
+        <w:t xml:space="preserve"> CRM certifications within 60 days.</w:t>
       </w:r>
     </w:p>
     <w:p>
@@ -2534,6 +1857,938 @@
           <w:szCs w:val="20"/>
         </w:rPr>
         <w:t>Cincinnati, OH</w:t>
+      </w:r>
+    </w:p>
+    <w:p>
+      <w:pPr>
+        <w:pStyle w:val="Default"/>
+        <w:numPr>
+          <w:ilvl w:val="0"/>
+          <w:numId w:val="25"/>
+        </w:numPr>
+        <w:spacing w:line="252" w:lineRule="auto"/>
+        <w:rPr>
+          <w:rFonts w:ascii="Ubuntu" w:hAnsi="Ubuntu"/>
+          <w:bCs/>
+          <w:color w:val="auto"/>
+          <w:sz w:val="20"/>
+          <w:szCs w:val="20"/>
+        </w:rPr>
+      </w:pPr>
+      <w:r>
+        <w:rPr>
+          <w:rFonts w:ascii="Ubuntu" w:hAnsi="Ubuntu"/>
+          <w:bCs/>
+          <w:color w:val="auto"/>
+          <w:sz w:val="20"/>
+          <w:szCs w:val="20"/>
+        </w:rPr>
+        <w:t>Assisted with software installation, network troubleshooting, and computer</w:t>
+      </w:r>
+      <w:r>
+        <w:rPr>
+          <w:rFonts w:ascii="Ubuntu" w:hAnsi="Ubuntu"/>
+          <w:bCs/>
+          <w:color w:val="auto"/>
+          <w:sz w:val="20"/>
+          <w:szCs w:val="20"/>
+        </w:rPr>
+        <w:t xml:space="preserve"> </w:t>
+      </w:r>
+      <w:r>
+        <w:rPr>
+          <w:rFonts w:ascii="Ubuntu" w:hAnsi="Ubuntu"/>
+          <w:bCs/>
+          <w:color w:val="auto"/>
+          <w:sz w:val="20"/>
+          <w:szCs w:val="20"/>
+        </w:rPr>
+        <w:t>hardware repairs.</w:t>
+      </w:r>
+    </w:p>
+    <w:p>
+      <w:pPr>
+        <w:pStyle w:val="Default"/>
+        <w:numPr>
+          <w:ilvl w:val="0"/>
+          <w:numId w:val="25"/>
+        </w:numPr>
+        <w:spacing w:line="252" w:lineRule="auto"/>
+        <w:rPr>
+          <w:rFonts w:ascii="Ubuntu" w:hAnsi="Ubuntu"/>
+          <w:bCs/>
+          <w:color w:val="auto"/>
+          <w:sz w:val="16"/>
+          <w:szCs w:val="20"/>
+        </w:rPr>
+      </w:pPr>
+      <w:r>
+        <w:rPr>
+          <w:rFonts w:ascii="Ubuntu" w:hAnsi="Ubuntu"/>
+          <w:bCs/>
+          <w:color w:val="auto"/>
+          <w:sz w:val="20"/>
+          <w:szCs w:val="20"/>
+        </w:rPr>
+        <w:t xml:space="preserve">Worked with other technicians to troubleshoot and repair AV </w:t>
+      </w:r>
+      <w:r>
+        <w:rPr>
+          <w:rFonts w:ascii="Ubuntu" w:hAnsi="Ubuntu"/>
+          <w:bCs/>
+          <w:color w:val="auto"/>
+          <w:sz w:val="20"/>
+          <w:szCs w:val="20"/>
+        </w:rPr>
+        <w:t xml:space="preserve">and classroom </w:t>
+      </w:r>
+      <w:r>
+        <w:rPr>
+          <w:rFonts w:ascii="Ubuntu" w:hAnsi="Ubuntu"/>
+          <w:bCs/>
+          <w:color w:val="auto"/>
+          <w:sz w:val="20"/>
+          <w:szCs w:val="20"/>
+        </w:rPr>
+        <w:t>equipment.</w:t>
+      </w:r>
+    </w:p>
+    <w:p>
+      <w:pPr>
+        <w:pStyle w:val="Default"/>
+        <w:spacing w:line="252" w:lineRule="auto"/>
+        <w:ind w:left="360"/>
+        <w:rPr>
+          <w:rFonts w:ascii="Ubuntu" w:hAnsi="Ubuntu"/>
+          <w:bCs/>
+          <w:color w:val="auto"/>
+          <w:sz w:val="16"/>
+          <w:szCs w:val="16"/>
+        </w:rPr>
+      </w:pPr>
+    </w:p>
+    <w:p>
+      <w:pPr>
+        <w:pStyle w:val="Default"/>
+        <w:spacing w:line="252" w:lineRule="auto"/>
+        <w:rPr>
+          <w:rFonts w:ascii="Ubuntu" w:hAnsi="Ubuntu"/>
+          <w:color w:val="auto"/>
+          <w:sz w:val="20"/>
+          <w:szCs w:val="20"/>
+        </w:rPr>
+      </w:pPr>
+      <w:r>
+        <w:rPr>
+          <w:rFonts w:ascii="Ubuntu" w:hAnsi="Ubuntu"/>
+          <w:b/>
+          <w:bCs/>
+          <w:color w:val="auto"/>
+          <w:sz w:val="20"/>
+          <w:szCs w:val="20"/>
+        </w:rPr>
+        <w:t>Phototype</w:t>
+      </w:r>
+      <w:r>
+        <w:rPr>
+          <w:rFonts w:ascii="Ubuntu" w:hAnsi="Ubuntu"/>
+          <w:b/>
+          <w:bCs/>
+          <w:color w:val="auto"/>
+          <w:sz w:val="20"/>
+          <w:szCs w:val="20"/>
+        </w:rPr>
+        <w:t xml:space="preserve"> </w:t>
+      </w:r>
+      <w:r>
+        <w:rPr>
+          <w:rFonts w:ascii="Ubuntu" w:hAnsi="Ubuntu"/>
+          <w:b/>
+          <w:bCs/>
+          <w:color w:val="auto"/>
+          <w:sz w:val="20"/>
+          <w:szCs w:val="20"/>
+        </w:rPr>
+        <w:tab/>
+      </w:r>
+      <w:r>
+        <w:rPr>
+          <w:rFonts w:ascii="Ubuntu" w:hAnsi="Ubuntu"/>
+          <w:b/>
+          <w:bCs/>
+          <w:color w:val="auto"/>
+          <w:sz w:val="20"/>
+          <w:szCs w:val="20"/>
+        </w:rPr>
+        <w:tab/>
+      </w:r>
+      <w:r>
+        <w:rPr>
+          <w:rFonts w:ascii="Ubuntu" w:hAnsi="Ubuntu"/>
+          <w:b/>
+          <w:bCs/>
+          <w:color w:val="auto"/>
+          <w:sz w:val="20"/>
+          <w:szCs w:val="20"/>
+        </w:rPr>
+        <w:tab/>
+      </w:r>
+      <w:r>
+        <w:rPr>
+          <w:rFonts w:ascii="Ubuntu" w:hAnsi="Ubuntu"/>
+          <w:b/>
+          <w:bCs/>
+          <w:color w:val="auto"/>
+          <w:sz w:val="20"/>
+          <w:szCs w:val="20"/>
+        </w:rPr>
+        <w:tab/>
+      </w:r>
+      <w:r>
+        <w:rPr>
+          <w:rFonts w:ascii="Ubuntu" w:hAnsi="Ubuntu"/>
+          <w:b/>
+          <w:bCs/>
+          <w:color w:val="auto"/>
+          <w:sz w:val="20"/>
+          <w:szCs w:val="20"/>
+        </w:rPr>
+        <w:tab/>
+      </w:r>
+      <w:r>
+        <w:rPr>
+          <w:rFonts w:ascii="Ubuntu" w:hAnsi="Ubuntu"/>
+          <w:b/>
+          <w:bCs/>
+          <w:color w:val="auto"/>
+          <w:sz w:val="20"/>
+          <w:szCs w:val="20"/>
+        </w:rPr>
+        <w:tab/>
+      </w:r>
+      <w:r>
+        <w:rPr>
+          <w:rFonts w:ascii="Ubuntu" w:hAnsi="Ubuntu"/>
+          <w:b/>
+          <w:bCs/>
+          <w:color w:val="auto"/>
+          <w:sz w:val="20"/>
+          <w:szCs w:val="20"/>
+        </w:rPr>
+        <w:tab/>
+      </w:r>
+      <w:r>
+        <w:rPr>
+          <w:rFonts w:ascii="Ubuntu" w:hAnsi="Ubuntu"/>
+          <w:b/>
+          <w:bCs/>
+          <w:color w:val="auto"/>
+          <w:sz w:val="20"/>
+          <w:szCs w:val="20"/>
+        </w:rPr>
+        <w:tab/>
+        <w:t xml:space="preserve">     </w:t>
+      </w:r>
+      <w:r>
+        <w:rPr>
+          <w:rFonts w:ascii="Ubuntu" w:hAnsi="Ubuntu"/>
+          <w:b/>
+          <w:bCs/>
+          <w:color w:val="auto"/>
+          <w:sz w:val="20"/>
+          <w:szCs w:val="20"/>
+        </w:rPr>
+        <w:tab/>
+        <w:t xml:space="preserve"> </w:t>
+      </w:r>
+      <w:r>
+        <w:rPr>
+          <w:rFonts w:ascii="Ubuntu" w:hAnsi="Ubuntu"/>
+          <w:b/>
+          <w:bCs/>
+          <w:color w:val="auto"/>
+          <w:sz w:val="20"/>
+          <w:szCs w:val="20"/>
+        </w:rPr>
+        <w:t xml:space="preserve">  </w:t>
+      </w:r>
+      <w:r>
+        <w:rPr>
+          <w:rFonts w:ascii="Ubuntu" w:hAnsi="Ubuntu"/>
+          <w:b/>
+          <w:bCs/>
+          <w:color w:val="auto"/>
+          <w:sz w:val="20"/>
+          <w:szCs w:val="20"/>
+        </w:rPr>
+        <w:t xml:space="preserve">                   </w:t>
+      </w:r>
+      <w:r>
+        <w:rPr>
+          <w:rFonts w:ascii="Ubuntu" w:hAnsi="Ubuntu"/>
+          <w:b/>
+          <w:bCs/>
+          <w:color w:val="auto"/>
+          <w:sz w:val="20"/>
+          <w:szCs w:val="20"/>
+        </w:rPr>
+        <w:t xml:space="preserve">   </w:t>
+      </w:r>
+      <w:r>
+        <w:rPr>
+          <w:rFonts w:ascii="Ubuntu" w:hAnsi="Ubuntu"/>
+          <w:b/>
+          <w:bCs/>
+          <w:color w:val="auto"/>
+          <w:sz w:val="20"/>
+          <w:szCs w:val="20"/>
+        </w:rPr>
+        <w:t xml:space="preserve">       </w:t>
+      </w:r>
+      <w:r>
+        <w:rPr>
+          <w:rFonts w:ascii="Ubuntu" w:hAnsi="Ubuntu"/>
+          <w:b/>
+          <w:bCs/>
+          <w:color w:val="auto"/>
+          <w:sz w:val="20"/>
+          <w:szCs w:val="20"/>
+        </w:rPr>
+        <w:t xml:space="preserve"> </w:t>
+      </w:r>
+      <w:r>
+        <w:rPr>
+          <w:rFonts w:ascii="Ubuntu" w:hAnsi="Ubuntu"/>
+          <w:b/>
+          <w:bCs/>
+          <w:color w:val="auto"/>
+          <w:sz w:val="20"/>
+          <w:szCs w:val="20"/>
+        </w:rPr>
+        <w:t xml:space="preserve"> </w:t>
+      </w:r>
+      <w:r>
+        <w:rPr>
+          <w:rFonts w:ascii="Ubuntu" w:hAnsi="Ubuntu"/>
+          <w:b/>
+          <w:bCs/>
+          <w:color w:val="auto"/>
+          <w:sz w:val="20"/>
+          <w:szCs w:val="20"/>
+        </w:rPr>
+        <w:t>May</w:t>
+      </w:r>
+      <w:r>
+        <w:rPr>
+          <w:rFonts w:ascii="Ubuntu" w:hAnsi="Ubuntu"/>
+          <w:b/>
+          <w:bCs/>
+          <w:color w:val="auto"/>
+          <w:sz w:val="20"/>
+          <w:szCs w:val="20"/>
+        </w:rPr>
+        <w:t xml:space="preserve"> </w:t>
+      </w:r>
+      <w:r>
+        <w:rPr>
+          <w:rFonts w:ascii="Ubuntu" w:hAnsi="Ubuntu"/>
+          <w:b/>
+          <w:bCs/>
+          <w:color w:val="auto"/>
+          <w:sz w:val="20"/>
+          <w:szCs w:val="20"/>
+        </w:rPr>
+        <w:t>2018</w:t>
+      </w:r>
+      <w:r>
+        <w:rPr>
+          <w:rFonts w:ascii="Ubuntu" w:hAnsi="Ubuntu"/>
+          <w:b/>
+          <w:bCs/>
+          <w:color w:val="auto"/>
+          <w:sz w:val="20"/>
+          <w:szCs w:val="20"/>
+        </w:rPr>
+        <w:t xml:space="preserve"> – </w:t>
+      </w:r>
+      <w:r>
+        <w:rPr>
+          <w:rFonts w:ascii="Ubuntu" w:hAnsi="Ubuntu"/>
+          <w:b/>
+          <w:bCs/>
+          <w:color w:val="auto"/>
+          <w:sz w:val="20"/>
+          <w:szCs w:val="20"/>
+        </w:rPr>
+        <w:t>Aug.</w:t>
+      </w:r>
+      <w:r>
+        <w:rPr>
+          <w:rFonts w:ascii="Ubuntu" w:hAnsi="Ubuntu"/>
+          <w:b/>
+          <w:bCs/>
+          <w:color w:val="auto"/>
+          <w:sz w:val="20"/>
+          <w:szCs w:val="20"/>
+        </w:rPr>
+        <w:t xml:space="preserve"> </w:t>
+      </w:r>
+      <w:r>
+        <w:rPr>
+          <w:rFonts w:ascii="Ubuntu" w:hAnsi="Ubuntu"/>
+          <w:b/>
+          <w:bCs/>
+          <w:color w:val="auto"/>
+          <w:sz w:val="20"/>
+          <w:szCs w:val="20"/>
+        </w:rPr>
+        <w:t>2019</w:t>
+      </w:r>
+    </w:p>
+    <w:p>
+      <w:pPr>
+        <w:pStyle w:val="Default"/>
+        <w:spacing w:line="252" w:lineRule="auto"/>
+        <w:rPr>
+          <w:rFonts w:ascii="Ubuntu" w:hAnsi="Ubuntu"/>
+          <w:color w:val="auto"/>
+          <w:sz w:val="20"/>
+          <w:szCs w:val="20"/>
+        </w:rPr>
+      </w:pPr>
+      <w:r>
+        <w:rPr>
+          <w:rFonts w:ascii="Ubuntu" w:hAnsi="Ubuntu"/>
+          <w:i/>
+          <w:iCs/>
+          <w:color w:val="auto"/>
+          <w:sz w:val="20"/>
+          <w:szCs w:val="20"/>
+        </w:rPr>
+        <w:t>Application Development</w:t>
+      </w:r>
+      <w:r>
+        <w:rPr>
+          <w:rFonts w:ascii="Ubuntu" w:hAnsi="Ubuntu"/>
+          <w:i/>
+          <w:iCs/>
+          <w:color w:val="auto"/>
+          <w:sz w:val="20"/>
+          <w:szCs w:val="20"/>
+        </w:rPr>
+        <w:t xml:space="preserve"> Intern</w:t>
+      </w:r>
+      <w:r>
+        <w:rPr>
+          <w:rFonts w:ascii="Ubuntu" w:hAnsi="Ubuntu"/>
+          <w:i/>
+          <w:iCs/>
+          <w:color w:val="auto"/>
+          <w:sz w:val="20"/>
+          <w:szCs w:val="20"/>
+        </w:rPr>
+        <w:t xml:space="preserve"> </w:t>
+      </w:r>
+      <w:r>
+        <w:rPr>
+          <w:rFonts w:ascii="Ubuntu" w:hAnsi="Ubuntu"/>
+          <w:i/>
+          <w:iCs/>
+          <w:color w:val="auto"/>
+          <w:sz w:val="20"/>
+          <w:szCs w:val="20"/>
+        </w:rPr>
+        <w:tab/>
+      </w:r>
+      <w:r>
+        <w:rPr>
+          <w:rFonts w:ascii="Ubuntu" w:hAnsi="Ubuntu"/>
+          <w:i/>
+          <w:iCs/>
+          <w:color w:val="auto"/>
+          <w:sz w:val="20"/>
+          <w:szCs w:val="20"/>
+        </w:rPr>
+        <w:tab/>
+      </w:r>
+      <w:r>
+        <w:rPr>
+          <w:rFonts w:ascii="Ubuntu" w:hAnsi="Ubuntu"/>
+          <w:i/>
+          <w:iCs/>
+          <w:color w:val="auto"/>
+          <w:sz w:val="20"/>
+          <w:szCs w:val="20"/>
+        </w:rPr>
+        <w:tab/>
+      </w:r>
+      <w:r>
+        <w:rPr>
+          <w:rFonts w:ascii="Ubuntu" w:hAnsi="Ubuntu"/>
+          <w:i/>
+          <w:iCs/>
+          <w:color w:val="auto"/>
+          <w:sz w:val="20"/>
+          <w:szCs w:val="20"/>
+        </w:rPr>
+        <w:tab/>
+      </w:r>
+      <w:r>
+        <w:rPr>
+          <w:rFonts w:ascii="Ubuntu" w:hAnsi="Ubuntu"/>
+          <w:i/>
+          <w:iCs/>
+          <w:color w:val="auto"/>
+          <w:sz w:val="20"/>
+          <w:szCs w:val="20"/>
+        </w:rPr>
+        <w:tab/>
+      </w:r>
+      <w:r>
+        <w:rPr>
+          <w:rFonts w:ascii="Ubuntu" w:hAnsi="Ubuntu"/>
+          <w:i/>
+          <w:iCs/>
+          <w:color w:val="auto"/>
+          <w:sz w:val="20"/>
+          <w:szCs w:val="20"/>
+        </w:rPr>
+        <w:tab/>
+      </w:r>
+      <w:r>
+        <w:rPr>
+          <w:rFonts w:ascii="Ubuntu" w:hAnsi="Ubuntu"/>
+          <w:i/>
+          <w:iCs/>
+          <w:color w:val="auto"/>
+          <w:sz w:val="20"/>
+          <w:szCs w:val="20"/>
+        </w:rPr>
+        <w:tab/>
+      </w:r>
+      <w:r>
+        <w:rPr>
+          <w:rFonts w:ascii="Ubuntu" w:hAnsi="Ubuntu"/>
+          <w:i/>
+          <w:iCs/>
+          <w:color w:val="auto"/>
+          <w:sz w:val="20"/>
+          <w:szCs w:val="20"/>
+        </w:rPr>
+        <w:tab/>
+      </w:r>
+      <w:r>
+        <w:rPr>
+          <w:rFonts w:ascii="Ubuntu" w:hAnsi="Ubuntu"/>
+          <w:i/>
+          <w:iCs/>
+          <w:color w:val="auto"/>
+          <w:sz w:val="20"/>
+          <w:szCs w:val="20"/>
+        </w:rPr>
+        <w:tab/>
+      </w:r>
+      <w:r>
+        <w:rPr>
+          <w:rFonts w:ascii="Ubuntu" w:hAnsi="Ubuntu"/>
+          <w:i/>
+          <w:iCs/>
+          <w:color w:val="auto"/>
+          <w:sz w:val="20"/>
+          <w:szCs w:val="20"/>
+        </w:rPr>
+        <w:t xml:space="preserve">                 </w:t>
+      </w:r>
+      <w:r>
+        <w:rPr>
+          <w:rFonts w:ascii="Ubuntu" w:hAnsi="Ubuntu"/>
+          <w:i/>
+          <w:iCs/>
+          <w:color w:val="auto"/>
+          <w:sz w:val="20"/>
+          <w:szCs w:val="20"/>
+        </w:rPr>
+        <w:t xml:space="preserve"> </w:t>
+      </w:r>
+      <w:r>
+        <w:rPr>
+          <w:rFonts w:ascii="Ubuntu" w:hAnsi="Ubuntu"/>
+          <w:i/>
+          <w:iCs/>
+          <w:color w:val="auto"/>
+          <w:sz w:val="20"/>
+          <w:szCs w:val="20"/>
+        </w:rPr>
+        <w:t xml:space="preserve">  </w:t>
+      </w:r>
+      <w:r>
+        <w:rPr>
+          <w:rFonts w:ascii="Ubuntu" w:hAnsi="Ubuntu"/>
+          <w:i/>
+          <w:iCs/>
+          <w:color w:val="auto"/>
+          <w:sz w:val="20"/>
+          <w:szCs w:val="20"/>
+        </w:rPr>
+        <w:t>Cincinnati</w:t>
+      </w:r>
+      <w:r>
+        <w:rPr>
+          <w:rFonts w:ascii="Ubuntu" w:hAnsi="Ubuntu"/>
+          <w:i/>
+          <w:iCs/>
+          <w:color w:val="auto"/>
+          <w:sz w:val="20"/>
+          <w:szCs w:val="20"/>
+        </w:rPr>
+        <w:t xml:space="preserve">, </w:t>
+      </w:r>
+      <w:r>
+        <w:rPr>
+          <w:rFonts w:ascii="Ubuntu" w:hAnsi="Ubuntu"/>
+          <w:i/>
+          <w:iCs/>
+          <w:color w:val="auto"/>
+          <w:sz w:val="20"/>
+          <w:szCs w:val="20"/>
+        </w:rPr>
+        <w:t>OH</w:t>
+      </w:r>
+      <w:r>
+        <w:rPr>
+          <w:rFonts w:ascii="Ubuntu" w:hAnsi="Ubuntu"/>
+          <w:i/>
+          <w:iCs/>
+          <w:color w:val="auto"/>
+          <w:sz w:val="20"/>
+          <w:szCs w:val="20"/>
+        </w:rPr>
+        <w:t xml:space="preserve"> </w:t>
+      </w:r>
+    </w:p>
+    <w:p>
+      <w:pPr>
+        <w:pStyle w:val="Default"/>
+        <w:numPr>
+          <w:ilvl w:val="0"/>
+          <w:numId w:val="22"/>
+        </w:numPr>
+        <w:spacing w:line="252" w:lineRule="auto"/>
+        <w:rPr>
+          <w:rFonts w:ascii="Ubuntu" w:hAnsi="Ubuntu"/>
+          <w:bCs/>
+          <w:color w:val="auto"/>
+          <w:sz w:val="20"/>
+          <w:szCs w:val="20"/>
+        </w:rPr>
+      </w:pPr>
+      <w:r>
+        <w:rPr>
+          <w:rFonts w:ascii="Ubuntu" w:hAnsi="Ubuntu"/>
+          <w:bCs/>
+          <w:color w:val="auto"/>
+          <w:sz w:val="20"/>
+          <w:szCs w:val="20"/>
+        </w:rPr>
+        <w:t>Helped improve internal business tools by designing reports, organizing documentation, restructuring sales data, refining the CRM platform, and assisting with QA testing.</w:t>
+      </w:r>
+    </w:p>
+    <w:p>
+      <w:pPr>
+        <w:pStyle w:val="Default"/>
+        <w:spacing w:line="252" w:lineRule="auto"/>
+        <w:rPr>
+          <w:rFonts w:ascii="Ubuntu" w:hAnsi="Ubuntu"/>
+          <w:bCs/>
+          <w:color w:val="auto"/>
+          <w:sz w:val="16"/>
+          <w:szCs w:val="16"/>
+        </w:rPr>
+      </w:pPr>
+    </w:p>
+    <w:p>
+      <w:pPr>
+        <w:pStyle w:val="Default"/>
+        <w:pBdr>
+          <w:bottom w:val="single" w:sz="6" w:space="1" w:color="auto"/>
+        </w:pBdr>
+        <w:spacing w:line="252" w:lineRule="auto"/>
+        <w:rPr>
+          <w:rFonts w:ascii="Ubuntu" w:hAnsi="Ubuntu"/>
+          <w:b/>
+          <w:bCs/>
+          <w:color w:val="auto"/>
+          <w:sz w:val="22"/>
+          <w:szCs w:val="22"/>
+        </w:rPr>
+      </w:pPr>
+      <w:r>
+        <w:rPr>
+          <w:rFonts w:ascii="Ubuntu" w:hAnsi="Ubuntu"/>
+          <w:b/>
+          <w:bCs/>
+          <w:color w:val="auto"/>
+          <w:sz w:val="22"/>
+          <w:szCs w:val="22"/>
+        </w:rPr>
+        <w:t>PROJECTS</w:t>
+      </w:r>
+    </w:p>
+    <w:p>
+      <w:pPr>
+        <w:pStyle w:val="Default"/>
+        <w:spacing w:line="252" w:lineRule="auto"/>
+        <w:rPr>
+          <w:rFonts w:ascii="Ubuntu" w:hAnsi="Ubuntu"/>
+          <w:b/>
+          <w:bCs/>
+          <w:color w:val="auto"/>
+          <w:sz w:val="10"/>
+          <w:szCs w:val="10"/>
+        </w:rPr>
+      </w:pPr>
+    </w:p>
+    <w:p>
+      <w:pPr>
+        <w:pStyle w:val="Default"/>
+        <w:spacing w:line="252" w:lineRule="auto"/>
+        <w:rPr>
+          <w:rFonts w:ascii="Ubuntu" w:hAnsi="Ubuntu"/>
+          <w:bCs/>
+          <w:color w:val="auto"/>
+          <w:sz w:val="20"/>
+          <w:szCs w:val="20"/>
+        </w:rPr>
+      </w:pPr>
+      <w:r>
+        <w:rPr>
+          <w:rFonts w:ascii="Ubuntu" w:hAnsi="Ubuntu"/>
+          <w:b/>
+          <w:bCs/>
+          <w:color w:val="auto"/>
+          <w:sz w:val="20"/>
+          <w:szCs w:val="20"/>
+        </w:rPr>
+        <w:t>3D Map Creator</w:t>
+      </w:r>
+      <w:r>
+        <w:rPr>
+          <w:rFonts w:ascii="Ubuntu" w:hAnsi="Ubuntu"/>
+          <w:b/>
+          <w:bCs/>
+          <w:color w:val="auto"/>
+          <w:sz w:val="20"/>
+          <w:szCs w:val="20"/>
+        </w:rPr>
+        <w:t xml:space="preserve"> | </w:t>
+      </w:r>
+      <w:r>
+        <w:rPr>
+          <w:rFonts w:ascii="Ubuntu" w:hAnsi="Ubuntu"/>
+          <w:color w:val="auto"/>
+          <w:sz w:val="20"/>
+          <w:szCs w:val="20"/>
+        </w:rPr>
+        <w:t>Python, Blender, OpenStreetMap</w:t>
+      </w:r>
+      <w:r>
+        <w:rPr>
+          <w:rFonts w:ascii="Ubuntu" w:hAnsi="Ubuntu"/>
+          <w:b/>
+          <w:bCs/>
+          <w:color w:val="auto"/>
+          <w:sz w:val="20"/>
+          <w:szCs w:val="20"/>
+        </w:rPr>
+        <w:tab/>
+      </w:r>
+      <w:r>
+        <w:rPr>
+          <w:rFonts w:ascii="Ubuntu" w:hAnsi="Ubuntu"/>
+          <w:b/>
+          <w:bCs/>
+          <w:color w:val="auto"/>
+          <w:sz w:val="20"/>
+          <w:szCs w:val="20"/>
+        </w:rPr>
+        <w:tab/>
+      </w:r>
+      <w:r>
+        <w:rPr>
+          <w:rFonts w:ascii="Ubuntu" w:hAnsi="Ubuntu"/>
+          <w:b/>
+          <w:bCs/>
+          <w:color w:val="auto"/>
+          <w:sz w:val="20"/>
+          <w:szCs w:val="20"/>
+        </w:rPr>
+        <w:tab/>
+      </w:r>
+      <w:r>
+        <w:rPr>
+          <w:rFonts w:ascii="Ubuntu" w:hAnsi="Ubuntu"/>
+          <w:b/>
+          <w:bCs/>
+          <w:color w:val="auto"/>
+          <w:sz w:val="20"/>
+          <w:szCs w:val="20"/>
+        </w:rPr>
+        <w:tab/>
+      </w:r>
+      <w:r>
+        <w:rPr>
+          <w:rFonts w:ascii="Ubuntu" w:hAnsi="Ubuntu"/>
+          <w:b/>
+          <w:bCs/>
+          <w:color w:val="auto"/>
+          <w:sz w:val="20"/>
+          <w:szCs w:val="20"/>
+        </w:rPr>
+        <w:tab/>
+        <w:t xml:space="preserve">   </w:t>
+      </w:r>
+      <w:r>
+        <w:rPr>
+          <w:rFonts w:ascii="Ubuntu" w:hAnsi="Ubuntu"/>
+          <w:b/>
+          <w:bCs/>
+          <w:color w:val="auto"/>
+          <w:sz w:val="20"/>
+          <w:szCs w:val="20"/>
+        </w:rPr>
+        <w:t xml:space="preserve">         </w:t>
+      </w:r>
+      <w:r>
+        <w:rPr>
+          <w:rFonts w:ascii="Ubuntu" w:hAnsi="Ubuntu"/>
+          <w:b/>
+          <w:bCs/>
+          <w:color w:val="auto"/>
+          <w:sz w:val="20"/>
+          <w:szCs w:val="20"/>
+        </w:rPr>
+        <w:t xml:space="preserve">     </w:t>
+      </w:r>
+      <w:r>
+        <w:rPr>
+          <w:rFonts w:ascii="Ubuntu" w:hAnsi="Ubuntu"/>
+          <w:b/>
+          <w:bCs/>
+          <w:color w:val="auto"/>
+          <w:sz w:val="20"/>
+          <w:szCs w:val="20"/>
+        </w:rPr>
+        <w:t xml:space="preserve">  </w:t>
+      </w:r>
+      <w:r>
+        <w:rPr>
+          <w:rFonts w:ascii="Ubuntu" w:hAnsi="Ubuntu"/>
+          <w:b/>
+          <w:bCs/>
+          <w:color w:val="auto"/>
+          <w:sz w:val="20"/>
+          <w:szCs w:val="20"/>
+        </w:rPr>
+        <w:t xml:space="preserve"> </w:t>
+      </w:r>
+      <w:r>
+        <w:rPr>
+          <w:rFonts w:ascii="Ubuntu" w:hAnsi="Ubuntu"/>
+          <w:b/>
+          <w:bCs/>
+          <w:color w:val="auto"/>
+          <w:sz w:val="20"/>
+          <w:szCs w:val="20"/>
+        </w:rPr>
+        <w:t xml:space="preserve"> </w:t>
+      </w:r>
+      <w:r>
+        <w:rPr>
+          <w:rFonts w:ascii="Ubuntu" w:hAnsi="Ubuntu"/>
+          <w:b/>
+          <w:bCs/>
+          <w:color w:val="auto"/>
+          <w:sz w:val="20"/>
+          <w:szCs w:val="20"/>
+        </w:rPr>
+        <w:t>June</w:t>
+      </w:r>
+      <w:r>
+        <w:rPr>
+          <w:rFonts w:ascii="Ubuntu" w:hAnsi="Ubuntu"/>
+          <w:b/>
+          <w:bCs/>
+          <w:color w:val="auto"/>
+          <w:sz w:val="20"/>
+          <w:szCs w:val="20"/>
+        </w:rPr>
+        <w:t xml:space="preserve"> </w:t>
+      </w:r>
+      <w:r>
+        <w:rPr>
+          <w:rFonts w:ascii="Ubuntu" w:hAnsi="Ubuntu"/>
+          <w:b/>
+          <w:bCs/>
+          <w:color w:val="auto"/>
+          <w:sz w:val="20"/>
+          <w:szCs w:val="20"/>
+        </w:rPr>
+        <w:t>202</w:t>
+      </w:r>
+      <w:r>
+        <w:rPr>
+          <w:rFonts w:ascii="Ubuntu" w:hAnsi="Ubuntu"/>
+          <w:b/>
+          <w:bCs/>
+          <w:color w:val="auto"/>
+          <w:sz w:val="20"/>
+          <w:szCs w:val="20"/>
+        </w:rPr>
+        <w:t>6</w:t>
+      </w:r>
+      <w:r>
+        <w:rPr>
+          <w:rFonts w:ascii="Ubuntu" w:hAnsi="Ubuntu"/>
+          <w:b/>
+          <w:bCs/>
+          <w:color w:val="auto"/>
+          <w:sz w:val="20"/>
+          <w:szCs w:val="20"/>
+        </w:rPr>
+        <w:t xml:space="preserve"> </w:t>
+      </w:r>
+      <w:r>
+        <w:rPr>
+          <w:rFonts w:ascii="Ubuntu" w:hAnsi="Ubuntu"/>
+          <w:b/>
+          <w:bCs/>
+          <w:color w:val="auto"/>
+          <w:sz w:val="20"/>
+          <w:szCs w:val="20"/>
+        </w:rPr>
+        <w:t xml:space="preserve">– </w:t>
+      </w:r>
+      <w:r>
+        <w:rPr>
+          <w:rFonts w:ascii="Ubuntu" w:hAnsi="Ubuntu"/>
+          <w:b/>
+          <w:bCs/>
+          <w:color w:val="auto"/>
+          <w:sz w:val="20"/>
+          <w:szCs w:val="20"/>
+        </w:rPr>
+        <w:t>Presen</w:t>
+      </w:r>
+      <w:r>
+        <w:rPr>
+          <w:rFonts w:ascii="Ubuntu" w:hAnsi="Ubuntu"/>
+          <w:b/>
+          <w:bCs/>
+          <w:color w:val="auto"/>
+          <w:sz w:val="20"/>
+          <w:szCs w:val="20"/>
+        </w:rPr>
+        <w:t>t</w:t>
       </w:r>
     </w:p>
     <w:p>
@@ -2548,39 +2803,19 @@
           <w:rFonts w:ascii="Ubuntu" w:hAnsi="Ubuntu"/>
           <w:bCs/>
           <w:color w:val="auto"/>
-          <w:sz w:val="20"/>
-          <w:szCs w:val="20"/>
-        </w:rPr>
-      </w:pPr>
-      <w:r>
-        <w:rPr>
-          <w:rFonts w:ascii="Ubuntu" w:hAnsi="Ubuntu"/>
-          <w:bCs/>
-          <w:color w:val="auto"/>
-          <w:sz w:val="20"/>
-          <w:szCs w:val="20"/>
-        </w:rPr>
-        <w:t>Assisted with software installation, network troubleshooting, lab/classroom maintenance</w:t>
-      </w:r>
-      <w:r>
-        <w:rPr>
-          <w:rFonts w:ascii="Ubuntu" w:hAnsi="Ubuntu"/>
-          <w:bCs/>
-          <w:color w:val="auto"/>
-          <w:sz w:val="20"/>
-          <w:szCs w:val="20"/>
-        </w:rPr>
-        <w:t>, and virus removal.</w:t>
-      </w:r>
-      <w:r>
-        <w:rPr>
-          <w:rFonts w:ascii="Ubuntu" w:hAnsi="Ubuntu"/>
-          <w:bCs/>
-          <w:color w:val="auto"/>
-          <w:sz w:val="20"/>
-          <w:szCs w:val="20"/>
-        </w:rPr>
-        <w:t xml:space="preserve"> </w:t>
+          <w:sz w:val="16"/>
+          <w:szCs w:val="16"/>
+        </w:rPr>
+      </w:pPr>
+      <w:r>
+        <w:rPr>
+          <w:rFonts w:ascii="Ubuntu" w:hAnsi="Ubuntu"/>
+          <w:bCs/>
+          <w:color w:val="auto"/>
+          <w:sz w:val="20"/>
+          <w:szCs w:val="20"/>
+        </w:rPr>
+        <w:t>Developing a Blender-based automation tool that converts geographic data into 3D-printable miniature maps.</w:t>
       </w:r>
     </w:p>
     <w:p>
@@ -2595,31 +2830,58 @@
           <w:rFonts w:ascii="Ubuntu" w:hAnsi="Ubuntu"/>
           <w:bCs/>
           <w:color w:val="auto"/>
-          <w:sz w:val="20"/>
-          <w:szCs w:val="20"/>
-        </w:rPr>
-      </w:pPr>
-      <w:r>
-        <w:rPr>
-          <w:rFonts w:ascii="Ubuntu" w:hAnsi="Ubuntu"/>
-          <w:bCs/>
-          <w:color w:val="auto"/>
-          <w:sz w:val="20"/>
-          <w:szCs w:val="20"/>
-        </w:rPr>
-        <w:t xml:space="preserve">Coordinated with other technicians to repair computer hardware and AV equipment in a timely manner. </w:t>
+          <w:sz w:val="16"/>
+          <w:szCs w:val="16"/>
+        </w:rPr>
+      </w:pPr>
+      <w:r>
+        <w:rPr>
+          <w:rFonts w:ascii="Ubuntu" w:hAnsi="Ubuntu"/>
+          <w:bCs/>
+          <w:sz w:val="20"/>
+          <w:szCs w:val="20"/>
+        </w:rPr>
+        <w:t xml:space="preserve">Automates the generation and processing of terrain, buildings, roads, water, </w:t>
+      </w:r>
+      <w:r>
+        <w:rPr>
+          <w:rFonts w:ascii="Ubuntu" w:hAnsi="Ubuntu"/>
+          <w:bCs/>
+          <w:sz w:val="20"/>
+          <w:szCs w:val="20"/>
+        </w:rPr>
+        <w:t>surface details</w:t>
+      </w:r>
+      <w:r>
+        <w:rPr>
+          <w:rFonts w:ascii="Ubuntu" w:hAnsi="Ubuntu"/>
+          <w:bCs/>
+          <w:sz w:val="20"/>
+          <w:szCs w:val="20"/>
+        </w:rPr>
+        <w:t>, trees, bridges, and other map features for multicolor 3D printing.</w:t>
+      </w:r>
+      <w:r>
+        <w:rPr>
+          <w:rFonts w:ascii="Ubuntu" w:hAnsi="Ubuntu"/>
+          <w:bCs/>
+          <w:sz w:val="20"/>
+          <w:szCs w:val="20"/>
+        </w:rPr>
+        <w:t xml:space="preserve"> Inspired by my manually created miniature maps.</w:t>
       </w:r>
     </w:p>
     <w:p>
       <w:pPr>
         <w:pStyle w:val="Default"/>
         <w:spacing w:line="252" w:lineRule="auto"/>
+        <w:ind w:left="360"/>
         <w:rPr>
           <w:rFonts w:ascii="Ubuntu" w:hAnsi="Ubuntu"/>
           <w:bCs/>
           <w:color w:val="auto"/>
           <w:sz w:val="16"/>
-          <w:szCs w:val="20"/>
+          <w:szCs w:val="16"/>
         </w:rPr>
       </w:pPr>
     </w:p>
@@ -2629,21 +2891,109 @@
         <w:spacing w:line="252" w:lineRule="auto"/>
         <w:rPr>
           <w:rFonts w:ascii="Ubuntu" w:hAnsi="Ubuntu"/>
-          <w:color w:val="auto"/>
-          <w:sz w:val="20"/>
-          <w:szCs w:val="20"/>
-        </w:rPr>
-      </w:pPr>
-      <w:r>
-        <w:rPr>
-          <w:rFonts w:ascii="Ubuntu" w:hAnsi="Ubuntu"/>
-          <w:b/>
-          <w:bCs/>
-          <w:color w:val="auto"/>
-          <w:sz w:val="20"/>
-          <w:szCs w:val="20"/>
-        </w:rPr>
-        <w:t>Phototype</w:t>
+          <w:bCs/>
+          <w:color w:val="auto"/>
+          <w:sz w:val="20"/>
+          <w:szCs w:val="20"/>
+        </w:rPr>
+      </w:pPr>
+      <w:r>
+        <w:rPr>
+          <w:rFonts w:ascii="Ubuntu" w:hAnsi="Ubuntu"/>
+          <w:b/>
+          <w:bCs/>
+          <w:color w:val="auto"/>
+          <w:sz w:val="20"/>
+          <w:szCs w:val="20"/>
+        </w:rPr>
+        <w:t>Miniature Maps</w:t>
+      </w:r>
+      <w:r>
+        <w:rPr>
+          <w:rFonts w:ascii="Ubuntu" w:hAnsi="Ubuntu"/>
+          <w:b/>
+          <w:bCs/>
+          <w:color w:val="auto"/>
+          <w:sz w:val="20"/>
+          <w:szCs w:val="20"/>
+        </w:rPr>
+        <w:t xml:space="preserve"> | </w:t>
+      </w:r>
+      <w:r>
+        <w:rPr>
+          <w:rFonts w:ascii="Ubuntu" w:hAnsi="Ubuntu"/>
+          <w:color w:val="auto"/>
+          <w:sz w:val="20"/>
+          <w:szCs w:val="20"/>
+        </w:rPr>
+        <w:t>QGIS, Blender, SolidWorks</w:t>
+      </w:r>
+      <w:r>
+        <w:rPr>
+          <w:rFonts w:ascii="Ubuntu" w:hAnsi="Ubuntu"/>
+          <w:b/>
+          <w:bCs/>
+          <w:color w:val="auto"/>
+          <w:sz w:val="20"/>
+          <w:szCs w:val="20"/>
+        </w:rPr>
+        <w:tab/>
+      </w:r>
+      <w:r>
+        <w:rPr>
+          <w:rFonts w:ascii="Ubuntu" w:hAnsi="Ubuntu"/>
+          <w:b/>
+          <w:bCs/>
+          <w:color w:val="auto"/>
+          <w:sz w:val="20"/>
+          <w:szCs w:val="20"/>
+        </w:rPr>
+        <w:tab/>
+      </w:r>
+      <w:r>
+        <w:rPr>
+          <w:rFonts w:ascii="Ubuntu" w:hAnsi="Ubuntu"/>
+          <w:b/>
+          <w:bCs/>
+          <w:color w:val="auto"/>
+          <w:sz w:val="20"/>
+          <w:szCs w:val="20"/>
+        </w:rPr>
+        <w:tab/>
+      </w:r>
+      <w:r>
+        <w:rPr>
+          <w:rFonts w:ascii="Ubuntu" w:hAnsi="Ubuntu"/>
+          <w:b/>
+          <w:bCs/>
+          <w:color w:val="auto"/>
+          <w:sz w:val="20"/>
+          <w:szCs w:val="20"/>
+        </w:rPr>
+        <w:tab/>
+      </w:r>
+      <w:r>
+        <w:rPr>
+          <w:rFonts w:ascii="Ubuntu" w:hAnsi="Ubuntu"/>
+          <w:b/>
+          <w:bCs/>
+          <w:color w:val="auto"/>
+          <w:sz w:val="20"/>
+          <w:szCs w:val="20"/>
+        </w:rPr>
+        <w:tab/>
+        <w:t xml:space="preserve">            </w:t>
+      </w:r>
+      <w:r>
+        <w:rPr>
+          <w:rFonts w:ascii="Ubuntu" w:hAnsi="Ubuntu"/>
+          <w:b/>
+          <w:bCs/>
+          <w:color w:val="auto"/>
+          <w:sz w:val="20"/>
+          <w:szCs w:val="20"/>
+        </w:rPr>
+        <w:t xml:space="preserve">        </w:t>
       </w:r>
       <w:r>
         <w:rPr>
@@ -2665,196 +3015,40 @@
           <w:sz w:val="20"/>
           <w:szCs w:val="20"/>
         </w:rPr>
-        <w:tab/>
-      </w:r>
-      <w:r>
-        <w:rPr>
-          <w:rFonts w:ascii="Ubuntu" w:hAnsi="Ubuntu"/>
-          <w:b/>
-          <w:bCs/>
-          <w:color w:val="auto"/>
-          <w:sz w:val="20"/>
-          <w:szCs w:val="20"/>
-        </w:rPr>
-        <w:tab/>
-      </w:r>
-      <w:r>
-        <w:rPr>
-          <w:rFonts w:ascii="Ubuntu" w:hAnsi="Ubuntu"/>
-          <w:b/>
-          <w:bCs/>
-          <w:color w:val="auto"/>
-          <w:sz w:val="20"/>
-          <w:szCs w:val="20"/>
-        </w:rPr>
-        <w:tab/>
-      </w:r>
-      <w:r>
-        <w:rPr>
-          <w:rFonts w:ascii="Ubuntu" w:hAnsi="Ubuntu"/>
-          <w:b/>
-          <w:bCs/>
-          <w:color w:val="auto"/>
-          <w:sz w:val="20"/>
-          <w:szCs w:val="20"/>
-        </w:rPr>
-        <w:tab/>
-      </w:r>
-      <w:r>
-        <w:rPr>
-          <w:rFonts w:ascii="Ubuntu" w:hAnsi="Ubuntu"/>
-          <w:b/>
-          <w:bCs/>
-          <w:color w:val="auto"/>
-          <w:sz w:val="20"/>
-          <w:szCs w:val="20"/>
-        </w:rPr>
-        <w:tab/>
-      </w:r>
-      <w:r>
-        <w:rPr>
-          <w:rFonts w:ascii="Ubuntu" w:hAnsi="Ubuntu"/>
-          <w:b/>
-          <w:bCs/>
-          <w:color w:val="auto"/>
-          <w:sz w:val="20"/>
-          <w:szCs w:val="20"/>
-        </w:rPr>
-        <w:tab/>
-      </w:r>
-      <w:r>
-        <w:rPr>
-          <w:rFonts w:ascii="Ubuntu" w:hAnsi="Ubuntu"/>
-          <w:b/>
-          <w:bCs/>
-          <w:color w:val="auto"/>
-          <w:sz w:val="20"/>
-          <w:szCs w:val="20"/>
-        </w:rPr>
-        <w:tab/>
-      </w:r>
-      <w:r>
-        <w:rPr>
-          <w:rFonts w:ascii="Ubuntu" w:hAnsi="Ubuntu"/>
-          <w:b/>
-          <w:bCs/>
-          <w:color w:val="auto"/>
-          <w:sz w:val="20"/>
-          <w:szCs w:val="20"/>
-        </w:rPr>
-        <w:tab/>
-        <w:t xml:space="preserve">     </w:t>
-      </w:r>
-      <w:r>
-        <w:rPr>
-          <w:rFonts w:ascii="Ubuntu" w:hAnsi="Ubuntu"/>
-          <w:b/>
-          <w:bCs/>
-          <w:color w:val="auto"/>
-          <w:sz w:val="20"/>
-          <w:szCs w:val="20"/>
-        </w:rPr>
-        <w:tab/>
-        <w:t xml:space="preserve"> </w:t>
-      </w:r>
-      <w:r>
-        <w:rPr>
-          <w:rFonts w:ascii="Ubuntu" w:hAnsi="Ubuntu"/>
-          <w:b/>
-          <w:bCs/>
-          <w:color w:val="auto"/>
-          <w:sz w:val="20"/>
-          <w:szCs w:val="20"/>
-        </w:rPr>
-        <w:t xml:space="preserve">  </w:t>
-      </w:r>
-      <w:r>
-        <w:rPr>
-          <w:rFonts w:ascii="Ubuntu" w:hAnsi="Ubuntu"/>
-          <w:b/>
-          <w:bCs/>
-          <w:color w:val="auto"/>
-          <w:sz w:val="20"/>
-          <w:szCs w:val="20"/>
-        </w:rPr>
-        <w:t xml:space="preserve">                   </w:t>
-      </w:r>
-      <w:r>
-        <w:rPr>
-          <w:rFonts w:ascii="Ubuntu" w:hAnsi="Ubuntu"/>
-          <w:b/>
-          <w:bCs/>
-          <w:color w:val="auto"/>
-          <w:sz w:val="20"/>
-          <w:szCs w:val="20"/>
-        </w:rPr>
-        <w:t xml:space="preserve">   </w:t>
-      </w:r>
-      <w:r>
-        <w:rPr>
-          <w:rFonts w:ascii="Ubuntu" w:hAnsi="Ubuntu"/>
-          <w:b/>
-          <w:bCs/>
-          <w:color w:val="auto"/>
-          <w:sz w:val="20"/>
-          <w:szCs w:val="20"/>
-        </w:rPr>
-        <w:t xml:space="preserve">       </w:t>
-      </w:r>
-      <w:r>
-        <w:rPr>
-          <w:rFonts w:ascii="Ubuntu" w:hAnsi="Ubuntu"/>
-          <w:b/>
-          <w:bCs/>
-          <w:color w:val="auto"/>
-          <w:sz w:val="20"/>
-          <w:szCs w:val="20"/>
-        </w:rPr>
-        <w:t xml:space="preserve"> </w:t>
-      </w:r>
-      <w:r>
-        <w:rPr>
-          <w:rFonts w:ascii="Ubuntu" w:hAnsi="Ubuntu"/>
-          <w:b/>
-          <w:bCs/>
-          <w:color w:val="auto"/>
-          <w:sz w:val="20"/>
-          <w:szCs w:val="20"/>
-        </w:rPr>
-        <w:t xml:space="preserve"> </w:t>
-      </w:r>
-      <w:r>
-        <w:rPr>
-          <w:rFonts w:ascii="Ubuntu" w:hAnsi="Ubuntu"/>
-          <w:b/>
-          <w:bCs/>
-          <w:color w:val="auto"/>
-          <w:sz w:val="20"/>
-          <w:szCs w:val="20"/>
-        </w:rPr>
-        <w:t>May</w:t>
-      </w:r>
-      <w:r>
-        <w:rPr>
-          <w:rFonts w:ascii="Ubuntu" w:hAnsi="Ubuntu"/>
-          <w:b/>
-          <w:bCs/>
-          <w:color w:val="auto"/>
-          <w:sz w:val="20"/>
-          <w:szCs w:val="20"/>
-        </w:rPr>
-        <w:t xml:space="preserve"> </w:t>
-      </w:r>
-      <w:r>
-        <w:rPr>
-          <w:rFonts w:ascii="Ubuntu" w:hAnsi="Ubuntu"/>
-          <w:b/>
-          <w:bCs/>
-          <w:color w:val="auto"/>
-          <w:sz w:val="20"/>
-          <w:szCs w:val="20"/>
-        </w:rPr>
-        <w:t>2018</w:t>
+        <w:t xml:space="preserve">             </w:t>
+      </w:r>
+      <w:r>
+        <w:rPr>
+          <w:rFonts w:ascii="Ubuntu" w:hAnsi="Ubuntu"/>
+          <w:b/>
+          <w:bCs/>
+          <w:color w:val="auto"/>
+          <w:sz w:val="20"/>
+          <w:szCs w:val="20"/>
+        </w:rPr>
+        <w:t xml:space="preserve">   Oct</w:t>
+      </w:r>
+      <w:r>
+        <w:rPr>
+          <w:rFonts w:ascii="Ubuntu" w:hAnsi="Ubuntu"/>
+          <w:b/>
+          <w:bCs/>
+          <w:color w:val="auto"/>
+          <w:sz w:val="20"/>
+          <w:szCs w:val="20"/>
+        </w:rPr>
+        <w:t>. 202</w:t>
+      </w:r>
+      <w:r>
+        <w:rPr>
+          <w:rFonts w:ascii="Ubuntu" w:hAnsi="Ubuntu"/>
+          <w:b/>
+          <w:bCs/>
+          <w:color w:val="auto"/>
+          <w:sz w:val="20"/>
+          <w:szCs w:val="20"/>
+        </w:rPr>
+        <w:t>3</w:t>
       </w:r>
       <w:r>
         <w:rPr>
@@ -2876,250 +3070,7 @@
           <w:sz w:val="20"/>
           <w:szCs w:val="20"/>
         </w:rPr>
-        <w:t>Aug.</w:t>
-      </w:r>
-      <w:r>
-        <w:rPr>
-          <w:rFonts w:ascii="Ubuntu" w:hAnsi="Ubuntu"/>
-          <w:b/>
-          <w:bCs/>
-          <w:color w:val="auto"/>
-          <w:sz w:val="20"/>
-          <w:szCs w:val="20"/>
-        </w:rPr>
-        <w:t xml:space="preserve"> </w:t>
-      </w:r>
-      <w:r>
-        <w:rPr>
-          <w:rFonts w:ascii="Ubuntu" w:hAnsi="Ubuntu"/>
-          <w:b/>
-          <w:bCs/>
-          <w:color w:val="auto"/>
-          <w:sz w:val="20"/>
-          <w:szCs w:val="20"/>
-        </w:rPr>
-        <w:t>2019</w:t>
-      </w:r>
-    </w:p>
-    <w:p>
-      <w:pPr>
-        <w:pStyle w:val="Default"/>
-        <w:spacing w:line="252" w:lineRule="auto"/>
-        <w:rPr>
-          <w:rFonts w:ascii="Ubuntu" w:hAnsi="Ubuntu"/>
-          <w:color w:val="auto"/>
-          <w:sz w:val="20"/>
-          <w:szCs w:val="20"/>
-        </w:rPr>
-      </w:pPr>
-      <w:r>
-        <w:rPr>
-          <w:rFonts w:ascii="Ubuntu" w:hAnsi="Ubuntu"/>
-          <w:i/>
-          <w:iCs/>
-          <w:color w:val="auto"/>
-          <w:sz w:val="20"/>
-          <w:szCs w:val="20"/>
-        </w:rPr>
-        <w:t>Application Development</w:t>
-      </w:r>
-      <w:r>
-        <w:rPr>
-          <w:rFonts w:ascii="Ubuntu" w:hAnsi="Ubuntu"/>
-          <w:i/>
-          <w:iCs/>
-          <w:color w:val="auto"/>
-          <w:sz w:val="20"/>
-          <w:szCs w:val="20"/>
-        </w:rPr>
-        <w:t xml:space="preserve"> Intern</w:t>
-      </w:r>
-      <w:r>
-        <w:rPr>
-          <w:rFonts w:ascii="Ubuntu" w:hAnsi="Ubuntu"/>
-          <w:i/>
-          <w:iCs/>
-          <w:color w:val="auto"/>
-          <w:sz w:val="20"/>
-          <w:szCs w:val="20"/>
-        </w:rPr>
-        <w:t xml:space="preserve"> </w:t>
-      </w:r>
-      <w:r>
-        <w:rPr>
-          <w:rFonts w:ascii="Ubuntu" w:hAnsi="Ubuntu"/>
-          <w:i/>
-          <w:iCs/>
-          <w:color w:val="auto"/>
-          <w:sz w:val="20"/>
-          <w:szCs w:val="20"/>
-        </w:rPr>
-        <w:tab/>
-      </w:r>
-      <w:r>
-        <w:rPr>
-          <w:rFonts w:ascii="Ubuntu" w:hAnsi="Ubuntu"/>
-          <w:i/>
-          <w:iCs/>
-          <w:color w:val="auto"/>
-          <w:sz w:val="20"/>
-          <w:szCs w:val="20"/>
-        </w:rPr>
-        <w:tab/>
-      </w:r>
-      <w:r>
-        <w:rPr>
-          <w:rFonts w:ascii="Ubuntu" w:hAnsi="Ubuntu"/>
-          <w:i/>
-          <w:iCs/>
-          <w:color w:val="auto"/>
-          <w:sz w:val="20"/>
-          <w:szCs w:val="20"/>
-        </w:rPr>
-        <w:tab/>
-      </w:r>
-      <w:r>
-        <w:rPr>
-          <w:rFonts w:ascii="Ubuntu" w:hAnsi="Ubuntu"/>
-          <w:i/>
-          <w:iCs/>
-          <w:color w:val="auto"/>
-          <w:sz w:val="20"/>
-          <w:szCs w:val="20"/>
-        </w:rPr>
-        <w:tab/>
-      </w:r>
-      <w:r>
-        <w:rPr>
-          <w:rFonts w:ascii="Ubuntu" w:hAnsi="Ubuntu"/>
-          <w:i/>
-          <w:iCs/>
-          <w:color w:val="auto"/>
-          <w:sz w:val="20"/>
-          <w:szCs w:val="20"/>
-        </w:rPr>
-        <w:tab/>
-      </w:r>
-      <w:r>
-        <w:rPr>
-          <w:rFonts w:ascii="Ubuntu" w:hAnsi="Ubuntu"/>
-          <w:i/>
-          <w:iCs/>
-          <w:color w:val="auto"/>
-          <w:sz w:val="20"/>
-          <w:szCs w:val="20"/>
-        </w:rPr>
-        <w:tab/>
-      </w:r>
-      <w:r>
-        <w:rPr>
-          <w:rFonts w:ascii="Ubuntu" w:hAnsi="Ubuntu"/>
-          <w:i/>
-          <w:iCs/>
-          <w:color w:val="auto"/>
-          <w:sz w:val="20"/>
-          <w:szCs w:val="20"/>
-        </w:rPr>
-        <w:tab/>
-      </w:r>
-      <w:r>
-        <w:rPr>
-          <w:rFonts w:ascii="Ubuntu" w:hAnsi="Ubuntu"/>
-          <w:i/>
-          <w:iCs/>
-          <w:color w:val="auto"/>
-          <w:sz w:val="20"/>
-          <w:szCs w:val="20"/>
-        </w:rPr>
-        <w:tab/>
-      </w:r>
-      <w:r>
-        <w:rPr>
-          <w:rFonts w:ascii="Ubuntu" w:hAnsi="Ubuntu"/>
-          <w:i/>
-          <w:iCs/>
-          <w:color w:val="auto"/>
-          <w:sz w:val="20"/>
-          <w:szCs w:val="20"/>
-        </w:rPr>
-        <w:tab/>
-      </w:r>
-      <w:r>
-        <w:rPr>
-          <w:rFonts w:ascii="Ubuntu" w:hAnsi="Ubuntu"/>
-          <w:i/>
-          <w:iCs/>
-          <w:color w:val="auto"/>
-          <w:sz w:val="20"/>
-          <w:szCs w:val="20"/>
-        </w:rPr>
-        <w:t xml:space="preserve">                 </w:t>
-      </w:r>
-      <w:r>
-        <w:rPr>
-          <w:rFonts w:ascii="Ubuntu" w:hAnsi="Ubuntu"/>
-          <w:i/>
-          <w:iCs/>
-          <w:color w:val="auto"/>
-          <w:sz w:val="20"/>
-          <w:szCs w:val="20"/>
-        </w:rPr>
-        <w:t xml:space="preserve"> </w:t>
-      </w:r>
-      <w:r>
-        <w:rPr>
-          <w:rFonts w:ascii="Ubuntu" w:hAnsi="Ubuntu"/>
-          <w:i/>
-          <w:iCs/>
-          <w:color w:val="auto"/>
-          <w:sz w:val="20"/>
-          <w:szCs w:val="20"/>
-        </w:rPr>
-        <w:t xml:space="preserve">  </w:t>
-      </w:r>
-      <w:r>
-        <w:rPr>
-          <w:rFonts w:ascii="Ubuntu" w:hAnsi="Ubuntu"/>
-          <w:i/>
-          <w:iCs/>
-          <w:color w:val="auto"/>
-          <w:sz w:val="20"/>
-          <w:szCs w:val="20"/>
-        </w:rPr>
-        <w:t>Cincinnati</w:t>
-      </w:r>
-      <w:r>
-        <w:rPr>
-          <w:rFonts w:ascii="Ubuntu" w:hAnsi="Ubuntu"/>
-          <w:i/>
-          <w:iCs/>
-          <w:color w:val="auto"/>
-          <w:sz w:val="20"/>
-          <w:szCs w:val="20"/>
-        </w:rPr>
-        <w:t xml:space="preserve">, </w:t>
-      </w:r>
-      <w:r>
-        <w:rPr>
-          <w:rFonts w:ascii="Ubuntu" w:hAnsi="Ubuntu"/>
-          <w:i/>
-          <w:iCs/>
-          <w:color w:val="auto"/>
-          <w:sz w:val="20"/>
-          <w:szCs w:val="20"/>
-        </w:rPr>
-        <w:t>OH</w:t>
-      </w:r>
-      <w:r>
-        <w:rPr>
-          <w:rFonts w:ascii="Ubuntu" w:hAnsi="Ubuntu"/>
-          <w:i/>
-          <w:iCs/>
-          <w:color w:val="auto"/>
-          <w:sz w:val="20"/>
-          <w:szCs w:val="20"/>
-        </w:rPr>
-        <w:t xml:space="preserve"> </w:t>
+        <w:t>Present</w:t>
       </w:r>
     </w:p>
     <w:p>
@@ -3127,26 +3078,399 @@
         <w:pStyle w:val="Default"/>
         <w:numPr>
           <w:ilvl w:val="0"/>
-          <w:numId w:val="3"/>
+          <w:numId w:val="23"/>
         </w:numPr>
         <w:spacing w:line="252" w:lineRule="auto"/>
         <w:rPr>
           <w:rFonts w:ascii="Ubuntu" w:hAnsi="Ubuntu"/>
           <w:bCs/>
           <w:color w:val="auto"/>
-          <w:sz w:val="20"/>
-          <w:szCs w:val="20"/>
-        </w:rPr>
-      </w:pPr>
-      <w:r>
-        <w:rPr>
-          <w:rFonts w:ascii="Ubuntu" w:hAnsi="Ubuntu"/>
-          <w:bCs/>
-          <w:color w:val="auto"/>
-          <w:sz w:val="20"/>
-          <w:szCs w:val="20"/>
-        </w:rPr>
-        <w:t>Streamlined business operations by designing reports, organizing internal documentation, restructuring sales database, refining CRM platform, and assisting in QA testing.</w:t>
+          <w:sz w:val="16"/>
+          <w:szCs w:val="16"/>
+        </w:rPr>
+      </w:pPr>
+      <w:r>
+        <w:rPr>
+          <w:rFonts w:ascii="Ubuntu" w:hAnsi="Ubuntu"/>
+          <w:bCs/>
+          <w:color w:val="auto"/>
+          <w:sz w:val="20"/>
+          <w:szCs w:val="20"/>
+        </w:rPr>
+        <w:t xml:space="preserve">Manually design and publish detailed miniature maps under the </w:t>
+      </w:r>
+      <w:proofErr w:type="spellStart"/>
+      <w:r>
+        <w:rPr>
+          <w:rFonts w:ascii="Ubuntu" w:hAnsi="Ubuntu"/>
+          <w:bCs/>
+          <w:color w:val="auto"/>
+          <w:sz w:val="20"/>
+          <w:szCs w:val="20"/>
+        </w:rPr>
+        <w:t>Jarvizar</w:t>
+      </w:r>
+      <w:proofErr w:type="spellEnd"/>
+      <w:r>
+        <w:rPr>
+          <w:rFonts w:ascii="Ubuntu" w:hAnsi="Ubuntu"/>
+          <w:bCs/>
+          <w:color w:val="auto"/>
+          <w:sz w:val="20"/>
+          <w:szCs w:val="20"/>
+        </w:rPr>
+        <w:t xml:space="preserve"> name, reaching more than 30</w:t>
+      </w:r>
+      <w:r>
+        <w:rPr>
+          <w:rFonts w:ascii="Ubuntu" w:hAnsi="Ubuntu"/>
+          <w:bCs/>
+          <w:color w:val="auto"/>
+          <w:sz w:val="20"/>
+          <w:szCs w:val="20"/>
+        </w:rPr>
+        <w:t>K</w:t>
+      </w:r>
+      <w:r>
+        <w:rPr>
+          <w:rFonts w:ascii="Ubuntu" w:hAnsi="Ubuntu"/>
+          <w:bCs/>
+          <w:color w:val="auto"/>
+          <w:sz w:val="20"/>
+          <w:szCs w:val="20"/>
+        </w:rPr>
+        <w:t xml:space="preserve"> followers and 175</w:t>
+      </w:r>
+      <w:r>
+        <w:rPr>
+          <w:rFonts w:ascii="Ubuntu" w:hAnsi="Ubuntu"/>
+          <w:bCs/>
+          <w:color w:val="auto"/>
+          <w:sz w:val="20"/>
+          <w:szCs w:val="20"/>
+        </w:rPr>
+        <w:t>K</w:t>
+      </w:r>
+      <w:r>
+        <w:rPr>
+          <w:rFonts w:ascii="Ubuntu" w:hAnsi="Ubuntu"/>
+          <w:bCs/>
+          <w:color w:val="auto"/>
+          <w:sz w:val="20"/>
+          <w:szCs w:val="20"/>
+        </w:rPr>
+        <w:t xml:space="preserve"> downloads across my published models.</w:t>
+      </w:r>
+    </w:p>
+    <w:p>
+      <w:pPr>
+        <w:pStyle w:val="Default"/>
+        <w:numPr>
+          <w:ilvl w:val="0"/>
+          <w:numId w:val="23"/>
+        </w:numPr>
+        <w:spacing w:line="252" w:lineRule="auto"/>
+        <w:rPr>
+          <w:rFonts w:ascii="Ubuntu" w:hAnsi="Ubuntu"/>
+          <w:bCs/>
+          <w:color w:val="auto"/>
+          <w:sz w:val="20"/>
+          <w:szCs w:val="20"/>
+        </w:rPr>
+      </w:pPr>
+      <w:r>
+        <w:rPr>
+          <w:rFonts w:ascii="Ubuntu" w:hAnsi="Ubuntu"/>
+          <w:bCs/>
+          <w:color w:val="auto"/>
+          <w:sz w:val="20"/>
+          <w:szCs w:val="20"/>
+        </w:rPr>
+        <w:t xml:space="preserve">Create each model through a hands-on workflow using QGIS, Blender, SolidWorks, </w:t>
+      </w:r>
+      <w:r>
+        <w:rPr>
+          <w:rFonts w:ascii="Ubuntu" w:hAnsi="Ubuntu"/>
+          <w:bCs/>
+          <w:color w:val="auto"/>
+          <w:sz w:val="20"/>
+          <w:szCs w:val="20"/>
+        </w:rPr>
+        <w:t xml:space="preserve">and </w:t>
+      </w:r>
+      <w:proofErr w:type="spellStart"/>
+      <w:r>
+        <w:rPr>
+          <w:rFonts w:ascii="Ubuntu" w:hAnsi="Ubuntu"/>
+          <w:bCs/>
+          <w:color w:val="auto"/>
+          <w:sz w:val="20"/>
+          <w:szCs w:val="20"/>
+        </w:rPr>
+        <w:t>InkScape</w:t>
+      </w:r>
+      <w:proofErr w:type="spellEnd"/>
+      <w:r>
+        <w:rPr>
+          <w:rFonts w:ascii="Ubuntu" w:hAnsi="Ubuntu"/>
+          <w:bCs/>
+          <w:color w:val="auto"/>
+          <w:sz w:val="20"/>
+          <w:szCs w:val="20"/>
+        </w:rPr>
+        <w:t xml:space="preserve">, </w:t>
+      </w:r>
+      <w:r>
+        <w:rPr>
+          <w:rFonts w:ascii="Ubuntu" w:hAnsi="Ubuntu"/>
+          <w:bCs/>
+          <w:color w:val="auto"/>
+          <w:sz w:val="20"/>
+          <w:szCs w:val="20"/>
+        </w:rPr>
+        <w:t>including geographic data preparation, modeling, cleanup, and print preparation</w:t>
+      </w:r>
+      <w:r>
+        <w:rPr>
+          <w:rFonts w:ascii="Ubuntu" w:hAnsi="Ubuntu"/>
+          <w:bCs/>
+          <w:color w:val="auto"/>
+          <w:sz w:val="20"/>
+          <w:szCs w:val="20"/>
+        </w:rPr>
+        <w:t>.</w:t>
+      </w:r>
+    </w:p>
+    <w:p>
+      <w:pPr>
+        <w:pStyle w:val="Default"/>
+        <w:spacing w:line="252" w:lineRule="auto"/>
+        <w:ind w:left="360"/>
+        <w:rPr>
+          <w:rFonts w:ascii="Ubuntu" w:hAnsi="Ubuntu"/>
+          <w:bCs/>
+          <w:color w:val="auto"/>
+          <w:sz w:val="16"/>
+          <w:szCs w:val="16"/>
+        </w:rPr>
+      </w:pPr>
+    </w:p>
+    <w:p>
+      <w:pPr>
+        <w:pStyle w:val="Default"/>
+        <w:spacing w:line="252" w:lineRule="auto"/>
+        <w:rPr>
+          <w:rFonts w:ascii="Ubuntu" w:hAnsi="Ubuntu"/>
+          <w:bCs/>
+          <w:color w:val="auto"/>
+          <w:sz w:val="20"/>
+          <w:szCs w:val="20"/>
+        </w:rPr>
+      </w:pPr>
+      <w:proofErr w:type="spellStart"/>
+      <w:r>
+        <w:rPr>
+          <w:rFonts w:ascii="Ubuntu" w:hAnsi="Ubuntu"/>
+          <w:b/>
+          <w:bCs/>
+          <w:color w:val="auto"/>
+          <w:sz w:val="20"/>
+          <w:szCs w:val="20"/>
+        </w:rPr>
+        <w:t>PartyLine</w:t>
+      </w:r>
+      <w:proofErr w:type="spellEnd"/>
+      <w:r>
+        <w:rPr>
+          <w:rFonts w:ascii="Ubuntu" w:hAnsi="Ubuntu"/>
+          <w:b/>
+          <w:bCs/>
+          <w:color w:val="auto"/>
+          <w:sz w:val="20"/>
+          <w:szCs w:val="20"/>
+        </w:rPr>
+        <w:t xml:space="preserve"> | </w:t>
+      </w:r>
+      <w:r>
+        <w:rPr>
+          <w:rFonts w:ascii="Ubuntu" w:hAnsi="Ubuntu"/>
+          <w:color w:val="auto"/>
+          <w:sz w:val="20"/>
+          <w:szCs w:val="20"/>
+        </w:rPr>
+        <w:t>Angular, Flask, Socket.IO, SQLite</w:t>
+      </w:r>
+      <w:r>
+        <w:rPr>
+          <w:rFonts w:ascii="Ubuntu" w:hAnsi="Ubuntu"/>
+          <w:b/>
+          <w:bCs/>
+          <w:color w:val="auto"/>
+          <w:sz w:val="20"/>
+          <w:szCs w:val="20"/>
+        </w:rPr>
+        <w:tab/>
+      </w:r>
+      <w:r>
+        <w:rPr>
+          <w:rFonts w:ascii="Ubuntu" w:hAnsi="Ubuntu"/>
+          <w:b/>
+          <w:bCs/>
+          <w:color w:val="auto"/>
+          <w:sz w:val="20"/>
+          <w:szCs w:val="20"/>
+        </w:rPr>
+        <w:tab/>
+      </w:r>
+      <w:r>
+        <w:rPr>
+          <w:rFonts w:ascii="Ubuntu" w:hAnsi="Ubuntu"/>
+          <w:b/>
+          <w:bCs/>
+          <w:color w:val="auto"/>
+          <w:sz w:val="20"/>
+          <w:szCs w:val="20"/>
+        </w:rPr>
+        <w:tab/>
+      </w:r>
+      <w:r>
+        <w:rPr>
+          <w:rFonts w:ascii="Ubuntu" w:hAnsi="Ubuntu"/>
+          <w:b/>
+          <w:bCs/>
+          <w:color w:val="auto"/>
+          <w:sz w:val="20"/>
+          <w:szCs w:val="20"/>
+        </w:rPr>
+        <w:tab/>
+      </w:r>
+      <w:r>
+        <w:rPr>
+          <w:rFonts w:ascii="Ubuntu" w:hAnsi="Ubuntu"/>
+          <w:b/>
+          <w:bCs/>
+          <w:color w:val="auto"/>
+          <w:sz w:val="20"/>
+          <w:szCs w:val="20"/>
+        </w:rPr>
+        <w:tab/>
+        <w:t xml:space="preserve">  </w:t>
+      </w:r>
+      <w:r>
+        <w:rPr>
+          <w:rFonts w:ascii="Ubuntu" w:hAnsi="Ubuntu"/>
+          <w:b/>
+          <w:bCs/>
+          <w:color w:val="auto"/>
+          <w:sz w:val="20"/>
+          <w:szCs w:val="20"/>
+        </w:rPr>
+        <w:t xml:space="preserve">  </w:t>
+      </w:r>
+      <w:r>
+        <w:rPr>
+          <w:rFonts w:ascii="Ubuntu" w:hAnsi="Ubuntu"/>
+          <w:b/>
+          <w:bCs/>
+          <w:color w:val="auto"/>
+          <w:sz w:val="20"/>
+          <w:szCs w:val="20"/>
+        </w:rPr>
+        <w:t xml:space="preserve">          </w:t>
+      </w:r>
+      <w:r>
+        <w:rPr>
+          <w:rFonts w:ascii="Ubuntu" w:hAnsi="Ubuntu"/>
+          <w:b/>
+          <w:bCs/>
+          <w:color w:val="auto"/>
+          <w:sz w:val="20"/>
+          <w:szCs w:val="20"/>
+        </w:rPr>
+        <w:t xml:space="preserve">         </w:t>
+      </w:r>
+      <w:r>
+        <w:rPr>
+          <w:rFonts w:ascii="Ubuntu" w:hAnsi="Ubuntu"/>
+          <w:b/>
+          <w:bCs/>
+          <w:color w:val="auto"/>
+          <w:sz w:val="20"/>
+          <w:szCs w:val="20"/>
+        </w:rPr>
+        <w:tab/>
+        <w:t xml:space="preserve">  Aug.</w:t>
+      </w:r>
+      <w:r>
+        <w:rPr>
+          <w:rFonts w:ascii="Ubuntu" w:hAnsi="Ubuntu"/>
+          <w:b/>
+          <w:bCs/>
+          <w:color w:val="auto"/>
+          <w:sz w:val="20"/>
+          <w:szCs w:val="20"/>
+        </w:rPr>
+        <w:t xml:space="preserve"> 202</w:t>
+      </w:r>
+      <w:r>
+        <w:rPr>
+          <w:rFonts w:ascii="Ubuntu" w:hAnsi="Ubuntu"/>
+          <w:b/>
+          <w:bCs/>
+          <w:color w:val="auto"/>
+          <w:sz w:val="20"/>
+          <w:szCs w:val="20"/>
+        </w:rPr>
+        <w:t>3</w:t>
+      </w:r>
+      <w:r>
+        <w:rPr>
+          <w:rFonts w:ascii="Ubuntu" w:hAnsi="Ubuntu"/>
+          <w:b/>
+          <w:bCs/>
+          <w:color w:val="auto"/>
+          <w:sz w:val="20"/>
+          <w:szCs w:val="20"/>
+        </w:rPr>
+        <w:t xml:space="preserve"> – </w:t>
+      </w:r>
+      <w:r>
+        <w:rPr>
+          <w:rFonts w:ascii="Ubuntu" w:hAnsi="Ubuntu"/>
+          <w:b/>
+          <w:bCs/>
+          <w:color w:val="auto"/>
+          <w:sz w:val="20"/>
+          <w:szCs w:val="20"/>
+        </w:rPr>
+        <w:t>June 2024</w:t>
+      </w:r>
+    </w:p>
+    <w:p>
+      <w:pPr>
+        <w:pStyle w:val="Default"/>
+        <w:numPr>
+          <w:ilvl w:val="0"/>
+          <w:numId w:val="27"/>
+        </w:numPr>
+        <w:spacing w:line="252" w:lineRule="auto"/>
+        <w:rPr>
+          <w:rFonts w:ascii="Ubuntu" w:hAnsi="Ubuntu"/>
+          <w:bCs/>
+          <w:color w:val="auto"/>
+          <w:sz w:val="16"/>
+          <w:szCs w:val="16"/>
+        </w:rPr>
+      </w:pPr>
+      <w:r>
+        <w:rPr>
+          <w:rFonts w:ascii="Ubuntu" w:hAnsi="Ubuntu"/>
+          <w:bCs/>
+          <w:color w:val="auto"/>
+          <w:sz w:val="20"/>
+          <w:szCs w:val="20"/>
+        </w:rPr>
+        <w:t>Built a collaborative web application that allows DJs and party hosts to create crowd-controlled music queues, with real-time updates and Spotify API integration.</w:t>
       </w:r>
     </w:p>
     <w:p>
@@ -3353,29 +3677,7 @@
           <w:sz w:val="20"/>
           <w:szCs w:val="20"/>
         </w:rPr>
-        <w:t xml:space="preserve">Graduated </w:t>
-      </w:r>
-      <w:r>
-        <w:rPr>
-          <w:rFonts w:ascii="Ubuntu" w:hAnsi="Ubuntu"/>
-          <w:b/>
-          <w:bCs/>
-          <w:color w:val="auto"/>
-          <w:sz w:val="20"/>
-          <w:szCs w:val="20"/>
-        </w:rPr>
-        <w:t>May</w:t>
-      </w:r>
-      <w:r>
-        <w:rPr>
-          <w:rFonts w:ascii="Ubuntu" w:hAnsi="Ubuntu"/>
-          <w:b/>
-          <w:bCs/>
-          <w:color w:val="auto"/>
-          <w:sz w:val="20"/>
-          <w:szCs w:val="20"/>
-        </w:rPr>
-        <w:t xml:space="preserve"> 2023 </w:t>
+        <w:t xml:space="preserve">Graduated May 2023 </w:t>
       </w:r>
     </w:p>
     <w:p>
@@ -3513,29 +3815,7 @@
           <w:sz w:val="20"/>
           <w:szCs w:val="20"/>
         </w:rPr>
-        <w:t xml:space="preserve">              </w:t>
-      </w:r>
-      <w:r>
-        <w:rPr>
-          <w:rFonts w:ascii="Ubuntu" w:hAnsi="Ubuntu"/>
-          <w:i/>
-          <w:iCs/>
-          <w:color w:val="auto"/>
-          <w:sz w:val="20"/>
-          <w:szCs w:val="20"/>
-        </w:rPr>
-        <w:t xml:space="preserve"> </w:t>
-      </w:r>
-      <w:r>
-        <w:rPr>
-          <w:rFonts w:ascii="Ubuntu" w:hAnsi="Ubuntu"/>
-          <w:i/>
-          <w:iCs/>
-          <w:color w:val="auto"/>
-          <w:sz w:val="20"/>
-          <w:szCs w:val="20"/>
-        </w:rPr>
-        <w:t xml:space="preserve">      </w:t>
+        <w:t xml:space="preserve">                     </w:t>
       </w:r>
       <w:r>
         <w:rPr>
@@ -3645,7 +3925,16 @@
           <w:sz w:val="20"/>
           <w:szCs w:val="20"/>
         </w:rPr>
-        <w:t xml:space="preserve">&amp; </w:t>
+        <w:t>and</w:t>
+      </w:r>
+      <w:r>
+        <w:rPr>
+          <w:rFonts w:ascii="Ubuntu" w:hAnsi="Ubuntu"/>
+          <w:color w:val="auto"/>
+          <w:sz w:val="20"/>
+          <w:szCs w:val="20"/>
+        </w:rPr>
+        <w:t xml:space="preserve"> </w:t>
       </w:r>
       <w:r>
         <w:rPr>
@@ -3664,1529 +3953,10 @@
           <w:szCs w:val="20"/>
         </w:rPr>
         <w:t>t</w:t>
-      </w:r>
-    </w:p>
-    <w:p>
-      <w:pPr>
-        <w:pStyle w:val="Default"/>
-        <w:spacing w:line="252" w:lineRule="auto"/>
-        <w:rPr>
-          <w:rFonts w:ascii="Ubuntu" w:hAnsi="Ubuntu"/>
-          <w:bCs/>
-          <w:color w:val="auto"/>
-          <w:sz w:val="16"/>
-          <w:szCs w:val="16"/>
-        </w:rPr>
-      </w:pPr>
-    </w:p>
-    <w:p>
-      <w:pPr>
-        <w:pStyle w:val="Default"/>
-        <w:pBdr>
-          <w:bottom w:val="single" w:sz="6" w:space="1" w:color="auto"/>
-        </w:pBdr>
-        <w:spacing w:line="252" w:lineRule="auto"/>
-        <w:rPr>
-          <w:rFonts w:ascii="Ubuntu" w:hAnsi="Ubuntu"/>
-          <w:b/>
-          <w:bCs/>
-          <w:color w:val="auto"/>
-          <w:sz w:val="22"/>
-          <w:szCs w:val="22"/>
-        </w:rPr>
-      </w:pPr>
-      <w:r>
-        <w:rPr>
-          <w:rFonts w:ascii="Ubuntu" w:hAnsi="Ubuntu"/>
-          <w:b/>
-          <w:bCs/>
-          <w:color w:val="auto"/>
-          <w:sz w:val="22"/>
-          <w:szCs w:val="22"/>
-        </w:rPr>
-        <w:t>PERSONAL PROJECTS</w:t>
-      </w:r>
-    </w:p>
-    <w:p>
-      <w:pPr>
-        <w:pStyle w:val="Default"/>
-        <w:spacing w:line="252" w:lineRule="auto"/>
-        <w:rPr>
-          <w:rFonts w:ascii="Ubuntu" w:hAnsi="Ubuntu"/>
-          <w:b/>
-          <w:bCs/>
-          <w:color w:val="auto"/>
-          <w:sz w:val="10"/>
-          <w:szCs w:val="10"/>
-        </w:rPr>
-      </w:pPr>
-    </w:p>
-    <w:p>
-      <w:pPr>
-        <w:pStyle w:val="Default"/>
-        <w:spacing w:line="252" w:lineRule="auto"/>
-        <w:rPr>
-          <w:rFonts w:ascii="Ubuntu" w:hAnsi="Ubuntu"/>
-          <w:bCs/>
-          <w:color w:val="auto"/>
-          <w:sz w:val="20"/>
-          <w:szCs w:val="20"/>
-        </w:rPr>
-      </w:pPr>
-      <w:proofErr w:type="spellStart"/>
-      <w:r>
-        <w:rPr>
-          <w:rFonts w:ascii="Ubuntu" w:hAnsi="Ubuntu"/>
-          <w:b/>
-          <w:bCs/>
-          <w:color w:val="auto"/>
-          <w:sz w:val="20"/>
-          <w:szCs w:val="20"/>
-        </w:rPr>
-        <w:t>PartyLine</w:t>
-      </w:r>
-      <w:proofErr w:type="spellEnd"/>
-      <w:r>
-        <w:rPr>
-          <w:rFonts w:ascii="Ubuntu" w:hAnsi="Ubuntu"/>
-          <w:b/>
-          <w:bCs/>
-          <w:color w:val="auto"/>
-          <w:sz w:val="20"/>
-          <w:szCs w:val="20"/>
-        </w:rPr>
-        <w:t>: DJ App</w:t>
-      </w:r>
-      <w:r>
-        <w:rPr>
-          <w:rFonts w:ascii="Ubuntu" w:hAnsi="Ubuntu"/>
-          <w:b/>
-          <w:bCs/>
-          <w:color w:val="auto"/>
-          <w:sz w:val="20"/>
-          <w:szCs w:val="20"/>
-        </w:rPr>
-        <w:tab/>
-      </w:r>
-      <w:r>
-        <w:rPr>
-          <w:rFonts w:ascii="Ubuntu" w:hAnsi="Ubuntu"/>
-          <w:b/>
-          <w:bCs/>
-          <w:color w:val="auto"/>
-          <w:sz w:val="20"/>
-          <w:szCs w:val="20"/>
-        </w:rPr>
-        <w:tab/>
-      </w:r>
-      <w:r>
-        <w:rPr>
-          <w:rFonts w:ascii="Ubuntu" w:hAnsi="Ubuntu"/>
-          <w:b/>
-          <w:bCs/>
-          <w:color w:val="auto"/>
-          <w:sz w:val="20"/>
-          <w:szCs w:val="20"/>
-        </w:rPr>
-        <w:tab/>
-      </w:r>
-      <w:r>
-        <w:rPr>
-          <w:rFonts w:ascii="Ubuntu" w:hAnsi="Ubuntu"/>
-          <w:b/>
-          <w:bCs/>
-          <w:color w:val="auto"/>
-          <w:sz w:val="20"/>
-          <w:szCs w:val="20"/>
-        </w:rPr>
-        <w:tab/>
-      </w:r>
-      <w:r>
-        <w:rPr>
-          <w:rFonts w:ascii="Ubuntu" w:hAnsi="Ubuntu"/>
-          <w:b/>
-          <w:bCs/>
-          <w:color w:val="auto"/>
-          <w:sz w:val="20"/>
-          <w:szCs w:val="20"/>
-        </w:rPr>
-        <w:tab/>
-      </w:r>
-      <w:r>
-        <w:rPr>
-          <w:rFonts w:ascii="Ubuntu" w:hAnsi="Ubuntu"/>
-          <w:b/>
-          <w:bCs/>
-          <w:color w:val="auto"/>
-          <w:sz w:val="20"/>
-          <w:szCs w:val="20"/>
-        </w:rPr>
-        <w:tab/>
-      </w:r>
-      <w:r>
-        <w:rPr>
-          <w:rFonts w:ascii="Ubuntu" w:hAnsi="Ubuntu"/>
-          <w:b/>
-          <w:bCs/>
-          <w:color w:val="auto"/>
-          <w:sz w:val="20"/>
-          <w:szCs w:val="20"/>
-        </w:rPr>
-        <w:tab/>
-      </w:r>
-      <w:r>
-        <w:rPr>
-          <w:rFonts w:ascii="Ubuntu" w:hAnsi="Ubuntu"/>
-          <w:b/>
-          <w:bCs/>
-          <w:color w:val="auto"/>
-          <w:sz w:val="20"/>
-          <w:szCs w:val="20"/>
-        </w:rPr>
-        <w:tab/>
-      </w:r>
-      <w:r>
-        <w:rPr>
-          <w:rFonts w:ascii="Ubuntu" w:hAnsi="Ubuntu"/>
-          <w:b/>
-          <w:bCs/>
-          <w:color w:val="auto"/>
-          <w:sz w:val="20"/>
-          <w:szCs w:val="20"/>
-        </w:rPr>
-        <w:tab/>
-        <w:t xml:space="preserve">   </w:t>
-      </w:r>
-      <w:r>
-        <w:rPr>
-          <w:rFonts w:ascii="Ubuntu" w:hAnsi="Ubuntu"/>
-          <w:b/>
-          <w:bCs/>
-          <w:color w:val="auto"/>
-          <w:sz w:val="20"/>
-          <w:szCs w:val="20"/>
-        </w:rPr>
-        <w:t xml:space="preserve">         </w:t>
-      </w:r>
-      <w:r>
-        <w:rPr>
-          <w:rFonts w:ascii="Ubuntu" w:hAnsi="Ubuntu"/>
-          <w:b/>
-          <w:bCs/>
-          <w:color w:val="auto"/>
-          <w:sz w:val="20"/>
-          <w:szCs w:val="20"/>
-        </w:rPr>
-        <w:t xml:space="preserve">     </w:t>
-      </w:r>
-      <w:r>
-        <w:rPr>
-          <w:rFonts w:ascii="Ubuntu" w:hAnsi="Ubuntu"/>
-          <w:b/>
-          <w:bCs/>
-          <w:color w:val="auto"/>
-          <w:sz w:val="20"/>
-          <w:szCs w:val="20"/>
-        </w:rPr>
-        <w:t xml:space="preserve">  </w:t>
-      </w:r>
-      <w:r>
-        <w:rPr>
-          <w:rFonts w:ascii="Ubuntu" w:hAnsi="Ubuntu"/>
-          <w:b/>
-          <w:bCs/>
-          <w:color w:val="auto"/>
-          <w:sz w:val="20"/>
-          <w:szCs w:val="20"/>
-        </w:rPr>
-        <w:t xml:space="preserve"> </w:t>
-      </w:r>
-      <w:r>
-        <w:rPr>
-          <w:rFonts w:ascii="Ubuntu" w:hAnsi="Ubuntu"/>
-          <w:b/>
-          <w:bCs/>
-          <w:color w:val="auto"/>
-          <w:sz w:val="20"/>
-          <w:szCs w:val="20"/>
-        </w:rPr>
-        <w:t xml:space="preserve"> </w:t>
-      </w:r>
-      <w:r>
-        <w:rPr>
-          <w:rFonts w:ascii="Ubuntu" w:hAnsi="Ubuntu"/>
-          <w:b/>
-          <w:bCs/>
-          <w:color w:val="auto"/>
-          <w:sz w:val="20"/>
-          <w:szCs w:val="20"/>
-        </w:rPr>
-        <w:t xml:space="preserve"> </w:t>
-      </w:r>
-      <w:r>
-        <w:rPr>
-          <w:rFonts w:ascii="Ubuntu" w:hAnsi="Ubuntu"/>
-          <w:b/>
-          <w:bCs/>
-          <w:color w:val="auto"/>
-          <w:sz w:val="20"/>
-          <w:szCs w:val="20"/>
-        </w:rPr>
-        <w:t>Feb</w:t>
-      </w:r>
-      <w:r>
-        <w:rPr>
-          <w:rFonts w:ascii="Ubuntu" w:hAnsi="Ubuntu"/>
-          <w:b/>
-          <w:bCs/>
-          <w:color w:val="auto"/>
-          <w:sz w:val="20"/>
-          <w:szCs w:val="20"/>
-        </w:rPr>
-        <w:t>.</w:t>
-      </w:r>
-      <w:r>
-        <w:rPr>
-          <w:rFonts w:ascii="Ubuntu" w:hAnsi="Ubuntu"/>
-          <w:b/>
-          <w:bCs/>
-          <w:color w:val="auto"/>
-          <w:sz w:val="20"/>
-          <w:szCs w:val="20"/>
-        </w:rPr>
-        <w:t xml:space="preserve"> </w:t>
-      </w:r>
-      <w:r>
-        <w:rPr>
-          <w:rFonts w:ascii="Ubuntu" w:hAnsi="Ubuntu"/>
-          <w:b/>
-          <w:bCs/>
-          <w:color w:val="auto"/>
-          <w:sz w:val="20"/>
-          <w:szCs w:val="20"/>
-        </w:rPr>
-        <w:t>202</w:t>
-      </w:r>
-      <w:r>
-        <w:rPr>
-          <w:rFonts w:ascii="Ubuntu" w:hAnsi="Ubuntu"/>
-          <w:b/>
-          <w:bCs/>
-          <w:color w:val="auto"/>
-          <w:sz w:val="20"/>
-          <w:szCs w:val="20"/>
-        </w:rPr>
-        <w:t>3</w:t>
-      </w:r>
-      <w:r>
-        <w:rPr>
-          <w:rFonts w:ascii="Ubuntu" w:hAnsi="Ubuntu"/>
-          <w:b/>
-          <w:bCs/>
-          <w:color w:val="auto"/>
-          <w:sz w:val="20"/>
-          <w:szCs w:val="20"/>
-        </w:rPr>
-        <w:t xml:space="preserve"> </w:t>
-      </w:r>
-      <w:r>
-        <w:rPr>
-          <w:rFonts w:ascii="Ubuntu" w:hAnsi="Ubuntu"/>
-          <w:b/>
-          <w:bCs/>
-          <w:color w:val="auto"/>
-          <w:sz w:val="20"/>
-          <w:szCs w:val="20"/>
-        </w:rPr>
-        <w:t xml:space="preserve">– </w:t>
-      </w:r>
-      <w:r>
-        <w:rPr>
-          <w:rFonts w:ascii="Ubuntu" w:hAnsi="Ubuntu"/>
-          <w:b/>
-          <w:bCs/>
-          <w:color w:val="auto"/>
-          <w:sz w:val="20"/>
-          <w:szCs w:val="20"/>
-        </w:rPr>
-        <w:t>Presen</w:t>
-      </w:r>
-      <w:r>
-        <w:rPr>
-          <w:rFonts w:ascii="Ubuntu" w:hAnsi="Ubuntu"/>
-          <w:b/>
-          <w:bCs/>
-          <w:color w:val="auto"/>
-          <w:sz w:val="20"/>
-          <w:szCs w:val="20"/>
-        </w:rPr>
-        <w:t>t</w:t>
-      </w:r>
-    </w:p>
-    <w:p>
-      <w:pPr>
-        <w:pStyle w:val="Default"/>
-        <w:numPr>
-          <w:ilvl w:val="0"/>
-          <w:numId w:val="13"/>
-        </w:numPr>
-        <w:spacing w:line="252" w:lineRule="auto"/>
-        <w:rPr>
-          <w:rFonts w:ascii="Ubuntu" w:hAnsi="Ubuntu"/>
-          <w:bCs/>
-          <w:color w:val="auto"/>
-          <w:sz w:val="20"/>
-          <w:szCs w:val="20"/>
-        </w:rPr>
-      </w:pPr>
-      <w:r>
-        <w:rPr>
-          <w:rFonts w:ascii="Ubuntu" w:hAnsi="Ubuntu"/>
-          <w:bCs/>
-          <w:color w:val="auto"/>
-          <w:sz w:val="20"/>
-          <w:szCs w:val="20"/>
-        </w:rPr>
-        <w:t xml:space="preserve">Playlist collaboration </w:t>
-      </w:r>
-      <w:r>
-        <w:rPr>
-          <w:rFonts w:ascii="Ubuntu" w:hAnsi="Ubuntu"/>
-          <w:bCs/>
-          <w:color w:val="auto"/>
-          <w:sz w:val="20"/>
-          <w:szCs w:val="20"/>
-        </w:rPr>
-        <w:t>web-application</w:t>
-      </w:r>
-      <w:r>
-        <w:rPr>
-          <w:rFonts w:ascii="Ubuntu" w:hAnsi="Ubuntu"/>
-          <w:bCs/>
-          <w:color w:val="auto"/>
-          <w:sz w:val="20"/>
-          <w:szCs w:val="20"/>
-        </w:rPr>
-        <w:t xml:space="preserve"> allowing DJ's and party hosts to create crowd-controlled music queues.</w:t>
-      </w:r>
-    </w:p>
-    <w:p>
-      <w:pPr>
-        <w:pStyle w:val="Default"/>
-        <w:numPr>
-          <w:ilvl w:val="1"/>
-          <w:numId w:val="13"/>
-        </w:numPr>
-        <w:spacing w:line="252" w:lineRule="auto"/>
-        <w:rPr>
-          <w:rFonts w:ascii="Ubuntu" w:hAnsi="Ubuntu"/>
-          <w:bCs/>
-          <w:color w:val="auto"/>
-          <w:sz w:val="20"/>
-          <w:szCs w:val="20"/>
-        </w:rPr>
-      </w:pPr>
-      <w:r>
-        <w:rPr>
-          <w:rFonts w:ascii="Ubuntu" w:hAnsi="Ubuntu"/>
-          <w:bCs/>
-          <w:color w:val="auto"/>
-          <w:sz w:val="20"/>
-          <w:szCs w:val="20"/>
-        </w:rPr>
-        <w:t>Built using Flask backend, Angular frontend, Socket.IO, and SQLite database.</w:t>
-      </w:r>
-    </w:p>
-    <w:p>
-      <w:pPr>
-        <w:pStyle w:val="Default"/>
-        <w:numPr>
-          <w:ilvl w:val="0"/>
-          <w:numId w:val="13"/>
-        </w:numPr>
-        <w:spacing w:line="252" w:lineRule="auto"/>
-        <w:rPr>
-          <w:rFonts w:ascii="Ubuntu" w:hAnsi="Ubuntu"/>
-          <w:bCs/>
-          <w:color w:val="auto"/>
-          <w:sz w:val="20"/>
-          <w:szCs w:val="20"/>
-        </w:rPr>
-      </w:pPr>
-      <w:r>
-        <w:rPr>
-          <w:rFonts w:ascii="Ubuntu" w:hAnsi="Ubuntu"/>
-          <w:bCs/>
-          <w:sz w:val="20"/>
-          <w:szCs w:val="20"/>
-        </w:rPr>
-        <w:t xml:space="preserve">Features responsive </w:t>
-      </w:r>
-      <w:r>
-        <w:rPr>
-          <w:rFonts w:ascii="Ubuntu" w:hAnsi="Ubuntu"/>
-          <w:bCs/>
-          <w:sz w:val="20"/>
-          <w:szCs w:val="20"/>
-        </w:rPr>
-        <w:t>design</w:t>
-      </w:r>
-      <w:r>
-        <w:rPr>
-          <w:rFonts w:ascii="Ubuntu" w:hAnsi="Ubuntu"/>
-          <w:bCs/>
-          <w:sz w:val="20"/>
-          <w:szCs w:val="20"/>
-        </w:rPr>
-        <w:t xml:space="preserve"> for mobile users and Spotify API integration</w:t>
-      </w:r>
-      <w:r>
-        <w:rPr>
-          <w:rFonts w:ascii="Ubuntu" w:hAnsi="Ubuntu"/>
-          <w:bCs/>
-          <w:sz w:val="20"/>
-          <w:szCs w:val="20"/>
-        </w:rPr>
-        <w:t xml:space="preserve"> for</w:t>
-      </w:r>
-      <w:r>
-        <w:rPr>
-          <w:rFonts w:ascii="Ubuntu" w:hAnsi="Ubuntu"/>
-          <w:bCs/>
-          <w:sz w:val="20"/>
-          <w:szCs w:val="20"/>
-        </w:rPr>
-        <w:t xml:space="preserve"> track names, artists, and album art</w:t>
-      </w:r>
-      <w:r>
-        <w:rPr>
-          <w:rFonts w:ascii="Ubuntu" w:hAnsi="Ubuntu"/>
-          <w:bCs/>
-          <w:sz w:val="20"/>
-          <w:szCs w:val="20"/>
-        </w:rPr>
-        <w:t>.</w:t>
-      </w:r>
-    </w:p>
-    <w:p>
-      <w:pPr>
-        <w:pStyle w:val="Default"/>
-        <w:spacing w:line="252" w:lineRule="auto"/>
-        <w:ind w:left="360"/>
-        <w:rPr>
-          <w:rFonts w:ascii="Ubuntu" w:hAnsi="Ubuntu"/>
-          <w:bCs/>
-          <w:color w:val="auto"/>
-          <w:sz w:val="16"/>
-          <w:szCs w:val="16"/>
-        </w:rPr>
-      </w:pPr>
-    </w:p>
-    <w:p>
-      <w:pPr>
-        <w:pStyle w:val="Default"/>
-        <w:spacing w:line="252" w:lineRule="auto"/>
-        <w:rPr>
-          <w:rFonts w:ascii="Ubuntu" w:hAnsi="Ubuntu"/>
-          <w:bCs/>
-          <w:color w:val="auto"/>
-          <w:sz w:val="20"/>
-          <w:szCs w:val="20"/>
-        </w:rPr>
-      </w:pPr>
-      <w:r>
-        <w:rPr>
-          <w:rFonts w:ascii="Ubuntu" w:hAnsi="Ubuntu"/>
-          <w:b/>
-          <w:bCs/>
-          <w:color w:val="auto"/>
-          <w:sz w:val="20"/>
-          <w:szCs w:val="20"/>
-        </w:rPr>
-        <w:t xml:space="preserve">Custom </w:t>
-      </w:r>
-      <w:r>
-        <w:rPr>
-          <w:rFonts w:ascii="Ubuntu" w:hAnsi="Ubuntu"/>
-          <w:b/>
-          <w:bCs/>
-          <w:color w:val="auto"/>
-          <w:sz w:val="20"/>
-          <w:szCs w:val="20"/>
-        </w:rPr>
-        <w:t>Interpreter &amp; x86-64 Assembly Generator</w:t>
-      </w:r>
-      <w:r>
-        <w:rPr>
-          <w:rFonts w:ascii="Ubuntu" w:hAnsi="Ubuntu"/>
-          <w:b/>
-          <w:bCs/>
-          <w:color w:val="auto"/>
-          <w:sz w:val="20"/>
-          <w:szCs w:val="20"/>
-        </w:rPr>
-        <w:tab/>
-      </w:r>
-      <w:r>
-        <w:rPr>
-          <w:rFonts w:ascii="Ubuntu" w:hAnsi="Ubuntu"/>
-          <w:b/>
-          <w:bCs/>
-          <w:color w:val="auto"/>
-          <w:sz w:val="20"/>
-          <w:szCs w:val="20"/>
-        </w:rPr>
-        <w:tab/>
-      </w:r>
-      <w:r>
-        <w:rPr>
-          <w:rFonts w:ascii="Ubuntu" w:hAnsi="Ubuntu"/>
-          <w:b/>
-          <w:bCs/>
-          <w:color w:val="auto"/>
-          <w:sz w:val="20"/>
-          <w:szCs w:val="20"/>
-        </w:rPr>
-        <w:tab/>
-      </w:r>
-      <w:r>
-        <w:rPr>
-          <w:rFonts w:ascii="Ubuntu" w:hAnsi="Ubuntu"/>
-          <w:b/>
-          <w:bCs/>
-          <w:color w:val="auto"/>
-          <w:sz w:val="20"/>
-          <w:szCs w:val="20"/>
-        </w:rPr>
-        <w:tab/>
-        <w:t xml:space="preserve">            </w:t>
-      </w:r>
-      <w:r>
-        <w:rPr>
-          <w:rFonts w:ascii="Ubuntu" w:hAnsi="Ubuntu"/>
-          <w:b/>
-          <w:bCs/>
-          <w:color w:val="auto"/>
-          <w:sz w:val="20"/>
-          <w:szCs w:val="20"/>
-        </w:rPr>
-        <w:t xml:space="preserve">        </w:t>
-      </w:r>
-      <w:r>
-        <w:rPr>
-          <w:rFonts w:ascii="Ubuntu" w:hAnsi="Ubuntu"/>
-          <w:b/>
-          <w:bCs/>
-          <w:color w:val="auto"/>
-          <w:sz w:val="20"/>
-          <w:szCs w:val="20"/>
-        </w:rPr>
-        <w:t xml:space="preserve"> </w:t>
-      </w:r>
-      <w:r>
-        <w:rPr>
-          <w:rFonts w:ascii="Ubuntu" w:hAnsi="Ubuntu"/>
-          <w:b/>
-          <w:bCs/>
-          <w:color w:val="auto"/>
-          <w:sz w:val="20"/>
-          <w:szCs w:val="20"/>
-        </w:rPr>
-        <w:t xml:space="preserve">             </w:t>
-      </w:r>
-      <w:r>
-        <w:rPr>
-          <w:rFonts w:ascii="Ubuntu" w:hAnsi="Ubuntu"/>
-          <w:b/>
-          <w:bCs/>
-          <w:color w:val="auto"/>
-          <w:sz w:val="20"/>
-          <w:szCs w:val="20"/>
-        </w:rPr>
-        <w:t>Dec</w:t>
-      </w:r>
-      <w:r>
-        <w:rPr>
-          <w:rFonts w:ascii="Ubuntu" w:hAnsi="Ubuntu"/>
-          <w:b/>
-          <w:bCs/>
-          <w:color w:val="auto"/>
-          <w:sz w:val="20"/>
-          <w:szCs w:val="20"/>
-        </w:rPr>
-        <w:t>. 202</w:t>
-      </w:r>
-      <w:r>
-        <w:rPr>
-          <w:rFonts w:ascii="Ubuntu" w:hAnsi="Ubuntu"/>
-          <w:b/>
-          <w:bCs/>
-          <w:color w:val="auto"/>
-          <w:sz w:val="20"/>
-          <w:szCs w:val="20"/>
-        </w:rPr>
-        <w:t>2</w:t>
-      </w:r>
-      <w:r>
-        <w:rPr>
-          <w:rFonts w:ascii="Ubuntu" w:hAnsi="Ubuntu"/>
-          <w:b/>
-          <w:bCs/>
-          <w:color w:val="auto"/>
-          <w:sz w:val="20"/>
-          <w:szCs w:val="20"/>
-        </w:rPr>
-        <w:t xml:space="preserve"> – </w:t>
-      </w:r>
-      <w:r>
-        <w:rPr>
-          <w:rFonts w:ascii="Ubuntu" w:hAnsi="Ubuntu"/>
-          <w:b/>
-          <w:bCs/>
-          <w:color w:val="auto"/>
-          <w:sz w:val="20"/>
-          <w:szCs w:val="20"/>
-        </w:rPr>
-        <w:t>May 2023</w:t>
-      </w:r>
-    </w:p>
-    <w:p>
-      <w:pPr>
-        <w:pStyle w:val="Default"/>
-        <w:numPr>
-          <w:ilvl w:val="0"/>
-          <w:numId w:val="13"/>
-        </w:numPr>
-        <w:spacing w:line="252" w:lineRule="auto"/>
-        <w:rPr>
-          <w:rFonts w:ascii="Ubuntu" w:hAnsi="Ubuntu"/>
-          <w:bCs/>
-          <w:color w:val="auto"/>
-          <w:sz w:val="20"/>
-          <w:szCs w:val="20"/>
-        </w:rPr>
-      </w:pPr>
-      <w:r>
-        <w:rPr>
-          <w:rFonts w:ascii="Ubuntu" w:hAnsi="Ubuntu"/>
-          <w:bCs/>
-          <w:color w:val="auto"/>
-          <w:sz w:val="20"/>
-          <w:szCs w:val="20"/>
-        </w:rPr>
-        <w:t>Developed an interpreter and custom programming language using Python</w:t>
-      </w:r>
-      <w:r>
-        <w:rPr>
-          <w:rFonts w:ascii="Ubuntu" w:hAnsi="Ubuntu"/>
-          <w:bCs/>
-          <w:color w:val="auto"/>
-          <w:sz w:val="20"/>
-          <w:szCs w:val="20"/>
-        </w:rPr>
-        <w:t xml:space="preserve"> and Assembly</w:t>
-      </w:r>
-      <w:r>
-        <w:rPr>
-          <w:rFonts w:ascii="Ubuntu" w:hAnsi="Ubuntu"/>
-          <w:bCs/>
-          <w:color w:val="auto"/>
-          <w:sz w:val="20"/>
-          <w:szCs w:val="20"/>
-        </w:rPr>
-        <w:t>.</w:t>
-      </w:r>
-    </w:p>
-    <w:p>
-      <w:pPr>
-        <w:pStyle w:val="Default"/>
-        <w:numPr>
-          <w:ilvl w:val="1"/>
-          <w:numId w:val="13"/>
-        </w:numPr>
-        <w:spacing w:line="252" w:lineRule="auto"/>
-        <w:rPr>
-          <w:rFonts w:ascii="Ubuntu" w:hAnsi="Ubuntu"/>
-          <w:bCs/>
-          <w:color w:val="auto"/>
-          <w:sz w:val="20"/>
-          <w:szCs w:val="20"/>
-        </w:rPr>
-      </w:pPr>
-      <w:r>
-        <w:rPr>
-          <w:rFonts w:ascii="Ubuntu" w:hAnsi="Ubuntu"/>
-          <w:bCs/>
-          <w:color w:val="auto"/>
-          <w:sz w:val="20"/>
-          <w:szCs w:val="20"/>
-        </w:rPr>
-        <w:t>Includes</w:t>
-      </w:r>
-      <w:r>
-        <w:rPr>
-          <w:rFonts w:ascii="Ubuntu" w:hAnsi="Ubuntu"/>
-          <w:bCs/>
-          <w:color w:val="auto"/>
-          <w:sz w:val="20"/>
-          <w:szCs w:val="20"/>
-        </w:rPr>
-        <w:t xml:space="preserve"> a </w:t>
-      </w:r>
-      <w:proofErr w:type="spellStart"/>
-      <w:r>
-        <w:rPr>
-          <w:rFonts w:ascii="Ubuntu" w:hAnsi="Ubuntu"/>
-          <w:bCs/>
-          <w:color w:val="auto"/>
-          <w:sz w:val="20"/>
-          <w:szCs w:val="20"/>
-        </w:rPr>
-        <w:t>lexer</w:t>
-      </w:r>
-      <w:proofErr w:type="spellEnd"/>
-      <w:r>
-        <w:rPr>
-          <w:rFonts w:ascii="Ubuntu" w:hAnsi="Ubuntu"/>
-          <w:bCs/>
-          <w:color w:val="auto"/>
-          <w:sz w:val="20"/>
-          <w:szCs w:val="20"/>
-        </w:rPr>
-        <w:t>, parser,</w:t>
-      </w:r>
-      <w:r>
-        <w:rPr>
-          <w:rFonts w:ascii="Ubuntu" w:hAnsi="Ubuntu"/>
-          <w:bCs/>
-          <w:color w:val="auto"/>
-          <w:sz w:val="20"/>
-          <w:szCs w:val="20"/>
-        </w:rPr>
-        <w:t xml:space="preserve"> symbol table,</w:t>
-      </w:r>
-      <w:r>
-        <w:rPr>
-          <w:rFonts w:ascii="Ubuntu" w:hAnsi="Ubuntu"/>
-          <w:bCs/>
-          <w:color w:val="auto"/>
-          <w:sz w:val="20"/>
-          <w:szCs w:val="20"/>
-        </w:rPr>
-        <w:t xml:space="preserve"> and semantic analyzer for AST construction and interpretation.</w:t>
-      </w:r>
-    </w:p>
-    <w:p>
-      <w:pPr>
-        <w:pStyle w:val="Default"/>
-        <w:numPr>
-          <w:ilvl w:val="0"/>
-          <w:numId w:val="13"/>
-        </w:numPr>
-        <w:spacing w:line="252" w:lineRule="auto"/>
-        <w:rPr>
-          <w:rFonts w:ascii="Ubuntu" w:hAnsi="Ubuntu"/>
-          <w:bCs/>
-          <w:color w:val="auto"/>
-          <w:sz w:val="20"/>
-          <w:szCs w:val="20"/>
-        </w:rPr>
-      </w:pPr>
-      <w:r>
-        <w:rPr>
-          <w:rFonts w:ascii="Ubuntu" w:hAnsi="Ubuntu"/>
-          <w:bCs/>
-          <w:color w:val="auto"/>
-          <w:sz w:val="20"/>
-          <w:szCs w:val="20"/>
-        </w:rPr>
-        <w:t xml:space="preserve">Designed and implemented a code generator that translates the AST into </w:t>
-      </w:r>
-      <w:r>
-        <w:rPr>
-          <w:rFonts w:ascii="Ubuntu" w:hAnsi="Ubuntu"/>
-          <w:bCs/>
-          <w:color w:val="auto"/>
-          <w:sz w:val="20"/>
-          <w:szCs w:val="20"/>
-        </w:rPr>
-        <w:t xml:space="preserve">executable </w:t>
-      </w:r>
-      <w:r>
-        <w:rPr>
-          <w:rFonts w:ascii="Ubuntu" w:hAnsi="Ubuntu"/>
-          <w:bCs/>
-          <w:color w:val="auto"/>
-          <w:sz w:val="20"/>
-          <w:szCs w:val="20"/>
-        </w:rPr>
-        <w:t>x86-64 Assembly</w:t>
-      </w:r>
-      <w:r>
-        <w:rPr>
-          <w:rFonts w:ascii="Ubuntu" w:hAnsi="Ubuntu"/>
-          <w:bCs/>
-          <w:color w:val="auto"/>
-          <w:sz w:val="20"/>
-          <w:szCs w:val="20"/>
-        </w:rPr>
-        <w:t xml:space="preserve"> </w:t>
-      </w:r>
-      <w:r>
-        <w:rPr>
-          <w:rFonts w:ascii="Ubuntu" w:hAnsi="Ubuntu"/>
-          <w:bCs/>
-          <w:color w:val="auto"/>
-          <w:sz w:val="20"/>
-          <w:szCs w:val="20"/>
-        </w:rPr>
-        <w:t>code.</w:t>
-      </w:r>
-    </w:p>
-    <w:p>
-      <w:pPr>
-        <w:pStyle w:val="Default"/>
-        <w:spacing w:line="252" w:lineRule="auto"/>
-        <w:rPr>
-          <w:rFonts w:ascii="Ubuntu" w:hAnsi="Ubuntu"/>
-          <w:bCs/>
-          <w:color w:val="auto"/>
-          <w:sz w:val="16"/>
-          <w:szCs w:val="16"/>
-        </w:rPr>
-      </w:pPr>
-    </w:p>
-    <w:p>
-      <w:pPr>
-        <w:pStyle w:val="Default"/>
-        <w:spacing w:line="252" w:lineRule="auto"/>
-        <w:rPr>
-          <w:rFonts w:ascii="Ubuntu" w:hAnsi="Ubuntu"/>
-          <w:b/>
-          <w:bCs/>
-          <w:color w:val="auto"/>
-          <w:sz w:val="20"/>
-          <w:szCs w:val="20"/>
-        </w:rPr>
-      </w:pPr>
-      <w:r>
-        <w:rPr>
-          <w:rFonts w:ascii="Ubuntu" w:hAnsi="Ubuntu"/>
-          <w:b/>
-          <w:bCs/>
-          <w:color w:val="auto"/>
-          <w:sz w:val="20"/>
-          <w:szCs w:val="20"/>
-        </w:rPr>
-        <w:t>Additional Projects Available on Personal Site</w:t>
-      </w:r>
-    </w:p>
-    <w:p>
-      <w:pPr>
-        <w:pStyle w:val="Default"/>
-        <w:numPr>
-          <w:ilvl w:val="0"/>
-          <w:numId w:val="13"/>
-        </w:numPr>
-        <w:spacing w:line="252" w:lineRule="auto"/>
-        <w:rPr>
-          <w:rFonts w:ascii="Ubuntu" w:hAnsi="Ubuntu"/>
-          <w:bCs/>
-          <w:color w:val="auto"/>
-          <w:sz w:val="20"/>
-          <w:szCs w:val="20"/>
-        </w:rPr>
-      </w:pPr>
-      <w:hyperlink r:id="rId12" w:anchor="portfolio" w:history="1">
-        <w:r>
-          <w:rPr>
-            <w:rStyle w:val="Hyperlink"/>
-            <w:rFonts w:ascii="Ubuntu" w:hAnsi="Ubuntu"/>
-            <w:bCs/>
-            <w:sz w:val="20"/>
-            <w:szCs w:val="20"/>
-            <w:u w:val="none"/>
-          </w:rPr>
-          <w:t>https://a</w:t>
-        </w:r>
-        <w:r>
-          <w:rPr>
-            <w:rStyle w:val="Hyperlink"/>
-            <w:rFonts w:ascii="Ubuntu" w:hAnsi="Ubuntu"/>
-            <w:bCs/>
-            <w:sz w:val="20"/>
-            <w:szCs w:val="20"/>
-            <w:u w:val="none"/>
-          </w:rPr>
-          <w:t>jarvis.co</w:t>
-        </w:r>
-        <w:r>
-          <w:rPr>
-            <w:rStyle w:val="Hyperlink"/>
-            <w:rFonts w:ascii="Ubuntu" w:hAnsi="Ubuntu"/>
-            <w:bCs/>
-            <w:sz w:val="20"/>
-            <w:szCs w:val="20"/>
-            <w:u w:val="none"/>
-          </w:rPr>
-          <w:t>/#portfolio</w:t>
-        </w:r>
-      </w:hyperlink>
-    </w:p>
-    <w:p>
-      <w:pPr>
-        <w:pStyle w:val="Default"/>
-        <w:spacing w:line="252" w:lineRule="auto"/>
-        <w:ind w:left="360"/>
-        <w:rPr>
-          <w:rFonts w:ascii="Ubuntu" w:hAnsi="Ubuntu"/>
-          <w:bCs/>
-          <w:color w:val="auto"/>
-          <w:sz w:val="16"/>
-          <w:szCs w:val="16"/>
-        </w:rPr>
-      </w:pPr>
-    </w:p>
-    <w:p>
-      <w:pPr>
-        <w:pStyle w:val="Default"/>
-        <w:pBdr>
-          <w:bottom w:val="single" w:sz="6" w:space="1" w:color="auto"/>
-        </w:pBdr>
-        <w:spacing w:line="252" w:lineRule="auto"/>
-        <w:rPr>
-          <w:rFonts w:ascii="Ubuntu" w:hAnsi="Ubuntu"/>
-          <w:b/>
-          <w:bCs/>
-          <w:color w:val="auto"/>
-          <w:sz w:val="22"/>
-          <w:szCs w:val="22"/>
-        </w:rPr>
-      </w:pPr>
-      <w:r>
-        <w:rPr>
-          <w:rFonts w:ascii="Ubuntu" w:hAnsi="Ubuntu"/>
-          <w:b/>
-          <w:bCs/>
-          <w:color w:val="auto"/>
-          <w:sz w:val="22"/>
-          <w:szCs w:val="22"/>
-        </w:rPr>
-        <w:t>SKILLS &amp; INTERESTS</w:t>
-      </w:r>
-    </w:p>
-    <w:p>
-      <w:pPr>
-        <w:pStyle w:val="Default"/>
-        <w:spacing w:line="252" w:lineRule="auto"/>
-        <w:rPr>
-          <w:rFonts w:ascii="Ubuntu" w:hAnsi="Ubuntu"/>
-          <w:color w:val="auto"/>
-          <w:sz w:val="10"/>
-          <w:szCs w:val="10"/>
-          <w:u w:val="single"/>
-        </w:rPr>
-      </w:pPr>
-    </w:p>
-    <w:p>
-      <w:pPr>
-        <w:pStyle w:val="Default"/>
-        <w:numPr>
-          <w:ilvl w:val="0"/>
-          <w:numId w:val="7"/>
-        </w:numPr>
-        <w:spacing w:after="3" w:line="252" w:lineRule="auto"/>
-        <w:rPr>
-          <w:rFonts w:ascii="Ubuntu" w:hAnsi="Ubuntu"/>
-          <w:color w:val="auto"/>
-          <w:sz w:val="22"/>
-          <w:szCs w:val="22"/>
-        </w:rPr>
-      </w:pPr>
-      <w:r>
-        <w:rPr>
-          <w:rFonts w:ascii="Ubuntu" w:hAnsi="Ubuntu"/>
-          <w:b/>
-          <w:bCs/>
-          <w:color w:val="auto"/>
-          <w:sz w:val="20"/>
-          <w:szCs w:val="20"/>
-        </w:rPr>
-        <w:t>Skill</w:t>
-      </w:r>
-      <w:r>
-        <w:rPr>
-          <w:rFonts w:ascii="Ubuntu" w:hAnsi="Ubuntu"/>
-          <w:b/>
-          <w:bCs/>
-          <w:color w:val="auto"/>
-          <w:sz w:val="20"/>
-          <w:szCs w:val="20"/>
-        </w:rPr>
-        <w:t>s</w:t>
-      </w:r>
-      <w:r>
-        <w:rPr>
-          <w:rFonts w:ascii="Ubuntu" w:hAnsi="Ubuntu"/>
-          <w:b/>
-          <w:bCs/>
-          <w:color w:val="auto"/>
-          <w:sz w:val="20"/>
-          <w:szCs w:val="20"/>
-        </w:rPr>
-        <w:t>:</w:t>
-      </w:r>
-      <w:r>
-        <w:rPr>
-          <w:rFonts w:ascii="Ubuntu" w:hAnsi="Ubuntu"/>
-          <w:b/>
-          <w:bCs/>
-          <w:color w:val="auto"/>
-          <w:sz w:val="22"/>
-          <w:szCs w:val="22"/>
-        </w:rPr>
-        <w:t xml:space="preserve"> </w:t>
-      </w:r>
-      <w:r>
-        <w:rPr>
-          <w:rFonts w:ascii="Ubuntu" w:hAnsi="Ubuntu"/>
-          <w:color w:val="auto"/>
-          <w:sz w:val="20"/>
-          <w:szCs w:val="20"/>
-        </w:rPr>
-        <w:t>Web Development (Angular,</w:t>
-      </w:r>
-      <w:r>
-        <w:rPr>
-          <w:rFonts w:ascii="Ubuntu" w:hAnsi="Ubuntu"/>
-          <w:color w:val="auto"/>
-          <w:sz w:val="20"/>
-          <w:szCs w:val="20"/>
-        </w:rPr>
-        <w:t xml:space="preserve"> NgRx,</w:t>
-      </w:r>
-      <w:r>
-        <w:rPr>
-          <w:rFonts w:ascii="Ubuntu" w:hAnsi="Ubuntu"/>
-          <w:color w:val="auto"/>
-          <w:sz w:val="20"/>
-          <w:szCs w:val="20"/>
-        </w:rPr>
-        <w:t xml:space="preserve"> </w:t>
-      </w:r>
-      <w:r>
-        <w:rPr>
-          <w:rFonts w:ascii="Ubuntu" w:hAnsi="Ubuntu"/>
-          <w:color w:val="auto"/>
-          <w:sz w:val="20"/>
-          <w:szCs w:val="20"/>
-        </w:rPr>
-        <w:t xml:space="preserve">D3.js, </w:t>
-      </w:r>
-      <w:r>
-        <w:rPr>
-          <w:rFonts w:ascii="Ubuntu" w:hAnsi="Ubuntu"/>
-          <w:color w:val="auto"/>
-          <w:sz w:val="20"/>
-          <w:szCs w:val="20"/>
-        </w:rPr>
-        <w:t>T</w:t>
-      </w:r>
-      <w:r>
-        <w:rPr>
-          <w:rFonts w:ascii="Ubuntu" w:hAnsi="Ubuntu"/>
-          <w:color w:val="auto"/>
-          <w:sz w:val="20"/>
-          <w:szCs w:val="20"/>
-        </w:rPr>
-        <w:t>hree.js</w:t>
-      </w:r>
-      <w:r>
-        <w:rPr>
-          <w:rFonts w:ascii="Ubuntu" w:hAnsi="Ubuntu"/>
-          <w:color w:val="auto"/>
-          <w:sz w:val="20"/>
-          <w:szCs w:val="20"/>
-        </w:rPr>
-        <w:t>)</w:t>
-      </w:r>
-      <w:r>
-        <w:rPr>
-          <w:rFonts w:ascii="Ubuntu" w:hAnsi="Ubuntu"/>
-          <w:color w:val="auto"/>
-          <w:sz w:val="20"/>
-          <w:szCs w:val="20"/>
-        </w:rPr>
-        <w:t xml:space="preserve">; </w:t>
-      </w:r>
-      <w:r>
-        <w:rPr>
-          <w:rFonts w:ascii="Ubuntu" w:hAnsi="Ubuntu"/>
-          <w:color w:val="auto"/>
-          <w:sz w:val="20"/>
-          <w:szCs w:val="20"/>
-        </w:rPr>
-        <w:t xml:space="preserve">API </w:t>
-      </w:r>
-      <w:r>
-        <w:rPr>
-          <w:rFonts w:ascii="Ubuntu" w:hAnsi="Ubuntu"/>
-          <w:color w:val="auto"/>
-          <w:sz w:val="20"/>
-          <w:szCs w:val="20"/>
-        </w:rPr>
-        <w:t xml:space="preserve">&amp; Server </w:t>
-      </w:r>
-      <w:r>
-        <w:rPr>
-          <w:rFonts w:ascii="Ubuntu" w:hAnsi="Ubuntu"/>
-          <w:color w:val="auto"/>
-          <w:sz w:val="20"/>
-          <w:szCs w:val="20"/>
-        </w:rPr>
-        <w:t>Development (</w:t>
-      </w:r>
-      <w:r>
-        <w:rPr>
-          <w:rFonts w:ascii="Ubuntu" w:hAnsi="Ubuntu"/>
-          <w:color w:val="auto"/>
-          <w:sz w:val="20"/>
-          <w:szCs w:val="20"/>
-        </w:rPr>
-        <w:t>ASP</w:t>
-      </w:r>
-      <w:r>
-        <w:rPr>
-          <w:rFonts w:ascii="Ubuntu" w:hAnsi="Ubuntu"/>
-          <w:color w:val="auto"/>
-          <w:sz w:val="20"/>
-          <w:szCs w:val="20"/>
-        </w:rPr>
-        <w:t xml:space="preserve">.NET, Node.js, </w:t>
-      </w:r>
-      <w:r>
-        <w:rPr>
-          <w:rFonts w:ascii="Ubuntu" w:hAnsi="Ubuntu"/>
-          <w:color w:val="auto"/>
-          <w:sz w:val="20"/>
-          <w:szCs w:val="20"/>
-        </w:rPr>
-        <w:t xml:space="preserve">nginx, </w:t>
-      </w:r>
-      <w:r>
-        <w:rPr>
-          <w:rFonts w:ascii="Ubuntu" w:hAnsi="Ubuntu"/>
-          <w:color w:val="auto"/>
-          <w:sz w:val="20"/>
-          <w:szCs w:val="20"/>
-        </w:rPr>
-        <w:t>Flask</w:t>
-      </w:r>
-      <w:r>
-        <w:rPr>
-          <w:rFonts w:ascii="Ubuntu" w:hAnsi="Ubuntu"/>
-          <w:color w:val="auto"/>
-          <w:sz w:val="20"/>
-          <w:szCs w:val="20"/>
-        </w:rPr>
-        <w:t>)</w:t>
-      </w:r>
-      <w:r>
-        <w:rPr>
-          <w:rFonts w:ascii="Ubuntu" w:hAnsi="Ubuntu"/>
-          <w:color w:val="auto"/>
-          <w:sz w:val="20"/>
-          <w:szCs w:val="20"/>
-        </w:rPr>
-        <w:t xml:space="preserve">; </w:t>
-      </w:r>
-      <w:r>
-        <w:rPr>
-          <w:rFonts w:ascii="Ubuntu" w:hAnsi="Ubuntu"/>
-          <w:color w:val="auto"/>
-          <w:sz w:val="20"/>
-          <w:szCs w:val="20"/>
-        </w:rPr>
-        <w:t xml:space="preserve">Desktop Development (C#, </w:t>
-      </w:r>
-      <w:r>
-        <w:rPr>
-          <w:rFonts w:ascii="Ubuntu" w:hAnsi="Ubuntu"/>
-          <w:color w:val="auto"/>
-          <w:sz w:val="20"/>
-          <w:szCs w:val="20"/>
-        </w:rPr>
-        <w:t>Python</w:t>
-      </w:r>
-      <w:r>
-        <w:rPr>
-          <w:rFonts w:ascii="Ubuntu" w:hAnsi="Ubuntu"/>
-          <w:color w:val="auto"/>
-          <w:sz w:val="20"/>
-          <w:szCs w:val="20"/>
-        </w:rPr>
-        <w:t>, C++)</w:t>
-      </w:r>
-      <w:r>
-        <w:rPr>
-          <w:rFonts w:ascii="Ubuntu" w:hAnsi="Ubuntu"/>
-          <w:color w:val="auto"/>
-          <w:sz w:val="20"/>
-          <w:szCs w:val="20"/>
-        </w:rPr>
-        <w:t>;</w:t>
-      </w:r>
-      <w:r>
-        <w:rPr>
-          <w:rFonts w:ascii="Ubuntu" w:hAnsi="Ubuntu"/>
-          <w:color w:val="auto"/>
-          <w:sz w:val="20"/>
-          <w:szCs w:val="20"/>
-        </w:rPr>
-        <w:t xml:space="preserve"> </w:t>
-      </w:r>
-      <w:r>
-        <w:rPr>
-          <w:rFonts w:ascii="Ubuntu" w:hAnsi="Ubuntu"/>
-          <w:color w:val="auto"/>
-          <w:sz w:val="20"/>
-          <w:szCs w:val="20"/>
-        </w:rPr>
-        <w:t>CI/CD</w:t>
-      </w:r>
-      <w:r>
-        <w:rPr>
-          <w:rFonts w:ascii="Ubuntu" w:hAnsi="Ubuntu"/>
-          <w:color w:val="auto"/>
-          <w:sz w:val="20"/>
-          <w:szCs w:val="20"/>
-        </w:rPr>
-        <w:t xml:space="preserve"> (Docker, K8s);</w:t>
-      </w:r>
-      <w:r>
-        <w:rPr>
-          <w:rFonts w:ascii="Ubuntu" w:hAnsi="Ubuntu"/>
-          <w:color w:val="auto"/>
-          <w:sz w:val="20"/>
-          <w:szCs w:val="20"/>
-        </w:rPr>
-        <w:t xml:space="preserve"> </w:t>
-      </w:r>
-      <w:r>
-        <w:rPr>
-          <w:rFonts w:ascii="Ubuntu" w:hAnsi="Ubuntu"/>
-          <w:color w:val="auto"/>
-          <w:sz w:val="20"/>
-          <w:szCs w:val="20"/>
-        </w:rPr>
-        <w:t xml:space="preserve">Low-Level Programming; </w:t>
-      </w:r>
-      <w:r>
-        <w:rPr>
-          <w:rFonts w:ascii="Ubuntu" w:hAnsi="Ubuntu"/>
-          <w:color w:val="auto"/>
-          <w:sz w:val="20"/>
-          <w:szCs w:val="20"/>
-        </w:rPr>
-        <w:t xml:space="preserve">SQL; </w:t>
-      </w:r>
-      <w:r>
-        <w:rPr>
-          <w:rFonts w:ascii="Ubuntu" w:hAnsi="Ubuntu"/>
-          <w:color w:val="auto"/>
-          <w:sz w:val="20"/>
-          <w:szCs w:val="20"/>
-        </w:rPr>
-        <w:t>Git</w:t>
-      </w:r>
-    </w:p>
-    <w:p>
-      <w:pPr>
-        <w:pStyle w:val="Default"/>
-        <w:numPr>
-          <w:ilvl w:val="0"/>
-          <w:numId w:val="7"/>
-        </w:numPr>
-        <w:spacing w:after="3" w:line="252" w:lineRule="auto"/>
-        <w:rPr>
-          <w:rFonts w:ascii="Ubuntu" w:hAnsi="Ubuntu"/>
-          <w:color w:val="auto"/>
-          <w:sz w:val="22"/>
-          <w:szCs w:val="22"/>
-        </w:rPr>
-      </w:pPr>
-      <w:r>
-        <w:rPr>
-          <w:rFonts w:ascii="Ubuntu" w:hAnsi="Ubuntu"/>
-          <w:b/>
-          <w:bCs/>
-          <w:color w:val="auto"/>
-          <w:sz w:val="20"/>
-          <w:szCs w:val="20"/>
-        </w:rPr>
-        <w:t>Interest</w:t>
-      </w:r>
-      <w:r>
-        <w:rPr>
-          <w:rFonts w:ascii="Ubuntu" w:hAnsi="Ubuntu"/>
-          <w:b/>
-          <w:bCs/>
-          <w:color w:val="auto"/>
-          <w:sz w:val="20"/>
-          <w:szCs w:val="20"/>
-        </w:rPr>
-        <w:t>s</w:t>
-      </w:r>
-      <w:r>
-        <w:rPr>
-          <w:rFonts w:ascii="Ubuntu" w:hAnsi="Ubuntu"/>
-          <w:b/>
-          <w:bCs/>
-          <w:color w:val="auto"/>
-          <w:sz w:val="20"/>
-          <w:szCs w:val="20"/>
-        </w:rPr>
-        <w:t>:</w:t>
-      </w:r>
-      <w:r>
-        <w:rPr>
-          <w:rFonts w:ascii="Ubuntu" w:hAnsi="Ubuntu"/>
-          <w:bCs/>
-          <w:color w:val="auto"/>
-          <w:sz w:val="20"/>
-          <w:szCs w:val="16"/>
-        </w:rPr>
-        <w:t xml:space="preserve"> </w:t>
-      </w:r>
-      <w:r>
-        <w:rPr>
-          <w:rFonts w:ascii="Ubuntu" w:hAnsi="Ubuntu"/>
-          <w:color w:val="auto"/>
-          <w:sz w:val="20"/>
-          <w:szCs w:val="20"/>
-        </w:rPr>
-        <w:t xml:space="preserve">Hockey, </w:t>
-      </w:r>
-      <w:r>
-        <w:rPr>
-          <w:rFonts w:ascii="Ubuntu" w:hAnsi="Ubuntu"/>
-          <w:color w:val="auto"/>
-          <w:sz w:val="20"/>
-          <w:szCs w:val="20"/>
-        </w:rPr>
-        <w:t>3D Printing</w:t>
-      </w:r>
-      <w:r>
-        <w:rPr>
-          <w:rFonts w:ascii="Ubuntu" w:hAnsi="Ubuntu"/>
-          <w:color w:val="auto"/>
-          <w:sz w:val="20"/>
-          <w:szCs w:val="20"/>
-        </w:rPr>
-        <w:t xml:space="preserve">, </w:t>
-      </w:r>
-      <w:r>
-        <w:rPr>
-          <w:rFonts w:ascii="Ubuntu" w:hAnsi="Ubuntu"/>
-          <w:color w:val="auto"/>
-          <w:sz w:val="20"/>
-          <w:szCs w:val="20"/>
-        </w:rPr>
-        <w:t>Sci-fi</w:t>
-      </w:r>
-      <w:r>
-        <w:rPr>
-          <w:rFonts w:ascii="Ubuntu" w:hAnsi="Ubuntu"/>
-          <w:color w:val="auto"/>
-          <w:sz w:val="20"/>
-          <w:szCs w:val="20"/>
-        </w:rPr>
-        <w:t xml:space="preserve"> Books</w:t>
-      </w:r>
-      <w:r>
-        <w:rPr>
-          <w:rFonts w:ascii="Ubuntu" w:hAnsi="Ubuntu"/>
-          <w:color w:val="auto"/>
-          <w:sz w:val="20"/>
-          <w:szCs w:val="20"/>
-        </w:rPr>
-        <w:t xml:space="preserve">, </w:t>
-      </w:r>
-      <w:r>
-        <w:rPr>
-          <w:rFonts w:ascii="Ubuntu" w:hAnsi="Ubuntu"/>
-          <w:color w:val="auto"/>
-          <w:sz w:val="20"/>
-          <w:szCs w:val="20"/>
-        </w:rPr>
-        <w:t xml:space="preserve">Hiking, </w:t>
-      </w:r>
-      <w:r>
-        <w:rPr>
-          <w:rFonts w:ascii="Ubuntu" w:hAnsi="Ubuntu"/>
-          <w:color w:val="auto"/>
-          <w:sz w:val="20"/>
-          <w:szCs w:val="20"/>
-        </w:rPr>
-        <w:t xml:space="preserve">Star Wars, </w:t>
-      </w:r>
-      <w:r>
-        <w:rPr>
-          <w:rFonts w:ascii="Ubuntu" w:hAnsi="Ubuntu"/>
-          <w:color w:val="auto"/>
-          <w:sz w:val="20"/>
-          <w:szCs w:val="20"/>
-        </w:rPr>
-        <w:t>RPG Games</w:t>
-      </w:r>
-      <w:r>
-        <w:rPr>
-          <w:rFonts w:ascii="Ubuntu" w:hAnsi="Ubuntu"/>
-          <w:color w:val="auto"/>
-          <w:sz w:val="20"/>
-          <w:szCs w:val="20"/>
-        </w:rPr>
-        <w:t>,</w:t>
-      </w:r>
-      <w:r>
-        <w:rPr>
-          <w:rFonts w:ascii="Ubuntu" w:hAnsi="Ubuntu"/>
-          <w:color w:val="auto"/>
-          <w:sz w:val="20"/>
-          <w:szCs w:val="20"/>
-        </w:rPr>
-        <w:t xml:space="preserve"> </w:t>
-      </w:r>
-      <w:r>
-        <w:rPr>
-          <w:rFonts w:ascii="Ubuntu" w:hAnsi="Ubuntu"/>
-          <w:color w:val="auto"/>
-          <w:sz w:val="20"/>
-          <w:szCs w:val="20"/>
-        </w:rPr>
-        <w:t>Seinfeld,</w:t>
-      </w:r>
-      <w:r>
-        <w:rPr>
-          <w:rFonts w:ascii="Ubuntu" w:hAnsi="Ubuntu"/>
-          <w:color w:val="auto"/>
-          <w:sz w:val="20"/>
-          <w:szCs w:val="20"/>
-        </w:rPr>
-        <w:t xml:space="preserve"> </w:t>
-      </w:r>
-      <w:r>
-        <w:rPr>
-          <w:rFonts w:ascii="Ubuntu" w:hAnsi="Ubuntu"/>
-          <w:color w:val="auto"/>
-          <w:sz w:val="20"/>
-          <w:szCs w:val="20"/>
-        </w:rPr>
-        <w:t>Astronomy</w:t>
       </w:r>
     </w:p>
     <w:sectPr>
-      <w:footerReference w:type="default" r:id="rId13"/>
+      <w:footerReference w:type="default" r:id="rId10"/>
       <w:pgSz w:w="12240" w:h="15840"/>
       <w:pgMar w:top="634" w:right="648" w:bottom="0" w:left="720" w:header="720" w:footer="346" w:gutter="0"/>
       <w:cols w:space="720"/>
@@ -5197,7 +3967,7 @@
 </file>
 
 <file path=word/endnotes.xml><?xml version="1.0" encoding="utf-8"?>
-<w:endnotes xmlns:wpc="http://schemas.microsoft.com/office/word/2010/wordprocessingCanvas" xmlns:cx="http://schemas.microsoft.com/office/drawing/2014/chartex" xmlns:cx1="http://schemas.microsoft.com/office/drawing/2015/9/8/chartex" xmlns:cx2="http://schemas.microsoft.com/office/drawing/2015/10/21/chartex" xmlns:cx3="http://schemas.microsoft.com/office/drawing/2016/5/9/chartex" xmlns:cx4="http://schemas.microsoft.com/office/drawing/2016/5/10/chartex" xmlns:cx5="http://schemas.microsoft.com/office/drawing/2016/5/11/chartex" xmlns:cx6="http://schemas.microsoft.com/office/drawing/2016/5/12/chartex" xmlns:cx7="http://schemas.microsoft.com/office/drawing/2016/5/13/chartex" xmlns:cx8="http://schemas.microsoft.com/office/drawing/2016/5/14/chartex" xmlns:mc="http://schemas.openxmlformats.org/markup-compatibility/2006" xmlns:aink="http://schemas.microsoft.com/office/drawing/2016/ink" xmlns:am3d="http://schemas.microsoft.com/office/drawing/2017/model3d" xmlns:o="urn:schemas-microsoft-com:office:office" xmlns:oel="http://schemas.microsoft.com/office/2019/extlst" xmlns:r="http://schemas.openxmlformats.org/officeDocument/2006/relationships" xmlns:m="http://schemas.openxmlformats.org/officeDocument/2006/math" xmlns:v="urn:schemas-microsoft-com:vml" xmlns:wp14="http://schemas.microsoft.com/office/word/2010/wordprocessingDrawing" xmlns:wp="http://schemas.openxmlformats.org/drawingml/2006/wordprocessingDrawing" xmlns:w10="urn:schemas-microsoft-com:office:word" xmlns:w="http://schemas.openxmlformats.org/wordprocessingml/2006/main" xmlns:w14="http://schemas.microsoft.com/office/word/2010/wordml" xmlns:w15="http://schemas.microsoft.com/office/word/2012/wordml" xmlns:w16cex="http://schemas.microsoft.com/office/word/2018/wordml/cex" xmlns:w16cid="http://schemas.microsoft.com/office/word/2016/wordml/cid" xmlns:w16="http://schemas.microsoft.com/office/word/2018/wordml" xmlns:w16du="http://schemas.microsoft.com/office/word/2023/wordml/word16du" xmlns:w16sdtdh="http://schemas.microsoft.com/office/word/2020/wordml/sdtdatahash" xmlns:w16se="http://schemas.microsoft.com/office/word/2015/wordml/symex" xmlns:wpg="http://schemas.microsoft.com/office/word/2010/wordprocessingGroup" xmlns:wpi="http://schemas.microsoft.com/office/word/2010/wordprocessingInk" xmlns:wne="http://schemas.microsoft.com/office/word/2006/wordml" xmlns:wps="http://schemas.microsoft.com/office/word/2010/wordprocessingShape" mc:Ignorable="w14 w15 w16se w16cid w16 w16cex w16sdtdh w16du wp14">
+<w:endnotes xmlns:wpc="http://schemas.microsoft.com/office/word/2010/wordprocessingCanvas" xmlns:cx="http://schemas.microsoft.com/office/drawing/2014/chartex" xmlns:cx1="http://schemas.microsoft.com/office/drawing/2015/9/8/chartex" xmlns:cx2="http://schemas.microsoft.com/office/drawing/2015/10/21/chartex" xmlns:cx3="http://schemas.microsoft.com/office/drawing/2016/5/9/chartex" xmlns:cx4="http://schemas.microsoft.com/office/drawing/2016/5/10/chartex" xmlns:cx5="http://schemas.microsoft.com/office/drawing/2016/5/11/chartex" xmlns:cx6="http://schemas.microsoft.com/office/drawing/2016/5/12/chartex" xmlns:cx7="http://schemas.microsoft.com/office/drawing/2016/5/13/chartex" xmlns:cx8="http://schemas.microsoft.com/office/drawing/2016/5/14/chartex" xmlns:mc="http://schemas.openxmlformats.org/markup-compatibility/2006" xmlns:aink="http://schemas.microsoft.com/office/drawing/2016/ink" xmlns:am3d="http://schemas.microsoft.com/office/drawing/2017/model3d" xmlns:o="urn:schemas-microsoft-com:office:office" xmlns:oel="http://schemas.microsoft.com/office/2019/extlst" xmlns:r="http://schemas.openxmlformats.org/officeDocument/2006/relationships" xmlns:m="http://schemas.openxmlformats.org/officeDocument/2006/math" xmlns:v="urn:schemas-microsoft-com:vml" xmlns:wp14="http://schemas.microsoft.com/office/word/2010/wordprocessingDrawing" xmlns:wp="http://schemas.openxmlformats.org/drawingml/2006/wordprocessingDrawing" xmlns:w10="urn:schemas-microsoft-com:office:word" xmlns:w="http://schemas.openxmlformats.org/wordprocessingml/2006/main" xmlns:w14="http://schemas.microsoft.com/office/word/2010/wordml" xmlns:w15="http://schemas.microsoft.com/office/word/2012/wordml" xmlns:w16cex="http://schemas.microsoft.com/office/word/2018/wordml/cex" xmlns:w16cid="http://schemas.microsoft.com/office/word/2016/wordml/cid" xmlns:w16="http://schemas.microsoft.com/office/word/2018/wordml" xmlns:w16du="http://schemas.microsoft.com/office/word/2023/wordml/word16du" xmlns:w16sdtdh="http://schemas.microsoft.com/office/word/2020/wordml/sdtdatahash" xmlns:w16sdtfl="http://schemas.microsoft.com/office/word/2024/wordml/sdtformatlock" xmlns:w16se="http://schemas.microsoft.com/office/word/2015/wordml/symex" xmlns:wpg="http://schemas.microsoft.com/office/word/2010/wordprocessingGroup" xmlns:wpi="http://schemas.microsoft.com/office/word/2010/wordprocessingInk" xmlns:wne="http://schemas.microsoft.com/office/word/2006/wordml" xmlns:wps="http://schemas.microsoft.com/office/word/2010/wordprocessingShape" mc:Ignorable="w14 w15 w16se w16cid w16 w16cex w16sdtdh w16sdtfl w16du wp14">
   <w:endnote w:type="separator" w:id="-1">
     <w:p>
       <w:r>
@@ -5216,7 +3986,7 @@
 </file>
 
 <file path=word/footer1.xml><?xml version="1.0" encoding="utf-8"?>
-<w:ftr xmlns:wpc="http://schemas.microsoft.com/office/word/2010/wordprocessingCanvas" xmlns:cx="http://schemas.microsoft.com/office/drawing/2014/chartex" xmlns:cx1="http://schemas.microsoft.com/office/drawing/2015/9/8/chartex" xmlns:cx2="http://schemas.microsoft.com/office/drawing/2015/10/21/chartex" xmlns:cx3="http://schemas.microsoft.com/office/drawing/2016/5/9/chartex" xmlns:cx4="http://schemas.microsoft.com/office/drawing/2016/5/10/chartex" xmlns:cx5="http://schemas.microsoft.com/office/drawing/2016/5/11/chartex" xmlns:cx6="http://schemas.microsoft.com/office/drawing/2016/5/12/chartex" xmlns:cx7="http://schemas.microsoft.com/office/drawing/2016/5/13/chartex" xmlns:cx8="http://schemas.microsoft.com/office/drawing/2016/5/14/chartex" xmlns:mc="http://schemas.openxmlformats.org/markup-compatibility/2006" xmlns:aink="http://schemas.microsoft.com/office/drawing/2016/ink" xmlns:am3d="http://schemas.microsoft.com/office/drawing/2017/model3d" xmlns:o="urn:schemas-microsoft-com:office:office" xmlns:oel="http://schemas.microsoft.com/office/2019/extlst" xmlns:r="http://schemas.openxmlformats.org/officeDocument/2006/relationships" xmlns:m="http://schemas.openxmlformats.org/officeDocument/2006/math" xmlns:v="urn:schemas-microsoft-com:vml" xmlns:wp14="http://schemas.microsoft.com/office/word/2010/wordprocessingDrawing" xmlns:wp="http://schemas.openxmlformats.org/drawingml/2006/wordprocessingDrawing" xmlns:w10="urn:schemas-microsoft-com:office:word" xmlns:w="http://schemas.openxmlformats.org/wordprocessingml/2006/main" xmlns:w14="http://schemas.microsoft.com/office/word/2010/wordml" xmlns:w15="http://schemas.microsoft.com/office/word/2012/wordml" xmlns:w16cex="http://schemas.microsoft.com/office/word/2018/wordml/cex" xmlns:w16cid="http://schemas.microsoft.com/office/word/2016/wordml/cid" xmlns:w16="http://schemas.microsoft.com/office/word/2018/wordml" xmlns:w16du="http://schemas.microsoft.com/office/word/2023/wordml/word16du" xmlns:w16sdtdh="http://schemas.microsoft.com/office/word/2020/wordml/sdtdatahash" xmlns:w16se="http://schemas.microsoft.com/office/word/2015/wordml/symex" xmlns:wpg="http://schemas.microsoft.com/office/word/2010/wordprocessingGroup" xmlns:wpi="http://schemas.microsoft.com/office/word/2010/wordprocessingInk" xmlns:wne="http://schemas.microsoft.com/office/word/2006/wordml" xmlns:wps="http://schemas.microsoft.com/office/word/2010/wordprocessingShape" mc:Ignorable="w14 w15 w16se w16cid w16 w16cex w16sdtdh w16du wp14">
+<w:ftr xmlns:wpc="http://schemas.microsoft.com/office/word/2010/wordprocessingCanvas" xmlns:cx="http://schemas.microsoft.com/office/drawing/2014/chartex" xmlns:cx1="http://schemas.microsoft.com/office/drawing/2015/9/8/chartex" xmlns:cx2="http://schemas.microsoft.com/office/drawing/2015/10/21/chartex" xmlns:cx3="http://schemas.microsoft.com/office/drawing/2016/5/9/chartex" xmlns:cx4="http://schemas.microsoft.com/office/drawing/2016/5/10/chartex" xmlns:cx5="http://schemas.microsoft.com/office/drawing/2016/5/11/chartex" xmlns:cx6="http://schemas.microsoft.com/office/drawing/2016/5/12/chartex" xmlns:cx7="http://schemas.microsoft.com/office/drawing/2016/5/13/chartex" xmlns:cx8="http://schemas.microsoft.com/office/drawing/2016/5/14/chartex" xmlns:mc="http://schemas.openxmlformats.org/markup-compatibility/2006" xmlns:aink="http://schemas.microsoft.com/office/drawing/2016/ink" xmlns:am3d="http://schemas.microsoft.com/office/drawing/2017/model3d" xmlns:o="urn:schemas-microsoft-com:office:office" xmlns:oel="http://schemas.microsoft.com/office/2019/extlst" xmlns:r="http://schemas.openxmlformats.org/officeDocument/2006/relationships" xmlns:m="http://schemas.openxmlformats.org/officeDocument/2006/math" xmlns:v="urn:schemas-microsoft-com:vml" xmlns:wp14="http://schemas.microsoft.com/office/word/2010/wordprocessingDrawing" xmlns:wp="http://schemas.openxmlformats.org/drawingml/2006/wordprocessingDrawing" xmlns:w10="urn:schemas-microsoft-com:office:word" xmlns:w="http://schemas.openxmlformats.org/wordprocessingml/2006/main" xmlns:w14="http://schemas.microsoft.com/office/word/2010/wordml" xmlns:w15="http://schemas.microsoft.com/office/word/2012/wordml" xmlns:w16cex="http://schemas.microsoft.com/office/word/2018/wordml/cex" xmlns:w16cid="http://schemas.microsoft.com/office/word/2016/wordml/cid" xmlns:w16="http://schemas.microsoft.com/office/word/2018/wordml" xmlns:w16du="http://schemas.microsoft.com/office/word/2023/wordml/word16du" xmlns:w16sdtdh="http://schemas.microsoft.com/office/word/2020/wordml/sdtdatahash" xmlns:w16sdtfl="http://schemas.microsoft.com/office/word/2024/wordml/sdtformatlock" xmlns:w16se="http://schemas.microsoft.com/office/word/2015/wordml/symex" xmlns:wpg="http://schemas.microsoft.com/office/word/2010/wordprocessingGroup" xmlns:wpi="http://schemas.microsoft.com/office/word/2010/wordprocessingInk" xmlns:wne="http://schemas.microsoft.com/office/word/2006/wordml" xmlns:wps="http://schemas.microsoft.com/office/word/2010/wordprocessingShape" mc:Ignorable="w14 w15 w16se w16cid w16 w16cex w16sdtdh w16sdtfl w16du wp14">
   <w:p>
     <w:pPr>
       <w:pStyle w:val="NormalWeb"/>
@@ -5228,7 +3998,7 @@
 </file>
 
 <file path=word/footnotes.xml><?xml version="1.0" encoding="utf-8"?>
-<w:footnotes xmlns:wpc="http://schemas.microsoft.com/office/word/2010/wordprocessingCanvas" xmlns:cx="http://schemas.microsoft.com/office/drawing/2014/chartex" xmlns:cx1="http://schemas.microsoft.com/office/drawing/2015/9/8/chartex" xmlns:cx2="http://schemas.microsoft.com/office/drawing/2015/10/21/chartex" xmlns:cx3="http://schemas.microsoft.com/office/drawing/2016/5/9/chartex" xmlns:cx4="http://schemas.microsoft.com/office/drawing/2016/5/10/chartex" xmlns:cx5="http://schemas.microsoft.com/office/drawing/2016/5/11/chartex" xmlns:cx6="http://schemas.microsoft.com/office/drawing/2016/5/12/chartex" xmlns:cx7="http://schemas.microsoft.com/office/drawing/2016/5/13/chartex" xmlns:cx8="http://schemas.microsoft.com/office/drawing/2016/5/14/chartex" xmlns:mc="http://schemas.openxmlformats.org/markup-compatibility/2006" xmlns:aink="http://schemas.microsoft.com/office/drawing/2016/ink" xmlns:am3d="http://schemas.microsoft.com/office/drawing/2017/model3d" xmlns:o="urn:schemas-microsoft-com:office:office" xmlns:oel="http://schemas.microsoft.com/office/2019/extlst" xmlns:r="http://schemas.openxmlformats.org/officeDocument/2006/relationships" xmlns:m="http://schemas.openxmlformats.org/officeDocument/2006/math" xmlns:v="urn:schemas-microsoft-com:vml" xmlns:wp14="http://schemas.microsoft.com/office/word/2010/wordprocessingDrawing" xmlns:wp="http://schemas.openxmlformats.org/drawingml/2006/wordprocessingDrawing" xmlns:w10="urn:schemas-microsoft-com:office:word" xmlns:w="http://schemas.openxmlformats.org/wordprocessingml/2006/main" xmlns:w14="http://schemas.microsoft.com/office/word/2010/wordml" xmlns:w15="http://schemas.microsoft.com/office/word/2012/wordml" xmlns:w16cex="http://schemas.microsoft.com/office/word/2018/wordml/cex" xmlns:w16cid="http://schemas.microsoft.com/office/word/2016/wordml/cid" xmlns:w16="http://schemas.microsoft.com/office/word/2018/wordml" xmlns:w16du="http://schemas.microsoft.com/office/word/2023/wordml/word16du" xmlns:w16sdtdh="http://schemas.microsoft.com/office/word/2020/wordml/sdtdatahash" xmlns:w16se="http://schemas.microsoft.com/office/word/2015/wordml/symex" xmlns:wpg="http://schemas.microsoft.com/office/word/2010/wordprocessingGroup" xmlns:wpi="http://schemas.microsoft.com/office/word/2010/wordprocessingInk" xmlns:wne="http://schemas.microsoft.com/office/word/2006/wordml" xmlns:wps="http://schemas.microsoft.com/office/word/2010/wordprocessingShape" mc:Ignorable="w14 w15 w16se w16cid w16 w16cex w16sdtdh w16du wp14">
+<w:footnotes xmlns:wpc="http://schemas.microsoft.com/office/word/2010/wordprocessingCanvas" xmlns:cx="http://schemas.microsoft.com/office/drawing/2014/chartex" xmlns:cx1="http://schemas.microsoft.com/office/drawing/2015/9/8/chartex" xmlns:cx2="http://schemas.microsoft.com/office/drawing/2015/10/21/chartex" xmlns:cx3="http://schemas.microsoft.com/office/drawing/2016/5/9/chartex" xmlns:cx4="http://schemas.microsoft.com/office/drawing/2016/5/10/chartex" xmlns:cx5="http://schemas.microsoft.com/office/drawing/2016/5/11/chartex" xmlns:cx6="http://schemas.microsoft.com/office/drawing/2016/5/12/chartex" xmlns:cx7="http://schemas.microsoft.com/office/drawing/2016/5/13/chartex" xmlns:cx8="http://schemas.microsoft.com/office/drawing/2016/5/14/chartex" xmlns:mc="http://schemas.openxmlformats.org/markup-compatibility/2006" xmlns:aink="http://schemas.microsoft.com/office/drawing/2016/ink" xmlns:am3d="http://schemas.microsoft.com/office/drawing/2017/model3d" xmlns:o="urn:schemas-microsoft-com:office:office" xmlns:oel="http://schemas.microsoft.com/office/2019/extlst" xmlns:r="http://schemas.openxmlformats.org/officeDocument/2006/relationships" xmlns:m="http://schemas.openxmlformats.org/officeDocument/2006/math" xmlns:v="urn:schemas-microsoft-com:vml" xmlns:wp14="http://schemas.microsoft.com/office/word/2010/wordprocessingDrawing" xmlns:wp="http://schemas.openxmlformats.org/drawingml/2006/wordprocessingDrawing" xmlns:w10="urn:schemas-microsoft-com:office:word" xmlns:w="http://schemas.openxmlformats.org/wordprocessingml/2006/main" xmlns:w14="http://schemas.microsoft.com/office/word/2010/wordml" xmlns:w15="http://schemas.microsoft.com/office/word/2012/wordml" xmlns:w16cex="http://schemas.microsoft.com/office/word/2018/wordml/cex" xmlns:w16cid="http://schemas.microsoft.com/office/word/2016/wordml/cid" xmlns:w16="http://schemas.microsoft.com/office/word/2018/wordml" xmlns:w16du="http://schemas.microsoft.com/office/word/2023/wordml/word16du" xmlns:w16sdtdh="http://schemas.microsoft.com/office/word/2020/wordml/sdtdatahash" xmlns:w16sdtfl="http://schemas.microsoft.com/office/word/2024/wordml/sdtformatlock" xmlns:w16se="http://schemas.microsoft.com/office/word/2015/wordml/symex" xmlns:wpg="http://schemas.microsoft.com/office/word/2010/wordprocessingGroup" xmlns:wpi="http://schemas.microsoft.com/office/word/2010/wordprocessingInk" xmlns:wne="http://schemas.microsoft.com/office/word/2006/wordml" xmlns:wps="http://schemas.microsoft.com/office/word/2010/wordprocessingShape" mc:Ignorable="w14 w15 w16se w16cid w16 w16cex w16sdtdh w16sdtfl w16du wp14">
   <w:footnote w:type="separator" w:id="-1">
     <w:p>
       <w:r>
@@ -5247,7 +4017,7 @@
 </file>
 
 <file path=word/numbering.xml><?xml version="1.0" encoding="utf-8"?>
-<w:numbering xmlns:wpc="http://schemas.microsoft.com/office/word/2010/wordprocessingCanvas" xmlns:cx="http://schemas.microsoft.com/office/drawing/2014/chartex" xmlns:cx1="http://schemas.microsoft.com/office/drawing/2015/9/8/chartex" xmlns:cx2="http://schemas.microsoft.com/office/drawing/2015/10/21/chartex" xmlns:cx3="http://schemas.microsoft.com/office/drawing/2016/5/9/chartex" xmlns:cx4="http://schemas.microsoft.com/office/drawing/2016/5/10/chartex" xmlns:cx5="http://schemas.microsoft.com/office/drawing/2016/5/11/chartex" xmlns:cx6="http://schemas.microsoft.com/office/drawing/2016/5/12/chartex" xmlns:cx7="http://schemas.microsoft.com/office/drawing/2016/5/13/chartex" xmlns:cx8="http://schemas.microsoft.com/office/drawing/2016/5/14/chartex" xmlns:mc="http://schemas.openxmlformats.org/markup-compatibility/2006" xmlns:aink="http://schemas.microsoft.com/office/drawing/2016/ink" xmlns:am3d="http://schemas.microsoft.com/office/drawing/2017/model3d" xmlns:o="urn:schemas-microsoft-com:office:office" xmlns:oel="http://schemas.microsoft.com/office/2019/extlst" xmlns:r="http://schemas.openxmlformats.org/officeDocument/2006/relationships" xmlns:m="http://schemas.openxmlformats.org/officeDocument/2006/math" xmlns:v="urn:schemas-microsoft-com:vml" xmlns:wp14="http://schemas.microsoft.com/office/word/2010/wordprocessingDrawing" xmlns:wp="http://schemas.openxmlformats.org/drawingml/2006/wordprocessingDrawing" xmlns:w10="urn:schemas-microsoft-com:office:word" xmlns:w="http://schemas.openxmlformats.org/wordprocessingml/2006/main" xmlns:w14="http://schemas.microsoft.com/office/word/2010/wordml" xmlns:w15="http://schemas.microsoft.com/office/word/2012/wordml" xmlns:w16cex="http://schemas.microsoft.com/office/word/2018/wordml/cex" xmlns:w16cid="http://schemas.microsoft.com/office/word/2016/wordml/cid" xmlns:w16="http://schemas.microsoft.com/office/word/2018/wordml" xmlns:w16du="http://schemas.microsoft.com/office/word/2023/wordml/word16du" xmlns:w16sdtdh="http://schemas.microsoft.com/office/word/2020/wordml/sdtdatahash" xmlns:w16se="http://schemas.microsoft.com/office/word/2015/wordml/symex" xmlns:wpg="http://schemas.microsoft.com/office/word/2010/wordprocessingGroup" xmlns:wpi="http://schemas.microsoft.com/office/word/2010/wordprocessingInk" xmlns:wne="http://schemas.microsoft.com/office/word/2006/wordml" xmlns:wps="http://schemas.microsoft.com/office/word/2010/wordprocessingShape" mc:Ignorable="w14 w15 w16se w16cid w16 w16cex w16sdtdh w16du wp14">
+<w:numbering xmlns:wpc="http://schemas.microsoft.com/office/word/2010/wordprocessingCanvas" xmlns:cx="http://schemas.microsoft.com/office/drawing/2014/chartex" xmlns:cx1="http://schemas.microsoft.com/office/drawing/2015/9/8/chartex" xmlns:cx2="http://schemas.microsoft.com/office/drawing/2015/10/21/chartex" xmlns:cx3="http://schemas.microsoft.com/office/drawing/2016/5/9/chartex" xmlns:cx4="http://schemas.microsoft.com/office/drawing/2016/5/10/chartex" xmlns:cx5="http://schemas.microsoft.com/office/drawing/2016/5/11/chartex" xmlns:cx6="http://schemas.microsoft.com/office/drawing/2016/5/12/chartex" xmlns:cx7="http://schemas.microsoft.com/office/drawing/2016/5/13/chartex" xmlns:cx8="http://schemas.microsoft.com/office/drawing/2016/5/14/chartex" xmlns:mc="http://schemas.openxmlformats.org/markup-compatibility/2006" xmlns:aink="http://schemas.microsoft.com/office/drawing/2016/ink" xmlns:am3d="http://schemas.microsoft.com/office/drawing/2017/model3d" xmlns:o="urn:schemas-microsoft-com:office:office" xmlns:oel="http://schemas.microsoft.com/office/2019/extlst" xmlns:r="http://schemas.openxmlformats.org/officeDocument/2006/relationships" xmlns:m="http://schemas.openxmlformats.org/officeDocument/2006/math" xmlns:v="urn:schemas-microsoft-com:vml" xmlns:wp14="http://schemas.microsoft.com/office/word/2010/wordprocessingDrawing" xmlns:wp="http://schemas.openxmlformats.org/drawingml/2006/wordprocessingDrawing" xmlns:w10="urn:schemas-microsoft-com:office:word" xmlns:w="http://schemas.openxmlformats.org/wordprocessingml/2006/main" xmlns:w14="http://schemas.microsoft.com/office/word/2010/wordml" xmlns:w15="http://schemas.microsoft.com/office/word/2012/wordml" xmlns:w16cex="http://schemas.microsoft.com/office/word/2018/wordml/cex" xmlns:w16cid="http://schemas.microsoft.com/office/word/2016/wordml/cid" xmlns:w16="http://schemas.microsoft.com/office/word/2018/wordml" xmlns:w16du="http://schemas.microsoft.com/office/word/2023/wordml/word16du" xmlns:w16sdtdh="http://schemas.microsoft.com/office/word/2020/wordml/sdtdatahash" xmlns:w16sdtfl="http://schemas.microsoft.com/office/word/2024/wordml/sdtformatlock" xmlns:w16se="http://schemas.microsoft.com/office/word/2015/wordml/symex" xmlns:wpg="http://schemas.microsoft.com/office/word/2010/wordprocessingGroup" xmlns:wpi="http://schemas.microsoft.com/office/word/2010/wordprocessingInk" xmlns:wne="http://schemas.microsoft.com/office/word/2006/wordml" xmlns:wps="http://schemas.microsoft.com/office/word/2010/wordprocessingShape" mc:Ignorable="w14 w15 w16se w16cid w16 w16cex w16sdtdh w16sdtfl w16du wp14">
   <w:abstractNum w:abstractNumId="0" w15:restartNumberingAfterBreak="0">
     <w:nsid w:val="02C450BF"/>
     <w:multiLevelType w:val="hybridMultilevel"/>
@@ -5364,7 +4134,7 @@
   <w:abstractNum w:abstractNumId="1" w15:restartNumberingAfterBreak="0">
     <w:nsid w:val="03347FBA"/>
     <w:multiLevelType w:val="hybridMultilevel"/>
-    <w:tmpl w:val="58B2FA5A"/>
+    <w:tmpl w:val="092060C4"/>
     <w:lvl w:ilvl="0" w:tplc="E6980ECA">
       <w:start w:val="1"/>
       <w:numFmt w:val="bullet"/>
@@ -5820,7 +4590,7 @@
   <w:abstractNum w:abstractNumId="5" w15:restartNumberingAfterBreak="0">
     <w:nsid w:val="102F00BD"/>
     <w:multiLevelType w:val="hybridMultilevel"/>
-    <w:tmpl w:val="CB446990"/>
+    <w:tmpl w:val="3E7466F6"/>
     <w:lvl w:ilvl="0" w:tplc="A9A23194">
       <w:start w:val="1"/>
       <w:numFmt w:val="bullet"/>
@@ -6046,6 +4816,121 @@
     </w:lvl>
   </w:abstractNum>
   <w:abstractNum w:abstractNumId="7" w15:restartNumberingAfterBreak="0">
+    <w:nsid w:val="1CAD6187"/>
+    <w:multiLevelType w:val="hybridMultilevel"/>
+    <w:tmpl w:val="A036BBB2"/>
+    <w:lvl w:ilvl="0" w:tplc="A9A23194">
+      <w:start w:val="1"/>
+      <w:numFmt w:val="bullet"/>
+      <w:lvlText w:val=""/>
+      <w:lvlJc w:val="left"/>
+      <w:pPr>
+        <w:ind w:left="720" w:hanging="360"/>
+      </w:pPr>
+      <w:rPr>
+        <w:rFonts w:ascii="Wingdings" w:hAnsi="Wingdings" w:hint="default"/>
+        <w:sz w:val="24"/>
+        <w:szCs w:val="24"/>
+      </w:rPr>
+    </w:lvl>
+    <w:lvl w:ilvl="1" w:tplc="04090003" w:tentative="1">
+      <w:start w:val="1"/>
+      <w:numFmt w:val="bullet"/>
+      <w:lvlText w:val="o"/>
+      <w:lvlJc w:val="left"/>
+      <w:pPr>
+        <w:ind w:left="1800" w:hanging="360"/>
+      </w:pPr>
+      <w:rPr>
+        <w:rFonts w:ascii="Courier New" w:hAnsi="Courier New" w:cs="Courier New" w:hint="default"/>
+      </w:rPr>
+    </w:lvl>
+    <w:lvl w:ilvl="2" w:tplc="04090005" w:tentative="1">
+      <w:start w:val="1"/>
+      <w:numFmt w:val="bullet"/>
+      <w:lvlText w:val=""/>
+      <w:lvlJc w:val="left"/>
+      <w:pPr>
+        <w:ind w:left="2520" w:hanging="360"/>
+      </w:pPr>
+      <w:rPr>
+        <w:rFonts w:ascii="Wingdings" w:hAnsi="Wingdings" w:hint="default"/>
+      </w:rPr>
+    </w:lvl>
+    <w:lvl w:ilvl="3" w:tplc="04090001" w:tentative="1">
+      <w:start w:val="1"/>
+      <w:numFmt w:val="bullet"/>
+      <w:lvlText w:val=""/>
+      <w:lvlJc w:val="left"/>
+      <w:pPr>
+        <w:ind w:left="3240" w:hanging="360"/>
+      </w:pPr>
+      <w:rPr>
+        <w:rFonts w:ascii="Symbol" w:hAnsi="Symbol" w:hint="default"/>
+      </w:rPr>
+    </w:lvl>
+    <w:lvl w:ilvl="4" w:tplc="04090003" w:tentative="1">
+      <w:start w:val="1"/>
+      <w:numFmt w:val="bullet"/>
+      <w:lvlText w:val="o"/>
+      <w:lvlJc w:val="left"/>
+      <w:pPr>
+        <w:ind w:left="3960" w:hanging="360"/>
+      </w:pPr>
+      <w:rPr>
+        <w:rFonts w:ascii="Courier New" w:hAnsi="Courier New" w:cs="Courier New" w:hint="default"/>
+      </w:rPr>
+    </w:lvl>
+    <w:lvl w:ilvl="5" w:tplc="04090005" w:tentative="1">
+      <w:start w:val="1"/>
+      <w:numFmt w:val="bullet"/>
+      <w:lvlText w:val=""/>
+      <w:lvlJc w:val="left"/>
+      <w:pPr>
+        <w:ind w:left="4680" w:hanging="360"/>
+      </w:pPr>
+      <w:rPr>
+        <w:rFonts w:ascii="Wingdings" w:hAnsi="Wingdings" w:hint="default"/>
+      </w:rPr>
+    </w:lvl>
+    <w:lvl w:ilvl="6" w:tplc="04090001" w:tentative="1">
+      <w:start w:val="1"/>
+      <w:numFmt w:val="bullet"/>
+      <w:lvlText w:val=""/>
+      <w:lvlJc w:val="left"/>
+      <w:pPr>
+        <w:ind w:left="5400" w:hanging="360"/>
+      </w:pPr>
+      <w:rPr>
+        <w:rFonts w:ascii="Symbol" w:hAnsi="Symbol" w:hint="default"/>
+      </w:rPr>
+    </w:lvl>
+    <w:lvl w:ilvl="7" w:tplc="04090003" w:tentative="1">
+      <w:start w:val="1"/>
+      <w:numFmt w:val="bullet"/>
+      <w:lvlText w:val="o"/>
+      <w:lvlJc w:val="left"/>
+      <w:pPr>
+        <w:ind w:left="6120" w:hanging="360"/>
+      </w:pPr>
+      <w:rPr>
+        <w:rFonts w:ascii="Courier New" w:hAnsi="Courier New" w:cs="Courier New" w:hint="default"/>
+      </w:rPr>
+    </w:lvl>
+    <w:lvl w:ilvl="8" w:tplc="04090005" w:tentative="1">
+      <w:start w:val="1"/>
+      <w:numFmt w:val="bullet"/>
+      <w:lvlText w:val=""/>
+      <w:lvlJc w:val="left"/>
+      <w:pPr>
+        <w:ind w:left="6840" w:hanging="360"/>
+      </w:pPr>
+      <w:rPr>
+        <w:rFonts w:ascii="Wingdings" w:hAnsi="Wingdings" w:hint="default"/>
+      </w:rPr>
+    </w:lvl>
+  </w:abstractNum>
+  <w:abstractNum w:abstractNumId="8" w15:restartNumberingAfterBreak="0">
     <w:nsid w:val="232925DC"/>
     <w:multiLevelType w:val="multilevel"/>
     <w:tmpl w:val="76E82490"/>
@@ -6158,7 +5043,7 @@
       </w:rPr>
     </w:lvl>
   </w:abstractNum>
-  <w:abstractNum w:abstractNumId="8" w15:restartNumberingAfterBreak="0">
+  <w:abstractNum w:abstractNumId="9" w15:restartNumberingAfterBreak="0">
     <w:nsid w:val="308F1A09"/>
     <w:multiLevelType w:val="hybridMultilevel"/>
     <w:tmpl w:val="CBFC2DBC"/>
@@ -6271,7 +5156,122 @@
       </w:rPr>
     </w:lvl>
   </w:abstractNum>
-  <w:abstractNum w:abstractNumId="9" w15:restartNumberingAfterBreak="0">
+  <w:abstractNum w:abstractNumId="10" w15:restartNumberingAfterBreak="0">
+    <w:nsid w:val="32C864BB"/>
+    <w:multiLevelType w:val="hybridMultilevel"/>
+    <w:tmpl w:val="6C902D84"/>
+    <w:lvl w:ilvl="0" w:tplc="A9A23194">
+      <w:start w:val="1"/>
+      <w:numFmt w:val="bullet"/>
+      <w:lvlText w:val=""/>
+      <w:lvlJc w:val="left"/>
+      <w:pPr>
+        <w:ind w:left="360" w:hanging="360"/>
+      </w:pPr>
+      <w:rPr>
+        <w:rFonts w:ascii="Wingdings" w:hAnsi="Wingdings" w:hint="default"/>
+        <w:sz w:val="24"/>
+        <w:szCs w:val="24"/>
+      </w:rPr>
+    </w:lvl>
+    <w:lvl w:ilvl="1" w:tplc="04090003" w:tentative="1">
+      <w:start w:val="1"/>
+      <w:numFmt w:val="bullet"/>
+      <w:lvlText w:val="o"/>
+      <w:lvlJc w:val="left"/>
+      <w:pPr>
+        <w:ind w:left="1440" w:hanging="360"/>
+      </w:pPr>
+      <w:rPr>
+        <w:rFonts w:ascii="Courier New" w:hAnsi="Courier New" w:cs="Courier New" w:hint="default"/>
+      </w:rPr>
+    </w:lvl>
+    <w:lvl w:ilvl="2" w:tplc="04090005" w:tentative="1">
+      <w:start w:val="1"/>
+      <w:numFmt w:val="bullet"/>
+      <w:lvlText w:val=""/>
+      <w:lvlJc w:val="left"/>
+      <w:pPr>
+        <w:ind w:left="2160" w:hanging="360"/>
+      </w:pPr>
+      <w:rPr>
+        <w:rFonts w:ascii="Wingdings" w:hAnsi="Wingdings" w:hint="default"/>
+      </w:rPr>
+    </w:lvl>
+    <w:lvl w:ilvl="3" w:tplc="04090001" w:tentative="1">
+      <w:start w:val="1"/>
+      <w:numFmt w:val="bullet"/>
+      <w:lvlText w:val=""/>
+      <w:lvlJc w:val="left"/>
+      <w:pPr>
+        <w:ind w:left="2880" w:hanging="360"/>
+      </w:pPr>
+      <w:rPr>
+        <w:rFonts w:ascii="Symbol" w:hAnsi="Symbol" w:hint="default"/>
+      </w:rPr>
+    </w:lvl>
+    <w:lvl w:ilvl="4" w:tplc="04090003" w:tentative="1">
+      <w:start w:val="1"/>
+      <w:numFmt w:val="bullet"/>
+      <w:lvlText w:val="o"/>
+      <w:lvlJc w:val="left"/>
+      <w:pPr>
+        <w:ind w:left="3600" w:hanging="360"/>
+      </w:pPr>
+      <w:rPr>
+        <w:rFonts w:ascii="Courier New" w:hAnsi="Courier New" w:cs="Courier New" w:hint="default"/>
+      </w:rPr>
+    </w:lvl>
+    <w:lvl w:ilvl="5" w:tplc="04090005" w:tentative="1">
+      <w:start w:val="1"/>
+      <w:numFmt w:val="bullet"/>
+      <w:lvlText w:val=""/>
+      <w:lvlJc w:val="left"/>
+      <w:pPr>
+        <w:ind w:left="4320" w:hanging="360"/>
+      </w:pPr>
+      <w:rPr>
+        <w:rFonts w:ascii="Wingdings" w:hAnsi="Wingdings" w:hint="default"/>
+      </w:rPr>
+    </w:lvl>
+    <w:lvl w:ilvl="6" w:tplc="04090001" w:tentative="1">
+      <w:start w:val="1"/>
+      <w:numFmt w:val="bullet"/>
+      <w:lvlText w:val=""/>
+      <w:lvlJc w:val="left"/>
+      <w:pPr>
+        <w:ind w:left="5040" w:hanging="360"/>
+      </w:pPr>
+      <w:rPr>
+        <w:rFonts w:ascii="Symbol" w:hAnsi="Symbol" w:hint="default"/>
+      </w:rPr>
+    </w:lvl>
+    <w:lvl w:ilvl="7" w:tplc="04090003" w:tentative="1">
+      <w:start w:val="1"/>
+      <w:numFmt w:val="bullet"/>
+      <w:lvlText w:val="o"/>
+      <w:lvlJc w:val="left"/>
+      <w:pPr>
+        <w:ind w:left="5760" w:hanging="360"/>
+      </w:pPr>
+      <w:rPr>
+        <w:rFonts w:ascii="Courier New" w:hAnsi="Courier New" w:cs="Courier New" w:hint="default"/>
+      </w:rPr>
+    </w:lvl>
+    <w:lvl w:ilvl="8" w:tplc="04090005" w:tentative="1">
+      <w:start w:val="1"/>
+      <w:numFmt w:val="bullet"/>
+      <w:lvlText w:val=""/>
+      <w:lvlJc w:val="left"/>
+      <w:pPr>
+        <w:ind w:left="6480" w:hanging="360"/>
+      </w:pPr>
+      <w:rPr>
+        <w:rFonts w:ascii="Wingdings" w:hAnsi="Wingdings" w:hint="default"/>
+      </w:rPr>
+    </w:lvl>
+  </w:abstractNum>
+  <w:abstractNum w:abstractNumId="11" w15:restartNumberingAfterBreak="0">
     <w:nsid w:val="3FEE5AED"/>
     <w:multiLevelType w:val="hybridMultilevel"/>
     <w:tmpl w:val="F192217E"/>
@@ -6384,7 +5384,7 @@
       </w:rPr>
     </w:lvl>
   </w:abstractNum>
-  <w:abstractNum w:abstractNumId="10" w15:restartNumberingAfterBreak="0">
+  <w:abstractNum w:abstractNumId="12" w15:restartNumberingAfterBreak="0">
     <w:nsid w:val="40303FEF"/>
     <w:multiLevelType w:val="hybridMultilevel"/>
     <w:tmpl w:val="3E42D6B4"/>
@@ -6496,7 +5496,122 @@
       </w:rPr>
     </w:lvl>
   </w:abstractNum>
-  <w:abstractNum w:abstractNumId="11" w15:restartNumberingAfterBreak="0">
+  <w:abstractNum w:abstractNumId="13" w15:restartNumberingAfterBreak="0">
+    <w:nsid w:val="440B2092"/>
+    <w:multiLevelType w:val="hybridMultilevel"/>
+    <w:tmpl w:val="7CDCA7AA"/>
+    <w:lvl w:ilvl="0" w:tplc="A9A23194">
+      <w:start w:val="1"/>
+      <w:numFmt w:val="bullet"/>
+      <w:lvlText w:val=""/>
+      <w:lvlJc w:val="left"/>
+      <w:pPr>
+        <w:ind w:left="360" w:hanging="360"/>
+      </w:pPr>
+      <w:rPr>
+        <w:rFonts w:ascii="Wingdings" w:hAnsi="Wingdings" w:hint="default"/>
+        <w:sz w:val="24"/>
+        <w:szCs w:val="24"/>
+      </w:rPr>
+    </w:lvl>
+    <w:lvl w:ilvl="1" w:tplc="04090003" w:tentative="1">
+      <w:start w:val="1"/>
+      <w:numFmt w:val="bullet"/>
+      <w:lvlText w:val="o"/>
+      <w:lvlJc w:val="left"/>
+      <w:pPr>
+        <w:ind w:left="1440" w:hanging="360"/>
+      </w:pPr>
+      <w:rPr>
+        <w:rFonts w:ascii="Courier New" w:hAnsi="Courier New" w:cs="Courier New" w:hint="default"/>
+      </w:rPr>
+    </w:lvl>
+    <w:lvl w:ilvl="2" w:tplc="04090005" w:tentative="1">
+      <w:start w:val="1"/>
+      <w:numFmt w:val="bullet"/>
+      <w:lvlText w:val=""/>
+      <w:lvlJc w:val="left"/>
+      <w:pPr>
+        <w:ind w:left="2160" w:hanging="360"/>
+      </w:pPr>
+      <w:rPr>
+        <w:rFonts w:ascii="Wingdings" w:hAnsi="Wingdings" w:hint="default"/>
+      </w:rPr>
+    </w:lvl>
+    <w:lvl w:ilvl="3" w:tplc="04090001" w:tentative="1">
+      <w:start w:val="1"/>
+      <w:numFmt w:val="bullet"/>
+      <w:lvlText w:val=""/>
+      <w:lvlJc w:val="left"/>
+      <w:pPr>
+        <w:ind w:left="2880" w:hanging="360"/>
+      </w:pPr>
+      <w:rPr>
+        <w:rFonts w:ascii="Symbol" w:hAnsi="Symbol" w:hint="default"/>
+      </w:rPr>
+    </w:lvl>
+    <w:lvl w:ilvl="4" w:tplc="04090003" w:tentative="1">
+      <w:start w:val="1"/>
+      <w:numFmt w:val="bullet"/>
+      <w:lvlText w:val="o"/>
+      <w:lvlJc w:val="left"/>
+      <w:pPr>
+        <w:ind w:left="3600" w:hanging="360"/>
+      </w:pPr>
+      <w:rPr>
+        <w:rFonts w:ascii="Courier New" w:hAnsi="Courier New" w:cs="Courier New" w:hint="default"/>
+      </w:rPr>
+    </w:lvl>
+    <w:lvl w:ilvl="5" w:tplc="04090005" w:tentative="1">
+      <w:start w:val="1"/>
+      <w:numFmt w:val="bullet"/>
+      <w:lvlText w:val=""/>
+      <w:lvlJc w:val="left"/>
+      <w:pPr>
+        <w:ind w:left="4320" w:hanging="360"/>
+      </w:pPr>
+      <w:rPr>
+        <w:rFonts w:ascii="Wingdings" w:hAnsi="Wingdings" w:hint="default"/>
+      </w:rPr>
+    </w:lvl>
+    <w:lvl w:ilvl="6" w:tplc="04090001" w:tentative="1">
+      <w:start w:val="1"/>
+      <w:numFmt w:val="bullet"/>
+      <w:lvlText w:val=""/>
+      <w:lvlJc w:val="left"/>
+      <w:pPr>
+        <w:ind w:left="5040" w:hanging="360"/>
+      </w:pPr>
+      <w:rPr>
+        <w:rFonts w:ascii="Symbol" w:hAnsi="Symbol" w:hint="default"/>
+      </w:rPr>
+    </w:lvl>
+    <w:lvl w:ilvl="7" w:tplc="04090003" w:tentative="1">
+      <w:start w:val="1"/>
+      <w:numFmt w:val="bullet"/>
+      <w:lvlText w:val="o"/>
+      <w:lvlJc w:val="left"/>
+      <w:pPr>
+        <w:ind w:left="5760" w:hanging="360"/>
+      </w:pPr>
+      <w:rPr>
+        <w:rFonts w:ascii="Courier New" w:hAnsi="Courier New" w:cs="Courier New" w:hint="default"/>
+      </w:rPr>
+    </w:lvl>
+    <w:lvl w:ilvl="8" w:tplc="04090005" w:tentative="1">
+      <w:start w:val="1"/>
+      <w:numFmt w:val="bullet"/>
+      <w:lvlText w:val=""/>
+      <w:lvlJc w:val="left"/>
+      <w:pPr>
+        <w:ind w:left="6480" w:hanging="360"/>
+      </w:pPr>
+      <w:rPr>
+        <w:rFonts w:ascii="Wingdings" w:hAnsi="Wingdings" w:hint="default"/>
+      </w:rPr>
+    </w:lvl>
+  </w:abstractNum>
+  <w:abstractNum w:abstractNumId="14" w15:restartNumberingAfterBreak="0">
     <w:nsid w:val="568567E3"/>
     <w:multiLevelType w:val="hybridMultilevel"/>
     <w:tmpl w:val="56BAA7FA"/>
@@ -6609,7 +5724,7 @@
       </w:rPr>
     </w:lvl>
   </w:abstractNum>
-  <w:abstractNum w:abstractNumId="12" w15:restartNumberingAfterBreak="0">
+  <w:abstractNum w:abstractNumId="15" w15:restartNumberingAfterBreak="0">
     <w:nsid w:val="58061B6C"/>
     <w:multiLevelType w:val="hybridMultilevel"/>
     <w:tmpl w:val="4EB29636"/>
@@ -6722,7 +5837,352 @@
       </w:rPr>
     </w:lvl>
   </w:abstractNum>
-  <w:abstractNum w:abstractNumId="13" w15:restartNumberingAfterBreak="0">
+  <w:abstractNum w:abstractNumId="16" w15:restartNumberingAfterBreak="0">
+    <w:nsid w:val="58255554"/>
+    <w:multiLevelType w:val="hybridMultilevel"/>
+    <w:tmpl w:val="9E7C6996"/>
+    <w:lvl w:ilvl="0" w:tplc="A9A23194">
+      <w:start w:val="1"/>
+      <w:numFmt w:val="bullet"/>
+      <w:lvlText w:val=""/>
+      <w:lvlJc w:val="left"/>
+      <w:pPr>
+        <w:ind w:left="360" w:hanging="360"/>
+      </w:pPr>
+      <w:rPr>
+        <w:rFonts w:ascii="Wingdings" w:hAnsi="Wingdings" w:hint="default"/>
+        <w:sz w:val="24"/>
+        <w:szCs w:val="24"/>
+      </w:rPr>
+    </w:lvl>
+    <w:lvl w:ilvl="1" w:tplc="04090003" w:tentative="1">
+      <w:start w:val="1"/>
+      <w:numFmt w:val="bullet"/>
+      <w:lvlText w:val="o"/>
+      <w:lvlJc w:val="left"/>
+      <w:pPr>
+        <w:ind w:left="1440" w:hanging="360"/>
+      </w:pPr>
+      <w:rPr>
+        <w:rFonts w:ascii="Courier New" w:hAnsi="Courier New" w:cs="Courier New" w:hint="default"/>
+      </w:rPr>
+    </w:lvl>
+    <w:lvl w:ilvl="2" w:tplc="04090005" w:tentative="1">
+      <w:start w:val="1"/>
+      <w:numFmt w:val="bullet"/>
+      <w:lvlText w:val=""/>
+      <w:lvlJc w:val="left"/>
+      <w:pPr>
+        <w:ind w:left="2160" w:hanging="360"/>
+      </w:pPr>
+      <w:rPr>
+        <w:rFonts w:ascii="Wingdings" w:hAnsi="Wingdings" w:hint="default"/>
+      </w:rPr>
+    </w:lvl>
+    <w:lvl w:ilvl="3" w:tplc="04090001" w:tentative="1">
+      <w:start w:val="1"/>
+      <w:numFmt w:val="bullet"/>
+      <w:lvlText w:val=""/>
+      <w:lvlJc w:val="left"/>
+      <w:pPr>
+        <w:ind w:left="2880" w:hanging="360"/>
+      </w:pPr>
+      <w:rPr>
+        <w:rFonts w:ascii="Symbol" w:hAnsi="Symbol" w:hint="default"/>
+      </w:rPr>
+    </w:lvl>
+    <w:lvl w:ilvl="4" w:tplc="04090003" w:tentative="1">
+      <w:start w:val="1"/>
+      <w:numFmt w:val="bullet"/>
+      <w:lvlText w:val="o"/>
+      <w:lvlJc w:val="left"/>
+      <w:pPr>
+        <w:ind w:left="3600" w:hanging="360"/>
+      </w:pPr>
+      <w:rPr>
+        <w:rFonts w:ascii="Courier New" w:hAnsi="Courier New" w:cs="Courier New" w:hint="default"/>
+      </w:rPr>
+    </w:lvl>
+    <w:lvl w:ilvl="5" w:tplc="04090005" w:tentative="1">
+      <w:start w:val="1"/>
+      <w:numFmt w:val="bullet"/>
+      <w:lvlText w:val=""/>
+      <w:lvlJc w:val="left"/>
+      <w:pPr>
+        <w:ind w:left="4320" w:hanging="360"/>
+      </w:pPr>
+      <w:rPr>
+        <w:rFonts w:ascii="Wingdings" w:hAnsi="Wingdings" w:hint="default"/>
+      </w:rPr>
+    </w:lvl>
+    <w:lvl w:ilvl="6" w:tplc="04090001" w:tentative="1">
+      <w:start w:val="1"/>
+      <w:numFmt w:val="bullet"/>
+      <w:lvlText w:val=""/>
+      <w:lvlJc w:val="left"/>
+      <w:pPr>
+        <w:ind w:left="5040" w:hanging="360"/>
+      </w:pPr>
+      <w:rPr>
+        <w:rFonts w:ascii="Symbol" w:hAnsi="Symbol" w:hint="default"/>
+      </w:rPr>
+    </w:lvl>
+    <w:lvl w:ilvl="7" w:tplc="04090003" w:tentative="1">
+      <w:start w:val="1"/>
+      <w:numFmt w:val="bullet"/>
+      <w:lvlText w:val="o"/>
+      <w:lvlJc w:val="left"/>
+      <w:pPr>
+        <w:ind w:left="5760" w:hanging="360"/>
+      </w:pPr>
+      <w:rPr>
+        <w:rFonts w:ascii="Courier New" w:hAnsi="Courier New" w:cs="Courier New" w:hint="default"/>
+      </w:rPr>
+    </w:lvl>
+    <w:lvl w:ilvl="8" w:tplc="04090005" w:tentative="1">
+      <w:start w:val="1"/>
+      <w:numFmt w:val="bullet"/>
+      <w:lvlText w:val=""/>
+      <w:lvlJc w:val="left"/>
+      <w:pPr>
+        <w:ind w:left="6480" w:hanging="360"/>
+      </w:pPr>
+      <w:rPr>
+        <w:rFonts w:ascii="Wingdings" w:hAnsi="Wingdings" w:hint="default"/>
+      </w:rPr>
+    </w:lvl>
+  </w:abstractNum>
+  <w:abstractNum w:abstractNumId="17" w15:restartNumberingAfterBreak="0">
+    <w:nsid w:val="5D2B7F3A"/>
+    <w:multiLevelType w:val="hybridMultilevel"/>
+    <w:tmpl w:val="42CE326A"/>
+    <w:lvl w:ilvl="0" w:tplc="A9A23194">
+      <w:start w:val="1"/>
+      <w:numFmt w:val="bullet"/>
+      <w:lvlText w:val=""/>
+      <w:lvlJc w:val="left"/>
+      <w:pPr>
+        <w:ind w:left="360" w:hanging="360"/>
+      </w:pPr>
+      <w:rPr>
+        <w:rFonts w:ascii="Wingdings" w:hAnsi="Wingdings" w:hint="default"/>
+        <w:sz w:val="24"/>
+        <w:szCs w:val="24"/>
+      </w:rPr>
+    </w:lvl>
+    <w:lvl w:ilvl="1" w:tplc="04090003" w:tentative="1">
+      <w:start w:val="1"/>
+      <w:numFmt w:val="bullet"/>
+      <w:lvlText w:val="o"/>
+      <w:lvlJc w:val="left"/>
+      <w:pPr>
+        <w:ind w:left="1440" w:hanging="360"/>
+      </w:pPr>
+      <w:rPr>
+        <w:rFonts w:ascii="Courier New" w:hAnsi="Courier New" w:cs="Courier New" w:hint="default"/>
+      </w:rPr>
+    </w:lvl>
+    <w:lvl w:ilvl="2" w:tplc="04090005" w:tentative="1">
+      <w:start w:val="1"/>
+      <w:numFmt w:val="bullet"/>
+      <w:lvlText w:val=""/>
+      <w:lvlJc w:val="left"/>
+      <w:pPr>
+        <w:ind w:left="2160" w:hanging="360"/>
+      </w:pPr>
+      <w:rPr>
+        <w:rFonts w:ascii="Wingdings" w:hAnsi="Wingdings" w:hint="default"/>
+      </w:rPr>
+    </w:lvl>
+    <w:lvl w:ilvl="3" w:tplc="04090001" w:tentative="1">
+      <w:start w:val="1"/>
+      <w:numFmt w:val="bullet"/>
+      <w:lvlText w:val=""/>
+      <w:lvlJc w:val="left"/>
+      <w:pPr>
+        <w:ind w:left="2880" w:hanging="360"/>
+      </w:pPr>
+      <w:rPr>
+        <w:rFonts w:ascii="Symbol" w:hAnsi="Symbol" w:hint="default"/>
+      </w:rPr>
+    </w:lvl>
+    <w:lvl w:ilvl="4" w:tplc="04090003" w:tentative="1">
+      <w:start w:val="1"/>
+      <w:numFmt w:val="bullet"/>
+      <w:lvlText w:val="o"/>
+      <w:lvlJc w:val="left"/>
+      <w:pPr>
+        <w:ind w:left="3600" w:hanging="360"/>
+      </w:pPr>
+      <w:rPr>
+        <w:rFonts w:ascii="Courier New" w:hAnsi="Courier New" w:cs="Courier New" w:hint="default"/>
+      </w:rPr>
+    </w:lvl>
+    <w:lvl w:ilvl="5" w:tplc="04090005" w:tentative="1">
+      <w:start w:val="1"/>
+      <w:numFmt w:val="bullet"/>
+      <w:lvlText w:val=""/>
+      <w:lvlJc w:val="left"/>
+      <w:pPr>
+        <w:ind w:left="4320" w:hanging="360"/>
+      </w:pPr>
+      <w:rPr>
+        <w:rFonts w:ascii="Wingdings" w:hAnsi="Wingdings" w:hint="default"/>
+      </w:rPr>
+    </w:lvl>
+    <w:lvl w:ilvl="6" w:tplc="04090001" w:tentative="1">
+      <w:start w:val="1"/>
+      <w:numFmt w:val="bullet"/>
+      <w:lvlText w:val=""/>
+      <w:lvlJc w:val="left"/>
+      <w:pPr>
+        <w:ind w:left="5040" w:hanging="360"/>
+      </w:pPr>
+      <w:rPr>
+        <w:rFonts w:ascii="Symbol" w:hAnsi="Symbol" w:hint="default"/>
+      </w:rPr>
+    </w:lvl>
+    <w:lvl w:ilvl="7" w:tplc="04090003" w:tentative="1">
+      <w:start w:val="1"/>
+      <w:numFmt w:val="bullet"/>
+      <w:lvlText w:val="o"/>
+      <w:lvlJc w:val="left"/>
+      <w:pPr>
+        <w:ind w:left="5760" w:hanging="360"/>
+      </w:pPr>
+      <w:rPr>
+        <w:rFonts w:ascii="Courier New" w:hAnsi="Courier New" w:cs="Courier New" w:hint="default"/>
+      </w:rPr>
+    </w:lvl>
+    <w:lvl w:ilvl="8" w:tplc="04090005" w:tentative="1">
+      <w:start w:val="1"/>
+      <w:numFmt w:val="bullet"/>
+      <w:lvlText w:val=""/>
+      <w:lvlJc w:val="left"/>
+      <w:pPr>
+        <w:ind w:left="6480" w:hanging="360"/>
+      </w:pPr>
+      <w:rPr>
+        <w:rFonts w:ascii="Wingdings" w:hAnsi="Wingdings" w:hint="default"/>
+      </w:rPr>
+    </w:lvl>
+  </w:abstractNum>
+  <w:abstractNum w:abstractNumId="18" w15:restartNumberingAfterBreak="0">
+    <w:nsid w:val="5EE07681"/>
+    <w:multiLevelType w:val="hybridMultilevel"/>
+    <w:tmpl w:val="215E5D66"/>
+    <w:lvl w:ilvl="0" w:tplc="A9A23194">
+      <w:start w:val="1"/>
+      <w:numFmt w:val="bullet"/>
+      <w:lvlText w:val=""/>
+      <w:lvlJc w:val="left"/>
+      <w:pPr>
+        <w:ind w:left="360" w:hanging="360"/>
+      </w:pPr>
+      <w:rPr>
+        <w:rFonts w:ascii="Wingdings" w:hAnsi="Wingdings" w:hint="default"/>
+        <w:sz w:val="24"/>
+        <w:szCs w:val="24"/>
+      </w:rPr>
+    </w:lvl>
+    <w:lvl w:ilvl="1" w:tplc="04090003" w:tentative="1">
+      <w:start w:val="1"/>
+      <w:numFmt w:val="bullet"/>
+      <w:lvlText w:val="o"/>
+      <w:lvlJc w:val="left"/>
+      <w:pPr>
+        <w:ind w:left="1440" w:hanging="360"/>
+      </w:pPr>
+      <w:rPr>
+        <w:rFonts w:ascii="Courier New" w:hAnsi="Courier New" w:cs="Courier New" w:hint="default"/>
+      </w:rPr>
+    </w:lvl>
+    <w:lvl w:ilvl="2" w:tplc="04090005" w:tentative="1">
+      <w:start w:val="1"/>
+      <w:numFmt w:val="bullet"/>
+      <w:lvlText w:val=""/>
+      <w:lvlJc w:val="left"/>
+      <w:pPr>
+        <w:ind w:left="2160" w:hanging="360"/>
+      </w:pPr>
+      <w:rPr>
+        <w:rFonts w:ascii="Wingdings" w:hAnsi="Wingdings" w:hint="default"/>
+      </w:rPr>
+    </w:lvl>
+    <w:lvl w:ilvl="3" w:tplc="04090001" w:tentative="1">
+      <w:start w:val="1"/>
+      <w:numFmt w:val="bullet"/>
+      <w:lvlText w:val=""/>
+      <w:lvlJc w:val="left"/>
+      <w:pPr>
+        <w:ind w:left="2880" w:hanging="360"/>
+      </w:pPr>
+      <w:rPr>
+        <w:rFonts w:ascii="Symbol" w:hAnsi="Symbol" w:hint="default"/>
+      </w:rPr>
+    </w:lvl>
+    <w:lvl w:ilvl="4" w:tplc="04090003" w:tentative="1">
+      <w:start w:val="1"/>
+      <w:numFmt w:val="bullet"/>
+      <w:lvlText w:val="o"/>
+      <w:lvlJc w:val="left"/>
+      <w:pPr>
+        <w:ind w:left="3600" w:hanging="360"/>
+      </w:pPr>
+      <w:rPr>
+        <w:rFonts w:ascii="Courier New" w:hAnsi="Courier New" w:cs="Courier New" w:hint="default"/>
+      </w:rPr>
+    </w:lvl>
+    <w:lvl w:ilvl="5" w:tplc="04090005" w:tentative="1">
+      <w:start w:val="1"/>
+      <w:numFmt w:val="bullet"/>
+      <w:lvlText w:val=""/>
+      <w:lvlJc w:val="left"/>
+      <w:pPr>
+        <w:ind w:left="4320" w:hanging="360"/>
+      </w:pPr>
+      <w:rPr>
+        <w:rFonts w:ascii="Wingdings" w:hAnsi="Wingdings" w:hint="default"/>
+      </w:rPr>
+    </w:lvl>
+    <w:lvl w:ilvl="6" w:tplc="04090001" w:tentative="1">
+      <w:start w:val="1"/>
+      <w:numFmt w:val="bullet"/>
+      <w:lvlText w:val=""/>
+      <w:lvlJc w:val="left"/>
+      <w:pPr>
+        <w:ind w:left="5040" w:hanging="360"/>
+      </w:pPr>
+      <w:rPr>
+        <w:rFonts w:ascii="Symbol" w:hAnsi="Symbol" w:hint="default"/>
+      </w:rPr>
+    </w:lvl>
+    <w:lvl w:ilvl="7" w:tplc="04090003" w:tentative="1">
+      <w:start w:val="1"/>
+      <w:numFmt w:val="bullet"/>
+      <w:lvlText w:val="o"/>
+      <w:lvlJc w:val="left"/>
+      <w:pPr>
+        <w:ind w:left="5760" w:hanging="360"/>
+      </w:pPr>
+      <w:rPr>
+        <w:rFonts w:ascii="Courier New" w:hAnsi="Courier New" w:cs="Courier New" w:hint="default"/>
+      </w:rPr>
+    </w:lvl>
+    <w:lvl w:ilvl="8" w:tplc="04090005" w:tentative="1">
+      <w:start w:val="1"/>
+      <w:numFmt w:val="bullet"/>
+      <w:lvlText w:val=""/>
+      <w:lvlJc w:val="left"/>
+      <w:pPr>
+        <w:ind w:left="6480" w:hanging="360"/>
+      </w:pPr>
+      <w:rPr>
+        <w:rFonts w:ascii="Wingdings" w:hAnsi="Wingdings" w:hint="default"/>
+      </w:rPr>
+    </w:lvl>
+  </w:abstractNum>
+  <w:abstractNum w:abstractNumId="19" w15:restartNumberingAfterBreak="0">
     <w:nsid w:val="5F8E0D82"/>
     <w:multiLevelType w:val="hybridMultilevel"/>
     <w:tmpl w:val="DB1EB92A"/>
@@ -6835,7 +6295,7 @@
       </w:rPr>
     </w:lvl>
   </w:abstractNum>
-  <w:abstractNum w:abstractNumId="14" w15:restartNumberingAfterBreak="0">
+  <w:abstractNum w:abstractNumId="20" w15:restartNumberingAfterBreak="0">
     <w:nsid w:val="60EC7EEA"/>
     <w:multiLevelType w:val="hybridMultilevel"/>
     <w:tmpl w:val="5E56862A"/>
@@ -6948,7 +6408,7 @@
       </w:rPr>
     </w:lvl>
   </w:abstractNum>
-  <w:abstractNum w:abstractNumId="15" w15:restartNumberingAfterBreak="0">
+  <w:abstractNum w:abstractNumId="21" w15:restartNumberingAfterBreak="0">
     <w:nsid w:val="6FFA22F6"/>
     <w:multiLevelType w:val="multilevel"/>
     <w:tmpl w:val="EBACB3F4"/>
@@ -7061,7 +6521,7 @@
       </w:rPr>
     </w:lvl>
   </w:abstractNum>
-  <w:abstractNum w:abstractNumId="16" w15:restartNumberingAfterBreak="0">
+  <w:abstractNum w:abstractNumId="22" w15:restartNumberingAfterBreak="0">
     <w:nsid w:val="712E3FC5"/>
     <w:multiLevelType w:val="hybridMultilevel"/>
     <w:tmpl w:val="74043FCC"/>
@@ -7174,7 +6634,7 @@
       </w:rPr>
     </w:lvl>
   </w:abstractNum>
-  <w:abstractNum w:abstractNumId="17" w15:restartNumberingAfterBreak="0">
+  <w:abstractNum w:abstractNumId="23" w15:restartNumberingAfterBreak="0">
     <w:nsid w:val="728A5CAB"/>
     <w:multiLevelType w:val="hybridMultilevel"/>
     <w:tmpl w:val="92BEE96A"/>
@@ -7287,7 +6747,7 @@
       </w:rPr>
     </w:lvl>
   </w:abstractNum>
-  <w:abstractNum w:abstractNumId="18" w15:restartNumberingAfterBreak="0">
+  <w:abstractNum w:abstractNumId="24" w15:restartNumberingAfterBreak="0">
     <w:nsid w:val="738F1137"/>
     <w:multiLevelType w:val="hybridMultilevel"/>
     <w:tmpl w:val="45625344"/>
@@ -7400,41 +6860,271 @@
       </w:rPr>
     </w:lvl>
   </w:abstractNum>
+  <w:abstractNum w:abstractNumId="25" w15:restartNumberingAfterBreak="0">
+    <w:nsid w:val="7844293F"/>
+    <w:multiLevelType w:val="hybridMultilevel"/>
+    <w:tmpl w:val="1D14EA72"/>
+    <w:lvl w:ilvl="0" w:tplc="A9A23194">
+      <w:start w:val="1"/>
+      <w:numFmt w:val="bullet"/>
+      <w:lvlText w:val=""/>
+      <w:lvlJc w:val="left"/>
+      <w:pPr>
+        <w:ind w:left="360" w:hanging="360"/>
+      </w:pPr>
+      <w:rPr>
+        <w:rFonts w:ascii="Wingdings" w:hAnsi="Wingdings" w:hint="default"/>
+        <w:sz w:val="24"/>
+        <w:szCs w:val="24"/>
+      </w:rPr>
+    </w:lvl>
+    <w:lvl w:ilvl="1" w:tplc="04090003" w:tentative="1">
+      <w:start w:val="1"/>
+      <w:numFmt w:val="bullet"/>
+      <w:lvlText w:val="o"/>
+      <w:lvlJc w:val="left"/>
+      <w:pPr>
+        <w:ind w:left="1440" w:hanging="360"/>
+      </w:pPr>
+      <w:rPr>
+        <w:rFonts w:ascii="Courier New" w:hAnsi="Courier New" w:cs="Courier New" w:hint="default"/>
+      </w:rPr>
+    </w:lvl>
+    <w:lvl w:ilvl="2" w:tplc="04090005" w:tentative="1">
+      <w:start w:val="1"/>
+      <w:numFmt w:val="bullet"/>
+      <w:lvlText w:val=""/>
+      <w:lvlJc w:val="left"/>
+      <w:pPr>
+        <w:ind w:left="2160" w:hanging="360"/>
+      </w:pPr>
+      <w:rPr>
+        <w:rFonts w:ascii="Wingdings" w:hAnsi="Wingdings" w:hint="default"/>
+      </w:rPr>
+    </w:lvl>
+    <w:lvl w:ilvl="3" w:tplc="04090001" w:tentative="1">
+      <w:start w:val="1"/>
+      <w:numFmt w:val="bullet"/>
+      <w:lvlText w:val=""/>
+      <w:lvlJc w:val="left"/>
+      <w:pPr>
+        <w:ind w:left="2880" w:hanging="360"/>
+      </w:pPr>
+      <w:rPr>
+        <w:rFonts w:ascii="Symbol" w:hAnsi="Symbol" w:hint="default"/>
+      </w:rPr>
+    </w:lvl>
+    <w:lvl w:ilvl="4" w:tplc="04090003" w:tentative="1">
+      <w:start w:val="1"/>
+      <w:numFmt w:val="bullet"/>
+      <w:lvlText w:val="o"/>
+      <w:lvlJc w:val="left"/>
+      <w:pPr>
+        <w:ind w:left="3600" w:hanging="360"/>
+      </w:pPr>
+      <w:rPr>
+        <w:rFonts w:ascii="Courier New" w:hAnsi="Courier New" w:cs="Courier New" w:hint="default"/>
+      </w:rPr>
+    </w:lvl>
+    <w:lvl w:ilvl="5" w:tplc="04090005" w:tentative="1">
+      <w:start w:val="1"/>
+      <w:numFmt w:val="bullet"/>
+      <w:lvlText w:val=""/>
+      <w:lvlJc w:val="left"/>
+      <w:pPr>
+        <w:ind w:left="4320" w:hanging="360"/>
+      </w:pPr>
+      <w:rPr>
+        <w:rFonts w:ascii="Wingdings" w:hAnsi="Wingdings" w:hint="default"/>
+      </w:rPr>
+    </w:lvl>
+    <w:lvl w:ilvl="6" w:tplc="04090001" w:tentative="1">
+      <w:start w:val="1"/>
+      <w:numFmt w:val="bullet"/>
+      <w:lvlText w:val=""/>
+      <w:lvlJc w:val="left"/>
+      <w:pPr>
+        <w:ind w:left="5040" w:hanging="360"/>
+      </w:pPr>
+      <w:rPr>
+        <w:rFonts w:ascii="Symbol" w:hAnsi="Symbol" w:hint="default"/>
+      </w:rPr>
+    </w:lvl>
+    <w:lvl w:ilvl="7" w:tplc="04090003" w:tentative="1">
+      <w:start w:val="1"/>
+      <w:numFmt w:val="bullet"/>
+      <w:lvlText w:val="o"/>
+      <w:lvlJc w:val="left"/>
+      <w:pPr>
+        <w:ind w:left="5760" w:hanging="360"/>
+      </w:pPr>
+      <w:rPr>
+        <w:rFonts w:ascii="Courier New" w:hAnsi="Courier New" w:cs="Courier New" w:hint="default"/>
+      </w:rPr>
+    </w:lvl>
+    <w:lvl w:ilvl="8" w:tplc="04090005" w:tentative="1">
+      <w:start w:val="1"/>
+      <w:numFmt w:val="bullet"/>
+      <w:lvlText w:val=""/>
+      <w:lvlJc w:val="left"/>
+      <w:pPr>
+        <w:ind w:left="6480" w:hanging="360"/>
+      </w:pPr>
+      <w:rPr>
+        <w:rFonts w:ascii="Wingdings" w:hAnsi="Wingdings" w:hint="default"/>
+      </w:rPr>
+    </w:lvl>
+  </w:abstractNum>
+  <w:abstractNum w:abstractNumId="26" w15:restartNumberingAfterBreak="0">
+    <w:nsid w:val="7DE62E0E"/>
+    <w:multiLevelType w:val="hybridMultilevel"/>
+    <w:tmpl w:val="0BE6DD28"/>
+    <w:lvl w:ilvl="0" w:tplc="A9A23194">
+      <w:start w:val="1"/>
+      <w:numFmt w:val="bullet"/>
+      <w:lvlText w:val=""/>
+      <w:lvlJc w:val="left"/>
+      <w:pPr>
+        <w:ind w:left="720" w:hanging="360"/>
+      </w:pPr>
+      <w:rPr>
+        <w:rFonts w:ascii="Wingdings" w:hAnsi="Wingdings" w:hint="default"/>
+        <w:sz w:val="24"/>
+        <w:szCs w:val="24"/>
+      </w:rPr>
+    </w:lvl>
+    <w:lvl w:ilvl="1" w:tplc="04090003" w:tentative="1">
+      <w:start w:val="1"/>
+      <w:numFmt w:val="bullet"/>
+      <w:lvlText w:val="o"/>
+      <w:lvlJc w:val="left"/>
+      <w:pPr>
+        <w:ind w:left="1800" w:hanging="360"/>
+      </w:pPr>
+      <w:rPr>
+        <w:rFonts w:ascii="Courier New" w:hAnsi="Courier New" w:cs="Courier New" w:hint="default"/>
+      </w:rPr>
+    </w:lvl>
+    <w:lvl w:ilvl="2" w:tplc="04090005" w:tentative="1">
+      <w:start w:val="1"/>
+      <w:numFmt w:val="bullet"/>
+      <w:lvlText w:val=""/>
+      <w:lvlJc w:val="left"/>
+      <w:pPr>
+        <w:ind w:left="2520" w:hanging="360"/>
+      </w:pPr>
+      <w:rPr>
+        <w:rFonts w:ascii="Wingdings" w:hAnsi="Wingdings" w:hint="default"/>
+      </w:rPr>
+    </w:lvl>
+    <w:lvl w:ilvl="3" w:tplc="04090001" w:tentative="1">
+      <w:start w:val="1"/>
+      <w:numFmt w:val="bullet"/>
+      <w:lvlText w:val=""/>
+      <w:lvlJc w:val="left"/>
+      <w:pPr>
+        <w:ind w:left="3240" w:hanging="360"/>
+      </w:pPr>
+      <w:rPr>
+        <w:rFonts w:ascii="Symbol" w:hAnsi="Symbol" w:hint="default"/>
+      </w:rPr>
+    </w:lvl>
+    <w:lvl w:ilvl="4" w:tplc="04090003" w:tentative="1">
+      <w:start w:val="1"/>
+      <w:numFmt w:val="bullet"/>
+      <w:lvlText w:val="o"/>
+      <w:lvlJc w:val="left"/>
+      <w:pPr>
+        <w:ind w:left="3960" w:hanging="360"/>
+      </w:pPr>
+      <w:rPr>
+        <w:rFonts w:ascii="Courier New" w:hAnsi="Courier New" w:cs="Courier New" w:hint="default"/>
+      </w:rPr>
+    </w:lvl>
+    <w:lvl w:ilvl="5" w:tplc="04090005" w:tentative="1">
+      <w:start w:val="1"/>
+      <w:numFmt w:val="bullet"/>
+      <w:lvlText w:val=""/>
+      <w:lvlJc w:val="left"/>
+      <w:pPr>
+        <w:ind w:left="4680" w:hanging="360"/>
+      </w:pPr>
+      <w:rPr>
+        <w:rFonts w:ascii="Wingdings" w:hAnsi="Wingdings" w:hint="default"/>
+      </w:rPr>
+    </w:lvl>
+    <w:lvl w:ilvl="6" w:tplc="04090001" w:tentative="1">
+      <w:start w:val="1"/>
+      <w:numFmt w:val="bullet"/>
+      <w:lvlText w:val=""/>
+      <w:lvlJc w:val="left"/>
+      <w:pPr>
+        <w:ind w:left="5400" w:hanging="360"/>
+      </w:pPr>
+      <w:rPr>
+        <w:rFonts w:ascii="Symbol" w:hAnsi="Symbol" w:hint="default"/>
+      </w:rPr>
+    </w:lvl>
+    <w:lvl w:ilvl="7" w:tplc="04090003" w:tentative="1">
+      <w:start w:val="1"/>
+      <w:numFmt w:val="bullet"/>
+      <w:lvlText w:val="o"/>
+      <w:lvlJc w:val="left"/>
+      <w:pPr>
+        <w:ind w:left="6120" w:hanging="360"/>
+      </w:pPr>
+      <w:rPr>
+        <w:rFonts w:ascii="Courier New" w:hAnsi="Courier New" w:cs="Courier New" w:hint="default"/>
+      </w:rPr>
+    </w:lvl>
+    <w:lvl w:ilvl="8" w:tplc="04090005" w:tentative="1">
+      <w:start w:val="1"/>
+      <w:numFmt w:val="bullet"/>
+      <w:lvlText w:val=""/>
+      <w:lvlJc w:val="left"/>
+      <w:pPr>
+        <w:ind w:left="6840" w:hanging="360"/>
+      </w:pPr>
+      <w:rPr>
+        <w:rFonts w:ascii="Wingdings" w:hAnsi="Wingdings" w:hint="default"/>
+      </w:rPr>
+    </w:lvl>
+  </w:abstractNum>
   <w:num w:numId="1" w16cid:durableId="814686933">
-    <w:abstractNumId w:val="9"/>
+    <w:abstractNumId w:val="11"/>
   </w:num>
   <w:num w:numId="2" w16cid:durableId="1324434960">
+    <w:abstractNumId w:val="20"/>
+  </w:num>
+  <w:num w:numId="3" w16cid:durableId="859507066">
+    <w:abstractNumId w:val="15"/>
+  </w:num>
+  <w:num w:numId="4" w16cid:durableId="158277627">
     <w:abstractNumId w:val="14"/>
   </w:num>
-  <w:num w:numId="3" w16cid:durableId="859507066">
-    <w:abstractNumId w:val="12"/>
-  </w:num>
-  <w:num w:numId="4" w16cid:durableId="158277627">
-    <w:abstractNumId w:val="11"/>
-  </w:num>
   <w:num w:numId="5" w16cid:durableId="1925605918">
-    <w:abstractNumId w:val="18"/>
+    <w:abstractNumId w:val="24"/>
   </w:num>
   <w:num w:numId="6" w16cid:durableId="178083057">
     <w:abstractNumId w:val="2"/>
   </w:num>
   <w:num w:numId="7" w16cid:durableId="205682367">
+    <w:abstractNumId w:val="9"/>
+  </w:num>
+  <w:num w:numId="8" w16cid:durableId="137646633">
     <w:abstractNumId w:val="8"/>
   </w:num>
-  <w:num w:numId="8" w16cid:durableId="137646633">
-    <w:abstractNumId w:val="7"/>
-  </w:num>
   <w:num w:numId="9" w16cid:durableId="1267348466">
-    <w:abstractNumId w:val="15"/>
+    <w:abstractNumId w:val="21"/>
   </w:num>
   <w:num w:numId="10" w16cid:durableId="1014302902">
-    <w:abstractNumId w:val="17"/>
+    <w:abstractNumId w:val="23"/>
   </w:num>
   <w:num w:numId="11" w16cid:durableId="334697921">
     <w:abstractNumId w:val="0"/>
   </w:num>
   <w:num w:numId="12" w16cid:durableId="1418752164">
-    <w:abstractNumId w:val="13"/>
+    <w:abstractNumId w:val="19"/>
   </w:num>
   <w:num w:numId="13" w16cid:durableId="1232933549">
     <w:abstractNumId w:val="5"/>
@@ -7446,10 +7136,10 @@
     <w:abstractNumId w:val="3"/>
   </w:num>
   <w:num w:numId="16" w16cid:durableId="1302080488">
-    <w:abstractNumId w:val="16"/>
+    <w:abstractNumId w:val="22"/>
   </w:num>
   <w:num w:numId="17" w16cid:durableId="738987264">
-    <w:abstractNumId w:val="10"/>
+    <w:abstractNumId w:val="12"/>
   </w:num>
   <w:num w:numId="18" w16cid:durableId="1519736249">
     <w:abstractNumId w:val="6"/>
@@ -7457,11 +7147,35 @@
   <w:num w:numId="19" w16cid:durableId="1078017791">
     <w:abstractNumId w:val="1"/>
   </w:num>
+  <w:num w:numId="20" w16cid:durableId="150800626">
+    <w:abstractNumId w:val="17"/>
+  </w:num>
+  <w:num w:numId="21" w16cid:durableId="2054648216">
+    <w:abstractNumId w:val="7"/>
+  </w:num>
+  <w:num w:numId="22" w16cid:durableId="510416318">
+    <w:abstractNumId w:val="10"/>
+  </w:num>
+  <w:num w:numId="23" w16cid:durableId="357974579">
+    <w:abstractNumId w:val="18"/>
+  </w:num>
+  <w:num w:numId="24" w16cid:durableId="1217737994">
+    <w:abstractNumId w:val="26"/>
+  </w:num>
+  <w:num w:numId="25" w16cid:durableId="788743050">
+    <w:abstractNumId w:val="13"/>
+  </w:num>
+  <w:num w:numId="26" w16cid:durableId="726612143">
+    <w:abstractNumId w:val="16"/>
+  </w:num>
+  <w:num w:numId="27" w16cid:durableId="875003845">
+    <w:abstractNumId w:val="25"/>
+  </w:num>
 </w:numbering>
 </file>
 
 <file path=word/styles.xml><?xml version="1.0" encoding="utf-8"?>
-<w:styles xmlns:mc="http://schemas.openxmlformats.org/markup-compatibility/2006" xmlns:r="http://schemas.openxmlformats.org/officeDocument/2006/relationships" xmlns:w="http://schemas.openxmlformats.org/wordprocessingml/2006/main" xmlns:w14="http://schemas.microsoft.com/office/word/2010/wordml" xmlns:w15="http://schemas.microsoft.com/office/word/2012/wordml" xmlns:w16cex="http://schemas.microsoft.com/office/word/2018/wordml/cex" xmlns:w16cid="http://schemas.microsoft.com/office/word/2016/wordml/cid" xmlns:w16="http://schemas.microsoft.com/office/word/2018/wordml" xmlns:w16du="http://schemas.microsoft.com/office/word/2023/wordml/word16du" xmlns:w16sdtdh="http://schemas.microsoft.com/office/word/2020/wordml/sdtdatahash" xmlns:w16se="http://schemas.microsoft.com/office/word/2015/wordml/symex" mc:Ignorable="w14 w15 w16se w16cid w16 w16cex w16sdtdh w16du">
+<w:styles xmlns:mc="http://schemas.openxmlformats.org/markup-compatibility/2006" xmlns:r="http://schemas.openxmlformats.org/officeDocument/2006/relationships" xmlns:w="http://schemas.openxmlformats.org/wordprocessingml/2006/main" xmlns:w14="http://schemas.microsoft.com/office/word/2010/wordml" xmlns:w15="http://schemas.microsoft.com/office/word/2012/wordml" xmlns:w16cex="http://schemas.microsoft.com/office/word/2018/wordml/cex" xmlns:w16cid="http://schemas.microsoft.com/office/word/2016/wordml/cid" xmlns:w16="http://schemas.microsoft.com/office/word/2018/wordml" xmlns:w16du="http://schemas.microsoft.com/office/word/2023/wordml/word16du" xmlns:w16sdtdh="http://schemas.microsoft.com/office/word/2020/wordml/sdtdatahash" xmlns:w16sdtfl="http://schemas.microsoft.com/office/word/2024/wordml/sdtformatlock" xmlns:w16se="http://schemas.microsoft.com/office/word/2015/wordml/symex" mc:Ignorable="w14 w15 w16se w16cid w16 w16cex w16sdtdh w16sdtfl w16du">
   <w:docDefaults>
     <w:rPrDefault>
       <w:rPr>
@@ -7856,7 +7570,6 @@
   <w:style w:type="character" w:default="1" w:styleId="DefaultParagraphFont">
     <w:name w:val="Default Paragraph Font"/>
     <w:uiPriority w:val="1"/>
-    <w:semiHidden/>
     <w:unhideWhenUsed/>
   </w:style>
   <w:style w:type="table" w:default="1" w:styleId="TableNormal">

--- a/assets/AdamJarvisResume.docx
+++ b/assets/AdamJarvisResume.docx
@@ -158,6 +158,7 @@
         </w:rPr>
         <w:t>-</w:t>
       </w:r>
+      <w:proofErr w:type="gramStart"/>
       <w:r>
         <w:rPr>
           <w:rFonts w:ascii="Ubuntu" w:hAnsi="Ubuntu"/>
@@ -190,6 +191,7 @@
         </w:rPr>
         <w:t>•</w:t>
       </w:r>
+      <w:proofErr w:type="gramEnd"/>
       <w:r>
         <w:rPr>
           <w:rFonts w:ascii="Ubuntu" w:hAnsi="Ubuntu"/>
@@ -222,6 +224,7 @@
         </w:rPr>
         <w:t xml:space="preserve">, </w:t>
       </w:r>
+      <w:proofErr w:type="gramStart"/>
       <w:r>
         <w:rPr>
           <w:rFonts w:ascii="Ubuntu" w:hAnsi="Ubuntu"/>
@@ -236,7 +239,16 @@
           <w:color w:val="auto"/>
           <w:szCs w:val="20"/>
         </w:rPr>
-        <w:t xml:space="preserve">  •  </w:t>
+        <w:t xml:space="preserve">  •</w:t>
+      </w:r>
+      <w:proofErr w:type="gramEnd"/>
+      <w:r>
+        <w:rPr>
+          <w:rFonts w:ascii="Ubuntu" w:hAnsi="Ubuntu"/>
+          <w:color w:val="auto"/>
+          <w:szCs w:val="20"/>
+        </w:rPr>
+        <w:t xml:space="preserve">  </w:t>
       </w:r>
       <w:hyperlink r:id="rId9" w:history="1">
         <w:r>
@@ -426,17 +438,6 @@
           <w:sz w:val="20"/>
           <w:szCs w:val="20"/>
         </w:rPr>
-        <w:t xml:space="preserve">  </w:t>
-      </w:r>
-      <w:r>
-        <w:rPr>
-          <w:rFonts w:ascii="Ubuntu" w:hAnsi="Ubuntu"/>
-          <w:b/>
-          <w:bCs/>
-          <w:color w:val="auto"/>
-          <w:sz w:val="20"/>
-          <w:szCs w:val="20"/>
-        </w:rPr>
         <w:tab/>
       </w:r>
       <w:r>
@@ -990,7 +991,31 @@
           <w:sz w:val="20"/>
           <w:szCs w:val="20"/>
         </w:rPr>
-        <w:t xml:space="preserve"> (MWA)    </w:t>
+        <w:t xml:space="preserve"> (</w:t>
+      </w:r>
+      <w:proofErr w:type="gramStart"/>
+      <w:r>
+        <w:rPr>
+          <w:rFonts w:ascii="Ubuntu" w:hAnsi="Ubuntu"/>
+          <w:b/>
+          <w:bCs/>
+          <w:color w:val="auto"/>
+          <w:sz w:val="20"/>
+          <w:szCs w:val="20"/>
+        </w:rPr>
+        <w:t xml:space="preserve">MWA)   </w:t>
+      </w:r>
+      <w:proofErr w:type="gramEnd"/>
+      <w:r>
+        <w:rPr>
+          <w:rFonts w:ascii="Ubuntu" w:hAnsi="Ubuntu"/>
+          <w:b/>
+          <w:bCs/>
+          <w:color w:val="auto"/>
+          <w:sz w:val="20"/>
+          <w:szCs w:val="20"/>
+        </w:rPr>
+        <w:t xml:space="preserve"> </w:t>
       </w:r>
       <w:r>
         <w:rPr>
@@ -3277,7 +3302,7 @@
           <w:sz w:val="20"/>
           <w:szCs w:val="20"/>
         </w:rPr>
-        <w:t>PartyLine</w:t>
+        <w:t>CityDriver</w:t>
       </w:r>
       <w:proofErr w:type="spellEnd"/>
       <w:r>
@@ -3294,112 +3319,112 @@
       <w:r>
         <w:rPr>
           <w:rFonts w:ascii="Ubuntu" w:hAnsi="Ubuntu"/>
-          <w:color w:val="auto"/>
-          <w:sz w:val="20"/>
-          <w:szCs w:val="20"/>
-        </w:rPr>
-        <w:t>Angular, Flask, Socket.IO, SQLite</w:t>
-      </w:r>
-      <w:r>
-        <w:rPr>
-          <w:rFonts w:ascii="Ubuntu" w:hAnsi="Ubuntu"/>
-          <w:b/>
-          <w:bCs/>
-          <w:color w:val="auto"/>
-          <w:sz w:val="20"/>
-          <w:szCs w:val="20"/>
-        </w:rPr>
-        <w:tab/>
-      </w:r>
-      <w:r>
-        <w:rPr>
-          <w:rFonts w:ascii="Ubuntu" w:hAnsi="Ubuntu"/>
-          <w:b/>
-          <w:bCs/>
-          <w:color w:val="auto"/>
-          <w:sz w:val="20"/>
-          <w:szCs w:val="20"/>
-        </w:rPr>
-        <w:tab/>
-      </w:r>
-      <w:r>
-        <w:rPr>
-          <w:rFonts w:ascii="Ubuntu" w:hAnsi="Ubuntu"/>
-          <w:b/>
-          <w:bCs/>
-          <w:color w:val="auto"/>
-          <w:sz w:val="20"/>
-          <w:szCs w:val="20"/>
-        </w:rPr>
-        <w:tab/>
-      </w:r>
-      <w:r>
-        <w:rPr>
-          <w:rFonts w:ascii="Ubuntu" w:hAnsi="Ubuntu"/>
-          <w:b/>
-          <w:bCs/>
-          <w:color w:val="auto"/>
-          <w:sz w:val="20"/>
-          <w:szCs w:val="20"/>
-        </w:rPr>
-        <w:tab/>
-      </w:r>
-      <w:r>
-        <w:rPr>
-          <w:rFonts w:ascii="Ubuntu" w:hAnsi="Ubuntu"/>
-          <w:b/>
-          <w:bCs/>
-          <w:color w:val="auto"/>
-          <w:sz w:val="20"/>
-          <w:szCs w:val="20"/>
-        </w:rPr>
-        <w:tab/>
-        <w:t xml:space="preserve">  </w:t>
-      </w:r>
-      <w:r>
-        <w:rPr>
-          <w:rFonts w:ascii="Ubuntu" w:hAnsi="Ubuntu"/>
-          <w:b/>
-          <w:bCs/>
-          <w:color w:val="auto"/>
-          <w:sz w:val="20"/>
-          <w:szCs w:val="20"/>
-        </w:rPr>
-        <w:t xml:space="preserve">  </w:t>
-      </w:r>
-      <w:r>
-        <w:rPr>
-          <w:rFonts w:ascii="Ubuntu" w:hAnsi="Ubuntu"/>
-          <w:b/>
-          <w:bCs/>
-          <w:color w:val="auto"/>
-          <w:sz w:val="20"/>
-          <w:szCs w:val="20"/>
-        </w:rPr>
-        <w:t xml:space="preserve">          </w:t>
-      </w:r>
-      <w:r>
-        <w:rPr>
-          <w:rFonts w:ascii="Ubuntu" w:hAnsi="Ubuntu"/>
-          <w:b/>
-          <w:bCs/>
-          <w:color w:val="auto"/>
-          <w:sz w:val="20"/>
-          <w:szCs w:val="20"/>
-        </w:rPr>
-        <w:t xml:space="preserve">         </w:t>
-      </w:r>
-      <w:r>
-        <w:rPr>
-          <w:rFonts w:ascii="Ubuntu" w:hAnsi="Ubuntu"/>
-          <w:b/>
-          <w:bCs/>
-          <w:color w:val="auto"/>
-          <w:sz w:val="20"/>
-          <w:szCs w:val="20"/>
-        </w:rPr>
-        <w:tab/>
-        <w:t xml:space="preserve">  Aug.</w:t>
+          <w:b/>
+          <w:bCs/>
+          <w:color w:val="auto"/>
+          <w:sz w:val="20"/>
+          <w:szCs w:val="20"/>
+        </w:rPr>
+        <w:t>J</w:t>
+      </w:r>
+      <w:r>
+        <w:rPr>
+          <w:rFonts w:ascii="Ubuntu" w:hAnsi="Ubuntu"/>
+          <w:color w:val="auto"/>
+          <w:sz w:val="20"/>
+          <w:szCs w:val="20"/>
+        </w:rPr>
+        <w:t>avaScript, Three.js, Vite, Electron</w:t>
+      </w:r>
+      <w:r>
+        <w:rPr>
+          <w:rFonts w:ascii="Ubuntu" w:hAnsi="Ubuntu"/>
+          <w:b/>
+          <w:bCs/>
+          <w:color w:val="auto"/>
+          <w:sz w:val="20"/>
+          <w:szCs w:val="20"/>
+        </w:rPr>
+        <w:tab/>
+      </w:r>
+      <w:r>
+        <w:rPr>
+          <w:rFonts w:ascii="Ubuntu" w:hAnsi="Ubuntu"/>
+          <w:b/>
+          <w:bCs/>
+          <w:color w:val="auto"/>
+          <w:sz w:val="20"/>
+          <w:szCs w:val="20"/>
+        </w:rPr>
+        <w:tab/>
+      </w:r>
+      <w:r>
+        <w:rPr>
+          <w:rFonts w:ascii="Ubuntu" w:hAnsi="Ubuntu"/>
+          <w:b/>
+          <w:bCs/>
+          <w:color w:val="auto"/>
+          <w:sz w:val="20"/>
+          <w:szCs w:val="20"/>
+        </w:rPr>
+        <w:tab/>
+      </w:r>
+      <w:r>
+        <w:rPr>
+          <w:rFonts w:ascii="Ubuntu" w:hAnsi="Ubuntu"/>
+          <w:b/>
+          <w:bCs/>
+          <w:color w:val="auto"/>
+          <w:sz w:val="20"/>
+          <w:szCs w:val="20"/>
+        </w:rPr>
+        <w:tab/>
+      </w:r>
+      <w:r>
+        <w:rPr>
+          <w:rFonts w:ascii="Ubuntu" w:hAnsi="Ubuntu"/>
+          <w:b/>
+          <w:bCs/>
+          <w:color w:val="auto"/>
+          <w:sz w:val="20"/>
+          <w:szCs w:val="20"/>
+        </w:rPr>
+        <w:tab/>
+      </w:r>
+      <w:r>
+        <w:rPr>
+          <w:rFonts w:ascii="Ubuntu" w:hAnsi="Ubuntu"/>
+          <w:b/>
+          <w:bCs/>
+          <w:color w:val="auto"/>
+          <w:sz w:val="20"/>
+          <w:szCs w:val="20"/>
+        </w:rPr>
+        <w:t xml:space="preserve"> </w:t>
+      </w:r>
+      <w:r>
+        <w:rPr>
+          <w:rFonts w:ascii="Ubuntu" w:hAnsi="Ubuntu"/>
+          <w:b/>
+          <w:bCs/>
+          <w:color w:val="auto"/>
+          <w:sz w:val="20"/>
+          <w:szCs w:val="20"/>
+        </w:rPr>
+        <w:tab/>
+        <w:t xml:space="preserve"> </w:t>
+      </w:r>
+      <w:r>
+        <w:rPr>
+          <w:rFonts w:ascii="Ubuntu" w:hAnsi="Ubuntu"/>
+          <w:b/>
+          <w:bCs/>
+          <w:color w:val="auto"/>
+          <w:sz w:val="20"/>
+          <w:szCs w:val="20"/>
+        </w:rPr>
+        <w:tab/>
+        <w:t xml:space="preserve"> Aug.</w:t>
       </w:r>
       <w:r>
         <w:rPr>
@@ -3421,7 +3446,7 @@
           <w:sz w:val="20"/>
           <w:szCs w:val="20"/>
         </w:rPr>
-        <w:t>3</w:t>
+        <w:t>5</w:t>
       </w:r>
       <w:r>
         <w:rPr>
@@ -3443,7 +3468,7 @@
           <w:sz w:val="20"/>
           <w:szCs w:val="20"/>
         </w:rPr>
-        <w:t>June 2024</w:t>
+        <w:t>Sept. 2026</w:t>
       </w:r>
     </w:p>
     <w:p>
@@ -3470,7 +3495,7 @@
           <w:sz w:val="20"/>
           <w:szCs w:val="20"/>
         </w:rPr>
-        <w:t>Built a collaborative web application that allows DJs and party hosts to create crowd-controlled music queues, with real-time updates and Spotify API integration.</w:t>
+        <w:t>Built a 3D arcade taxi game with procedurally generated, continuously streamed city environments, dynamic traffic, pedestrians, weather, and a fare/progression system.</w:t>
       </w:r>
     </w:p>
     <w:p>
@@ -7570,6 +7595,7 @@
   <w:style w:type="character" w:default="1" w:styleId="DefaultParagraphFont">
     <w:name w:val="Default Paragraph Font"/>
     <w:uiPriority w:val="1"/>
+    <w:semiHidden/>
     <w:unhideWhenUsed/>
   </w:style>
   <w:style w:type="table" w:default="1" w:styleId="TableNormal">
